--- a/src/Tests/Inputs/newsletters/05/input.docx
+++ b/src/Tests/Inputs/newsletters/05/input.docx
@@ -1,6 +1,6 @@
 
 <file path=word/document.xml><?xml version="1.0" encoding="utf-8"?>
-<w:document xmlns:wpc="http://schemas.microsoft.com/office/word/2010/wordprocessingCanvas" xmlns:cx="http://schemas.microsoft.com/office/drawing/2014/chartex" xmlns:cx1="http://schemas.microsoft.com/office/drawing/2015/9/8/chartex" xmlns:cx2="http://schemas.microsoft.com/office/drawing/2015/10/21/chartex" xmlns:cx3="http://schemas.microsoft.com/office/drawing/2016/5/9/chartex" xmlns:cx4="http://schemas.microsoft.com/office/drawing/2016/5/10/chartex" xmlns:cx5="http://schemas.microsoft.com/office/drawing/2016/5/11/chartex" xmlns:cx6="http://schemas.microsoft.com/office/drawing/2016/5/12/chartex" xmlns:cx7="http://schemas.microsoft.com/office/drawing/2016/5/13/chartex" xmlns:cx8="http://schemas.microsoft.com/office/drawing/2016/5/14/chartex" xmlns:mc="http://schemas.openxmlformats.org/markup-compatibility/2006" xmlns:aink="http://schemas.microsoft.com/office/drawing/2016/ink" xmlns:am3d="http://schemas.microsoft.com/office/drawing/2017/model3d" xmlns:o="urn:schemas-microsoft-com:office:office" xmlns:r="http://schemas.openxmlformats.org/officeDocument/2006/relationships" xmlns:m="http://schemas.openxmlformats.org/officeDocument/2006/math" xmlns:v="urn:schemas-microsoft-com:vml" xmlns:wp14="http://schemas.microsoft.com/office/word/2010/wordprocessingDrawing" xmlns:wp="http://schemas.openxmlformats.org/drawingml/2006/wordprocessingDrawing" xmlns:w10="urn:schemas-microsoft-com:office:word" xmlns:w="http://schemas.openxmlformats.org/wordprocessingml/2006/main" xmlns:w14="http://schemas.microsoft.com/office/word/2010/wordml" xmlns:w15="http://schemas.microsoft.com/office/word/2012/wordml" xmlns:w16cex="http://schemas.microsoft.com/office/word/2018/wordml/cex" xmlns:w16cid="http://schemas.microsoft.com/office/word/2016/wordml/cid" xmlns:w16="http://schemas.microsoft.com/office/word/2018/wordml" xmlns:w16sdtdh="http://schemas.microsoft.com/office/word/2020/wordml/sdtdatahash" xmlns:w16se="http://schemas.microsoft.com/office/word/2015/wordml/symex" xmlns:wpg="http://schemas.microsoft.com/office/word/2010/wordprocessingGroup" xmlns:wpi="http://schemas.microsoft.com/office/word/2010/wordprocessingInk" xmlns:wne="http://schemas.microsoft.com/office/word/2006/wordml" xmlns:wps="http://schemas.microsoft.com/office/word/2010/wordprocessingShape" mc:Ignorable="w14 w15 w16se w16cid w16 w16cex w16sdtdh wp14">
+<w:document xmlns:a="http://schemas.openxmlformats.org/drawingml/2006/main" xmlns:adec="http://schemas.microsoft.com/office/drawing/2017/decorative" xmlns:a14="http://schemas.microsoft.com/office/drawing/2010/main" xmlns:pic="http://schemas.openxmlformats.org/drawingml/2006/picture" xmlns:wpc="http://schemas.microsoft.com/office/word/2010/wordprocessingCanvas" xmlns:cx="http://schemas.microsoft.com/office/drawing/2014/chartex" xmlns:cx1="http://schemas.microsoft.com/office/drawing/2015/9/8/chartex" xmlns:cx2="http://schemas.microsoft.com/office/drawing/2015/10/21/chartex" xmlns:cx3="http://schemas.microsoft.com/office/drawing/2016/5/9/chartex" xmlns:cx4="http://schemas.microsoft.com/office/drawing/2016/5/10/chartex" xmlns:cx5="http://schemas.microsoft.com/office/drawing/2016/5/11/chartex" xmlns:cx6="http://schemas.microsoft.com/office/drawing/2016/5/12/chartex" xmlns:cx7="http://schemas.microsoft.com/office/drawing/2016/5/13/chartex" xmlns:cx8="http://schemas.microsoft.com/office/drawing/2016/5/14/chartex" xmlns:mc="http://schemas.openxmlformats.org/markup-compatibility/2006" xmlns:aink="http://schemas.microsoft.com/office/drawing/2016/ink" xmlns:am3d="http://schemas.microsoft.com/office/drawing/2017/model3d" xmlns:o="urn:schemas-microsoft-com:office:office" xmlns:r="http://schemas.openxmlformats.org/officeDocument/2006/relationships" xmlns:m="http://schemas.openxmlformats.org/officeDocument/2006/math" xmlns:v="urn:schemas-microsoft-com:vml" xmlns:wp14="http://schemas.microsoft.com/office/word/2010/wordprocessingDrawing" xmlns:wp="http://schemas.openxmlformats.org/drawingml/2006/wordprocessingDrawing" xmlns:w10="urn:schemas-microsoft-com:office:word" xmlns:w="http://schemas.openxmlformats.org/wordprocessingml/2006/main" xmlns:w14="http://schemas.microsoft.com/office/word/2010/wordml" xmlns:w15="http://schemas.microsoft.com/office/word/2012/wordml" xmlns:w16cex="http://schemas.microsoft.com/office/word/2018/wordml/cex" xmlns:w16cid="http://schemas.microsoft.com/office/word/2016/wordml/cid" xmlns:w16="http://schemas.microsoft.com/office/word/2018/wordml" xmlns:w16sdtdh="http://schemas.microsoft.com/office/word/2020/wordml/sdtdatahash" xmlns:w16se="http://schemas.microsoft.com/office/word/2015/wordml/symex" xmlns:wpg="http://schemas.microsoft.com/office/word/2010/wordprocessingGroup" xmlns:wpi="http://schemas.microsoft.com/office/word/2010/wordprocessingInk" xmlns:wne="http://schemas.microsoft.com/office/word/2006/wordml" xmlns:wps="http://schemas.microsoft.com/office/word/2010/wordprocessingShape" mc:Ignorable="w14 w15 w16se w16cid w16 w16cex w16sdtdh wp14">
   <w:body>
     <w:p>
       <w:pPr>
@@ -13,7 +13,7 @@
         <mc:AlternateContent>
           <mc:Choice Requires="wpg">
             <w:drawing>
-              <wp:anchor distT="0" distB="0" distL="114300" distR="114300" simplePos="0" relativeHeight="251728896" behindDoc="1" locked="1" layoutInCell="1" allowOverlap="1" wp14:anchorId="728A06EA" wp14:editId="341F4039">
+              <wp:anchor distT="0" distB="0" distL="114300" distR="114300" simplePos="0" relativeHeight="251728896" behindDoc="1" locked="1" layoutInCell="1" allowOverlap="1" wp14:editId="341F4039" wp14:anchorId="728A06EA">
                 <wp:simplePos x="0" y="0"/>
                 <wp:positionH relativeFrom="column">
                   <wp:posOffset>-457200</wp:posOffset>
@@ -2172,14 +2172,14 @@
           </mc:Choice>
           <mc:Fallback>
             <w:pict>
-              <v:group w14:anchorId="00C29836" id="Group 2" o:spid="_x0000_s1026" style="position:absolute;margin-left:-36pt;margin-top:-36pt;width:612pt;height:792.7pt;z-index:-251587584;mso-width-relative:margin;mso-height-relative:margin" coordsize="77700,100646" o:gfxdata="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">
-                <v:shape id="Freeform 45" o:spid="_x0000_s1027" style="position:absolute;width:32633;height:100577;visibility:visible;mso-wrap-style:square;v-text-anchor:top" coordsize="5140,15840" o:gfxdata="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" path="m5139,15839r-2,-75l5130,15689r-10,-73l5105,15544r-19,-70l5063,15405r-27,-67l5006,15273r-34,-63l4935,15149r-40,-59l4851,15034r-46,-54l4755,14928r-52,-48l4648,14834r-57,-43l4531,14752r-62,-37l4405,14682r-66,-30l4271,14626r-70,-22l4129,14585r-73,-14l3982,14560r-76,-7l3840,14552,3840,,,,,15840r3840,l3840,15839r1299,e" fillcolor="#cede69 [3206]" stroked="f">
+              <v:group id="Group 2" style="position:absolute;margin-left:-36pt;margin-top:-36pt;width:612pt;height:792.7pt;z-index:-251587584;mso-width-relative:margin;mso-height-relative:margin" coordsize="77700,100646" o:spid="_x0000_s1026" o:gfxdata="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" w14:anchorId="00C29836">
+                <v:shape id="Freeform 45" style="position:absolute;width:32633;height:100577;visibility:visible;mso-wrap-style:square;v-text-anchor:top" coordsize="5140,15840" o:spid="_x0000_s1027" fillcolor="#cede69 [3206]" stroked="f" path="m5139,15839r-2,-75l5130,15689r-10,-73l5105,15544r-19,-70l5063,15405r-27,-67l5006,15273r-34,-63l4935,15149r-40,-59l4851,15034r-46,-54l4755,14928r-52,-48l4648,14834r-57,-43l4531,14752r-62,-37l4405,14682r-66,-30l4271,14626r-70,-22l4129,14585r-73,-14l3982,14560r-76,-7l3840,14552,3840,,,,,15840r3840,l3840,15839r1299,e" o:gfxdata="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">
                   <v:path arrowok="t" o:connecttype="custom" o:connectlocs="3262732,10057132;3261462,10009510;3257018,9961888;3250669,9915536;3241146,9869819;3229083,9825372;3214480,9781559;3197338,9739017;3178291,9697745;3156704,9657742;3133213,9619010;3107817,9581547;3079882,9545989;3050677,9511701;3018932,9478683;2985917,9448205;2950998,9418997;2914809,9391694;2876715,9366930;2837352,9343437;2796718,9322483;2754815,9303434;2711642,9286926;2667199,9272956;2621487,9260892;2575139,9252003;2528157,9245018;2479905,9240573;2438002,9239938;2438002,0;0,0;0,10057767;2438002,10057767;2438002,10057132;3262732,10057132" o:connectangles="0,0,0,0,0,0,0,0,0,0,0,0,0,0,0,0,0,0,0,0,0,0,0,0,0,0,0,0,0,0,0,0,0,0,0"/>
                 </v:shape>
-                <v:shape id="Freeform 44" o:spid="_x0000_s1028" style="position:absolute;left:95;width:24304;height:31652;visibility:visible;mso-wrap-style:square;v-text-anchor:top" coordsize="3828,4985" o:gfxdata="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" path="m3827,2491l3827,r-78,2l3748,2r,2489l1342,2491r76,-7l1494,2473r74,-15l1640,2439r71,-24l1779,2388r67,-30l1910,2323r63,-37l2032,2244r57,-44l2144,2153r51,-50l2244,2050r45,-56l2331,1936r39,-60l2406,1813r31,-64l2465,1682r24,-69l2509,1543r16,-72l2536,1397r7,-74l2545,1247r3,76l2555,1397r11,74l2582,1543r19,70l2625,1682r28,67l2685,1813r35,63l2759,1936r42,58l2847,2050r48,53l2947,2153r54,47l3058,2244r60,42l3180,2323r64,35l3311,2388r69,27l3450,2439r73,19l3597,2473r75,11l3748,2491,3748,2r-76,7l3597,20r-74,15l3450,55r-70,23l3311,105r-67,31l3180,170r-62,38l3058,249r-57,44l2947,340r-52,51l2847,443r-46,56l2759,557r-39,61l2685,680r-32,65l2625,812r-24,68l2582,951r-16,72l2555,1096r-7,75l2545,1246r-2,-75l2536,1096r-11,-73l2509,951r-20,-71l2465,812r-28,-67l2406,680r-36,-63l2331,557r-42,-58l2244,443r-49,-52l2144,340r-55,-47l2032,249r-59,-41l1910,170r-64,-34l1779,105,1711,78,1640,55,1568,35,1494,20,1418,9,1342,2,1288,1r,-1l,,,1310r75,-2l150,1302r73,-11l295,1276r70,-19l434,1234r67,-27l566,1177r63,-34l690,1106r59,-40l805,1023r54,-47l911,927r48,-53l1005,820r43,-58l1087,702r37,-62l1157,576r30,-66l1213,442r22,-70l1254,300r10,-48l1264,2491,,2491,,3738r78,-2l155,3729r75,-11l304,3703r73,-20l447,3660r69,-27l582,3602r65,-34l709,3530r60,-41l826,3445r54,-48l932,3347r48,-53l1026,3239r42,-58l1107,3120r35,-62l1174,2993r27,-67l1225,2858r20,-71l1261,2715r3,-16l1264,4777r-19,-88l1225,4618r-24,-68l1174,4483r-32,-65l1107,4355r-39,-60l1026,4237r-46,-56l932,4129r-52,-51l826,4031r-57,-44l709,3946r-62,-38l582,3874r-66,-31l447,3816r-70,-23l304,3773r-74,-15l155,3747r-77,-7l,3738,,4985r1264,l1282,4985r,-1l1340,4984r77,-4l1493,4975r75,-8l1642,4958r74,-12l1789,4932r73,-16l1933,4899r71,-20l2074,4858r69,-24l2211,4809r67,-27l2344,4753r65,-31l2474,4690r63,-34l2599,4620r60,-37l2719,4544r58,-40l2835,4462r56,-44l2945,4373r54,-46l3051,4279r50,-49l3150,4179r48,-52l3244,4074r45,-55l3332,3964r42,-57l3414,3849r38,-59l3489,3729r35,-61l3557,3606r32,-64l3618,3478r28,-65l3672,3346r24,-67l3718,3211r21,-68l3757,3073r16,-70l3787,2931r12,-71l3809,2787r8,-73l3822,2640r4,-74l3827,2493r,-2e" fillcolor="#009949 [3207]" stroked="f">
+                <v:shape id="Freeform 44" style="position:absolute;left:95;width:24304;height:31652;visibility:visible;mso-wrap-style:square;v-text-anchor:top" coordsize="3828,4985" o:spid="_x0000_s1028" fillcolor="#009949 [3207]" stroked="f" path="m3827,2491l3827,r-78,2l3748,2r,2489l1342,2491r76,-7l1494,2473r74,-15l1640,2439r71,-24l1779,2388r67,-30l1910,2323r63,-37l2032,2244r57,-44l2144,2153r51,-50l2244,2050r45,-56l2331,1936r39,-60l2406,1813r31,-64l2465,1682r24,-69l2509,1543r16,-72l2536,1397r7,-74l2545,1247r3,76l2555,1397r11,74l2582,1543r19,70l2625,1682r28,67l2685,1813r35,63l2759,1936r42,58l2847,2050r48,53l2947,2153r54,47l3058,2244r60,42l3180,2323r64,35l3311,2388r69,27l3450,2439r73,19l3597,2473r75,11l3748,2491,3748,2r-76,7l3597,20r-74,15l3450,55r-70,23l3311,105r-67,31l3180,170r-62,38l3058,249r-57,44l2947,340r-52,51l2847,443r-46,56l2759,557r-39,61l2685,680r-32,65l2625,812r-24,68l2582,951r-16,72l2555,1096r-7,75l2545,1246r-2,-75l2536,1096r-11,-73l2509,951r-20,-71l2465,812r-28,-67l2406,680r-36,-63l2331,557r-42,-58l2244,443r-49,-52l2144,340r-55,-47l2032,249r-59,-41l1910,170r-64,-34l1779,105,1711,78,1640,55,1568,35,1494,20,1418,9,1342,2,1288,1r,-1l,,,1310r75,-2l150,1302r73,-11l295,1276r70,-19l434,1234r67,-27l566,1177r63,-34l690,1106r59,-40l805,1023r54,-47l911,927r48,-53l1005,820r43,-58l1087,702r37,-62l1157,576r30,-66l1213,442r22,-70l1254,300r10,-48l1264,2491,,2491,,3738r78,-2l155,3729r75,-11l304,3703r73,-20l447,3660r69,-27l582,3602r65,-34l709,3530r60,-41l826,3445r54,-48l932,3347r48,-53l1026,3239r42,-58l1107,3120r35,-62l1174,2993r27,-67l1225,2858r20,-71l1261,2715r3,-16l1264,4777r-19,-88l1225,4618r-24,-68l1174,4483r-32,-65l1107,4355r-39,-60l1026,4237r-46,-56l932,4129r-52,-51l826,4031r-57,-44l709,3946r-62,-38l582,3874r-66,-31l447,3816r-70,-23l304,3773r-74,-15l155,3747r-77,-7l,3738,,4985r1264,l1282,4985r,-1l1340,4984r77,-4l1493,4975r75,-8l1642,4958r74,-12l1789,4932r73,-16l1933,4899r71,-20l2074,4858r69,-24l2211,4809r67,-27l2344,4753r65,-31l2474,4690r63,-34l2599,4620r60,-37l2719,4544r58,-40l2835,4462r56,-44l2945,4373r54,-46l3051,4279r50,-49l3150,4179r48,-52l3244,4074r45,-55l3332,3964r42,-57l3414,3849r38,-59l3489,3729r35,-61l3557,3606r32,-64l3618,3478r28,-65l3672,3346r24,-67l3718,3211r21,-68l3757,3073r16,-70l3787,2931r12,-71l3809,2787r8,-73l3822,2640r4,-74l3827,2493r,-2e" o:gfxdata="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">
                   <v:path arrowok="t" o:connecttype="custom" o:connectlocs="2379591,1270;948535,1570256;1129481,1516285;1290109,1424850;1424707,1301668;1527560,1151183;1592955,979743;1615811,791795;1639302,979743;1704697,1151183;1807550,1301668;1941513,1424850;2102142,1516285;2283722,1570256;2331339,5715;2145949,49527;1979607,132072;1838025,248269;1726918,392405;1651365,558765;1617716,743538;1603113,649564;1547242,473045;1453278,316845;1326298,186043;1172019,86355;995517,22224;817746,635;47617,830528;231737,798145;399350,725759;545376,619721;665371,483840;753622,323830;802509,160010;49522,2372211;239356,2338558;410778,2265538;558709,2156959;678069,2019808;762510,1857893;802509,1713757;762510,2889068;678069,2727154;558709,2589367;410778,2481424;239356,2408404;49522,2374751;813937,3165276;947900,3158926;1135829,3131623;1316775,3084636;1488197,3017965;1650095,2933516;1799931,2833192;1937069,2716994;2059604,2586827;2167536,2443961;2258326,2289666;2331339,2124576;2385305,1951232;2418320,1769634;2429748,1582955" o:connectangles="0,0,0,0,0,0,0,0,0,0,0,0,0,0,0,0,0,0,0,0,0,0,0,0,0,0,0,0,0,0,0,0,0,0,0,0,0,0,0,0,0,0,0,0,0,0,0,0,0,0,0,0,0,0,0,0,0,0,0,0,0,0,0"/>
                 </v:shape>
-                <v:shape id="AutoShape 42" o:spid="_x0000_s1029" style="position:absolute;left:53054;top:92392;width:24646;height:8254;visibility:visible;mso-wrap-style:square;v-text-anchor:top" coordsize="3882,1300" o:gfxdata="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" path="m2640,l,,2,75r6,74l19,221r14,72l50,362r22,69l97,497r28,65l157,625r35,61l230,745r42,57l316,856r46,52l412,958r52,47l518,1049r57,41l634,1128r61,35l758,1195r65,28l889,1248r69,22l1027,1287r64,13l1549,1300r64,-13l1682,1270r69,-22l1817,1223r65,-28l1945,1163r61,-35l2065,1090r57,-41l2176,1005r52,-47l2278,908r47,-52l2369,802r41,-57l2448,686r35,-61l2515,562r28,-65l2568,431r22,-69l2608,293r14,-72l2632,149r6,-74l2640,m3882,1296r-2,-76l3874,1145r-11,-74l3849,999r-18,-71l3810,859r-26,-67l3756,726r-32,-63l3689,601r-39,-59l3609,485r-44,-54l3518,380r-49,-49l3417,285r-55,-43l3306,202r-59,-37l3186,132r-63,-30l3059,76,2993,53,2925,34,2856,19,2785,9,2713,2,2640,r,1296l3882,1296e" fillcolor="#cede69 [3206]" stroked="f">
+                <v:shape id="AutoShape 42" style="position:absolute;left:53054;top:92392;width:24646;height:8254;visibility:visible;mso-wrap-style:square;v-text-anchor:top" coordsize="3882,1300" o:spid="_x0000_s1029" fillcolor="#cede69 [3206]" stroked="f" path="m2640,l,,2,75r6,74l19,221r14,72l50,362r22,69l97,497r28,65l157,625r35,61l230,745r42,57l316,856r46,52l412,958r52,47l518,1049r57,41l634,1128r61,35l758,1195r65,28l889,1248r69,22l1027,1287r64,13l1549,1300r64,-13l1682,1270r69,-22l1817,1223r65,-28l1945,1163r61,-35l2065,1090r57,-41l2176,1005r52,-47l2278,908r47,-52l2369,802r41,-57l2448,686r35,-61l2515,562r28,-65l2568,431r22,-69l2608,293r14,-72l2632,149r6,-74l2640,m3882,1296r-2,-76l3874,1145r-11,-74l3849,999r-18,-71l3810,859r-26,-67l3756,726r-32,-63l3689,601r-39,-59l3609,485r-44,-54l3518,380r-49,-49l3417,285r-55,-43l3306,202r-59,-37l3186,132r-63,-30l3059,76,2993,53,2925,34,2856,19,2785,9,2713,2,2640,r,1296l3882,1296e" o:gfxdata="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">
                   <v:path arrowok="t" o:connecttype="custom" o:connectlocs="0,9232318;5079,9326927;20952,9418362;45713,9505986;79362,9589166;121900,9667901;172692,9741556;229832,9808862;294592,9870453;365065,9924425;441253,9970777;522520,10008874;608231,10038718;692672,10057766;1024088,10049512;1111703,10024748;1194875,9991096;1273602,9948553;1347250,9898391;1414549,9840610;1476134,9775844;1530100,9705364;1576447,9629168;1614541,9547894;1644381,9462174;1664698,9372645;1674856,9279940;2464667,10055227;2459588,9959348;2443715,9866643;2418954,9777749;2384670,9693299;2342132,9613929;2291340,9540274;2233565,9473603;2169440,9413282;2098967,9360580;2022779,9316133;1942147,9280575;1857071,9253907;1768186,9238033;1676126,9232318;2464667,10055227" o:connectangles="0,0,0,0,0,0,0,0,0,0,0,0,0,0,0,0,0,0,0,0,0,0,0,0,0,0,0,0,0,0,0,0,0,0,0,0,0,0,0,0,0,0,0"/>
                 </v:shape>
                 <w10:anchorlock/>
@@ -2807,7 +2807,7 @@
         <mc:AlternateContent>
           <mc:Choice Requires="wpg">
             <w:drawing>
-              <wp:anchor distT="0" distB="0" distL="114300" distR="114300" simplePos="0" relativeHeight="251736064" behindDoc="1" locked="0" layoutInCell="1" allowOverlap="1" wp14:anchorId="2019A210" wp14:editId="0140EACF">
+              <wp:anchor distT="0" distB="0" distL="114300" distR="114300" simplePos="0" relativeHeight="251736064" behindDoc="1" locked="0" layoutInCell="1" allowOverlap="1" wp14:editId="0140EACF" wp14:anchorId="2019A210">
                 <wp:simplePos x="0" y="0"/>
                 <wp:positionH relativeFrom="column">
                   <wp:posOffset>-457200</wp:posOffset>
@@ -4960,14 +4960,14 @@
           </mc:Choice>
           <mc:Fallback>
             <w:pict>
-              <v:group w14:anchorId="545DE69E" id="Group 3" o:spid="_x0000_s1026" style="position:absolute;margin-left:-36pt;margin-top:-36.2pt;width:611.8pt;height:792.5pt;z-index:-251580416" coordsize="77700,100646" o:gfxdata="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">
-                <v:shape id="Freeform 45" o:spid="_x0000_s1027" style="position:absolute;width:32633;height:100577;visibility:visible;mso-wrap-style:square;v-text-anchor:top" coordsize="5140,15840" o:gfxdata="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" path="m5139,15839r-2,-75l5130,15689r-10,-73l5105,15544r-19,-70l5063,15405r-27,-67l5006,15273r-34,-63l4935,15149r-40,-59l4851,15034r-46,-54l4755,14928r-52,-48l4648,14834r-57,-43l4531,14752r-62,-37l4405,14682r-66,-30l4271,14626r-70,-22l4129,14585r-73,-14l3982,14560r-76,-7l3840,14552,3840,,,,,15840r3840,l3840,15839r1299,e" fillcolor="#cede69 [3206]" stroked="f">
+              <v:group id="Group 3" style="position:absolute;margin-left:-36pt;margin-top:-36.2pt;width:611.8pt;height:792.5pt;z-index:-251580416" coordsize="77700,100646" o:spid="_x0000_s1026" o:gfxdata="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" w14:anchorId="545DE69E">
+                <v:shape id="Freeform 45" style="position:absolute;width:32633;height:100577;visibility:visible;mso-wrap-style:square;v-text-anchor:top" coordsize="5140,15840" o:spid="_x0000_s1027" fillcolor="#cede69 [3206]" stroked="f" path="m5139,15839r-2,-75l5130,15689r-10,-73l5105,15544r-19,-70l5063,15405r-27,-67l5006,15273r-34,-63l4935,15149r-40,-59l4851,15034r-46,-54l4755,14928r-52,-48l4648,14834r-57,-43l4531,14752r-62,-37l4405,14682r-66,-30l4271,14626r-70,-22l4129,14585r-73,-14l3982,14560r-76,-7l3840,14552,3840,,,,,15840r3840,l3840,15839r1299,e" o:gfxdata="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">
                   <v:path arrowok="t" o:connecttype="custom" o:connectlocs="3262732,10057132;3261462,10009510;3257018,9961888;3250669,9915536;3241146,9869819;3229083,9825372;3214480,9781559;3197338,9739017;3178291,9697745;3156704,9657742;3133213,9619010;3107817,9581547;3079882,9545989;3050677,9511701;3018932,9478683;2985917,9448205;2950998,9418997;2914809,9391694;2876715,9366930;2837352,9343437;2796718,9322483;2754815,9303434;2711642,9286926;2667199,9272956;2621487,9260892;2575139,9252003;2528157,9245018;2479905,9240573;2438002,9239938;2438002,0;0,0;0,10057767;2438002,10057767;2438002,10057132;3262732,10057132" o:connectangles="0,0,0,0,0,0,0,0,0,0,0,0,0,0,0,0,0,0,0,0,0,0,0,0,0,0,0,0,0,0,0,0,0,0,0"/>
                 </v:shape>
-                <v:shape id="Freeform 20" o:spid="_x0000_s1028" style="position:absolute;left:95;width:24304;height:31652;visibility:visible;mso-wrap-style:square;v-text-anchor:top" coordsize="3828,4985" o:gfxdata="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" path="m3827,2491l3827,r-78,2l3748,2r,2489l1342,2491r76,-7l1494,2473r74,-15l1640,2439r71,-24l1779,2388r67,-30l1910,2323r63,-37l2032,2244r57,-44l2144,2153r51,-50l2244,2050r45,-56l2331,1936r39,-60l2406,1813r31,-64l2465,1682r24,-69l2509,1543r16,-72l2536,1397r7,-74l2545,1247r3,76l2555,1397r11,74l2582,1543r19,70l2625,1682r28,67l2685,1813r35,63l2759,1936r42,58l2847,2050r48,53l2947,2153r54,47l3058,2244r60,42l3180,2323r64,35l3311,2388r69,27l3450,2439r73,19l3597,2473r75,11l3748,2491,3748,2r-76,7l3597,20r-74,15l3450,55r-70,23l3311,105r-67,31l3180,170r-62,38l3058,249r-57,44l2947,340r-52,51l2847,443r-46,56l2759,557r-39,61l2685,680r-32,65l2625,812r-24,68l2582,951r-16,72l2555,1096r-7,75l2545,1246r-2,-75l2536,1096r-11,-73l2509,951r-20,-71l2465,812r-28,-67l2406,680r-36,-63l2331,557r-42,-58l2244,443r-49,-52l2144,340r-55,-47l2032,249r-59,-41l1910,170r-64,-34l1779,105,1711,78,1640,55,1568,35,1494,20,1418,9,1342,2,1288,1r,-1l,,,1310r75,-2l150,1302r73,-11l295,1276r70,-19l434,1234r67,-27l566,1177r63,-34l690,1106r59,-40l805,1023r54,-47l911,927r48,-53l1005,820r43,-58l1087,702r37,-62l1157,576r30,-66l1213,442r22,-70l1254,300r10,-48l1264,2491,,2491,,3738r78,-2l155,3729r75,-11l304,3703r73,-20l447,3660r69,-27l582,3602r65,-34l709,3530r60,-41l826,3445r54,-48l932,3347r48,-53l1026,3239r42,-58l1107,3120r35,-62l1174,2993r27,-67l1225,2858r20,-71l1261,2715r3,-16l1264,4777r-19,-88l1225,4618r-24,-68l1174,4483r-32,-65l1107,4355r-39,-60l1026,4237r-46,-56l932,4129r-52,-51l826,4031r-57,-44l709,3946r-62,-38l582,3874r-66,-31l447,3816r-70,-23l304,3773r-74,-15l155,3747r-77,-7l,3738,,4985r1264,l1282,4985r,-1l1340,4984r77,-4l1493,4975r75,-8l1642,4958r74,-12l1789,4932r73,-16l1933,4899r71,-20l2074,4858r69,-24l2211,4809r67,-27l2344,4753r65,-31l2474,4690r63,-34l2599,4620r60,-37l2719,4544r58,-40l2835,4462r56,-44l2945,4373r54,-46l3051,4279r50,-49l3150,4179r48,-52l3244,4074r45,-55l3332,3964r42,-57l3414,3849r38,-59l3489,3729r35,-61l3557,3606r32,-64l3618,3478r28,-65l3672,3346r24,-67l3718,3211r21,-68l3757,3073r16,-70l3787,2931r12,-71l3809,2787r8,-73l3822,2640r4,-74l3827,2493r,-2e" fillcolor="#009949 [3207]" stroked="f">
+                <v:shape id="Freeform 20" style="position:absolute;left:95;width:24304;height:31652;visibility:visible;mso-wrap-style:square;v-text-anchor:top" coordsize="3828,4985" o:spid="_x0000_s1028" fillcolor="#009949 [3207]" stroked="f" path="m3827,2491l3827,r-78,2l3748,2r,2489l1342,2491r76,-7l1494,2473r74,-15l1640,2439r71,-24l1779,2388r67,-30l1910,2323r63,-37l2032,2244r57,-44l2144,2153r51,-50l2244,2050r45,-56l2331,1936r39,-60l2406,1813r31,-64l2465,1682r24,-69l2509,1543r16,-72l2536,1397r7,-74l2545,1247r3,76l2555,1397r11,74l2582,1543r19,70l2625,1682r28,67l2685,1813r35,63l2759,1936r42,58l2847,2050r48,53l2947,2153r54,47l3058,2244r60,42l3180,2323r64,35l3311,2388r69,27l3450,2439r73,19l3597,2473r75,11l3748,2491,3748,2r-76,7l3597,20r-74,15l3450,55r-70,23l3311,105r-67,31l3180,170r-62,38l3058,249r-57,44l2947,340r-52,51l2847,443r-46,56l2759,557r-39,61l2685,680r-32,65l2625,812r-24,68l2582,951r-16,72l2555,1096r-7,75l2545,1246r-2,-75l2536,1096r-11,-73l2509,951r-20,-71l2465,812r-28,-67l2406,680r-36,-63l2331,557r-42,-58l2244,443r-49,-52l2144,340r-55,-47l2032,249r-59,-41l1910,170r-64,-34l1779,105,1711,78,1640,55,1568,35,1494,20,1418,9,1342,2,1288,1r,-1l,,,1310r75,-2l150,1302r73,-11l295,1276r70,-19l434,1234r67,-27l566,1177r63,-34l690,1106r59,-40l805,1023r54,-47l911,927r48,-53l1005,820r43,-58l1087,702r37,-62l1157,576r30,-66l1213,442r22,-70l1254,300r10,-48l1264,2491,,2491,,3738r78,-2l155,3729r75,-11l304,3703r73,-20l447,3660r69,-27l582,3602r65,-34l709,3530r60,-41l826,3445r54,-48l932,3347r48,-53l1026,3239r42,-58l1107,3120r35,-62l1174,2993r27,-67l1225,2858r20,-71l1261,2715r3,-16l1264,4777r-19,-88l1225,4618r-24,-68l1174,4483r-32,-65l1107,4355r-39,-60l1026,4237r-46,-56l932,4129r-52,-51l826,4031r-57,-44l709,3946r-62,-38l582,3874r-66,-31l447,3816r-70,-23l304,3773r-74,-15l155,3747r-77,-7l,3738,,4985r1264,l1282,4985r,-1l1340,4984r77,-4l1493,4975r75,-8l1642,4958r74,-12l1789,4932r73,-16l1933,4899r71,-20l2074,4858r69,-24l2211,4809r67,-27l2344,4753r65,-31l2474,4690r63,-34l2599,4620r60,-37l2719,4544r58,-40l2835,4462r56,-44l2945,4373r54,-46l3051,4279r50,-49l3150,4179r48,-52l3244,4074r45,-55l3332,3964r42,-57l3414,3849r38,-59l3489,3729r35,-61l3557,3606r32,-64l3618,3478r28,-65l3672,3346r24,-67l3718,3211r21,-68l3757,3073r16,-70l3787,2931r12,-71l3809,2787r8,-73l3822,2640r4,-74l3827,2493r,-2e" o:gfxdata="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">
                   <v:path arrowok="t" o:connecttype="custom" o:connectlocs="2379591,1270;948535,1570256;1129481,1516285;1290109,1424850;1424707,1301668;1527560,1151183;1592955,979743;1615811,791795;1639302,979743;1704697,1151183;1807550,1301668;1941513,1424850;2102142,1516285;2283722,1570256;2331339,5715;2145949,49527;1979607,132072;1838025,248269;1726918,392405;1651365,558765;1617716,743538;1603113,649564;1547242,473045;1453278,316845;1326298,186043;1172019,86355;995517,22224;817746,635;47617,830528;231737,798145;399350,725759;545376,619721;665371,483840;753622,323830;802509,160010;49522,2372211;239356,2338558;410778,2265538;558709,2156959;678069,2019808;762510,1857893;802509,1713757;762510,2889068;678069,2727154;558709,2589367;410778,2481424;239356,2408404;49522,2374751;813937,3165276;947900,3158926;1135829,3131623;1316775,3084636;1488197,3017965;1650095,2933516;1799931,2833192;1937069,2716994;2059604,2586827;2167536,2443961;2258326,2289666;2331339,2124576;2385305,1951232;2418320,1769634;2429748,1582955" o:connectangles="0,0,0,0,0,0,0,0,0,0,0,0,0,0,0,0,0,0,0,0,0,0,0,0,0,0,0,0,0,0,0,0,0,0,0,0,0,0,0,0,0,0,0,0,0,0,0,0,0,0,0,0,0,0,0,0,0,0,0,0,0,0,0"/>
                 </v:shape>
-                <v:shape id="AutoShape 42" o:spid="_x0000_s1029" style="position:absolute;left:53054;top:92392;width:24646;height:8254;visibility:visible;mso-wrap-style:square;v-text-anchor:top" coordsize="3882,1300" o:gfxdata="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" path="m2640,l,,2,75r6,74l19,221r14,72l50,362r22,69l97,497r28,65l157,625r35,61l230,745r42,57l316,856r46,52l412,958r52,47l518,1049r57,41l634,1128r61,35l758,1195r65,28l889,1248r69,22l1027,1287r64,13l1549,1300r64,-13l1682,1270r69,-22l1817,1223r65,-28l1945,1163r61,-35l2065,1090r57,-41l2176,1005r52,-47l2278,908r47,-52l2369,802r41,-57l2448,686r35,-61l2515,562r28,-65l2568,431r22,-69l2608,293r14,-72l2632,149r6,-74l2640,m3882,1296r-2,-76l3874,1145r-11,-74l3849,999r-18,-71l3810,859r-26,-67l3756,726r-32,-63l3689,601r-39,-59l3609,485r-44,-54l3518,380r-49,-49l3417,285r-55,-43l3306,202r-59,-37l3186,132r-63,-30l3059,76,2993,53,2925,34,2856,19,2785,9,2713,2,2640,r,1296l3882,1296e" fillcolor="#cede69 [3206]" stroked="f">
+                <v:shape id="AutoShape 42" style="position:absolute;left:53054;top:92392;width:24646;height:8254;visibility:visible;mso-wrap-style:square;v-text-anchor:top" coordsize="3882,1300" o:spid="_x0000_s1029" fillcolor="#cede69 [3206]" stroked="f" path="m2640,l,,2,75r6,74l19,221r14,72l50,362r22,69l97,497r28,65l157,625r35,61l230,745r42,57l316,856r46,52l412,958r52,47l518,1049r57,41l634,1128r61,35l758,1195r65,28l889,1248r69,22l1027,1287r64,13l1549,1300r64,-13l1682,1270r69,-22l1817,1223r65,-28l1945,1163r61,-35l2065,1090r57,-41l2176,1005r52,-47l2278,908r47,-52l2369,802r41,-57l2448,686r35,-61l2515,562r28,-65l2568,431r22,-69l2608,293r14,-72l2632,149r6,-74l2640,m3882,1296r-2,-76l3874,1145r-11,-74l3849,999r-18,-71l3810,859r-26,-67l3756,726r-32,-63l3689,601r-39,-59l3609,485r-44,-54l3518,380r-49,-49l3417,285r-55,-43l3306,202r-59,-37l3186,132r-63,-30l3059,76,2993,53,2925,34,2856,19,2785,9,2713,2,2640,r,1296l3882,1296e" o:gfxdata="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">
                   <v:path arrowok="t" o:connecttype="custom" o:connectlocs="0,9232318;5079,9326927;20952,9418362;45713,9505986;79362,9589166;121900,9667901;172692,9741556;229832,9808862;294592,9870453;365065,9924425;441253,9970777;522520,10008874;608231,10038718;692672,10057766;1024088,10049512;1111703,10024748;1194875,9991096;1273602,9948553;1347250,9898391;1414549,9840610;1476134,9775844;1530100,9705364;1576447,9629168;1614541,9547894;1644381,9462174;1664698,9372645;1674856,9279940;2464667,10055227;2459588,9959348;2443715,9866643;2418954,9777749;2384670,9693299;2342132,9613929;2291340,9540274;2233565,9473603;2169440,9413282;2098967,9360580;2022779,9316133;1942147,9280575;1857071,9253907;1768186,9238033;1676126,9232318;2464667,10055227" o:connectangles="0,0,0,0,0,0,0,0,0,0,0,0,0,0,0,0,0,0,0,0,0,0,0,0,0,0,0,0,0,0,0,0,0,0,0,0,0,0,0,0,0,0,0"/>
                 </v:shape>
               </v:group>
@@ -5534,7 +5534,7 @@
         <mc:AlternateContent>
           <mc:Choice Requires="wpg">
             <w:drawing>
-              <wp:anchor distT="0" distB="0" distL="114300" distR="114300" simplePos="0" relativeHeight="251746304" behindDoc="1" locked="0" layoutInCell="1" allowOverlap="1" wp14:anchorId="3E043481" wp14:editId="327CACE4">
+              <wp:anchor distT="0" distB="0" distL="114300" distR="114300" simplePos="0" relativeHeight="251746304" behindDoc="1" locked="0" layoutInCell="1" allowOverlap="1" wp14:editId="327CACE4" wp14:anchorId="3E043481">
                 <wp:simplePos x="0" y="0"/>
                 <wp:positionH relativeFrom="column">
                   <wp:posOffset>-455930</wp:posOffset>
@@ -7686,14 +7686,14 @@
           </mc:Choice>
           <mc:Fallback>
             <w:pict>
-              <v:group w14:anchorId="629E3F91" id="Group 6" o:spid="_x0000_s1026" style="position:absolute;margin-left:-35.9pt;margin-top:-36.2pt;width:611.8pt;height:792.5pt;z-index:-251570176" coordsize="77700,100646" o:gfxdata="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">
-                <v:shape id="Freeform 45" o:spid="_x0000_s1027" style="position:absolute;width:32633;height:100577;visibility:visible;mso-wrap-style:square;v-text-anchor:top" coordsize="5140,15840" o:gfxdata="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" path="m5139,15839r-2,-75l5130,15689r-10,-73l5105,15544r-19,-70l5063,15405r-27,-67l5006,15273r-34,-63l4935,15149r-40,-59l4851,15034r-46,-54l4755,14928r-52,-48l4648,14834r-57,-43l4531,14752r-62,-37l4405,14682r-66,-30l4271,14626r-70,-22l4129,14585r-73,-14l3982,14560r-76,-7l3840,14552,3840,,,,,15840r3840,l3840,15839r1299,e" filled="f" stroked="f">
+              <v:group id="Group 6" style="position:absolute;margin-left:-35.9pt;margin-top:-36.2pt;width:611.8pt;height:792.5pt;z-index:-251570176" coordsize="77700,100646" o:spid="_x0000_s1026" o:gfxdata="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" w14:anchorId="629E3F91">
+                <v:shape id="Freeform 45" style="position:absolute;width:32633;height:100577;visibility:visible;mso-wrap-style:square;v-text-anchor:top" coordsize="5140,15840" o:spid="_x0000_s1027" filled="f" stroked="f" path="m5139,15839r-2,-75l5130,15689r-10,-73l5105,15544r-19,-70l5063,15405r-27,-67l5006,15273r-34,-63l4935,15149r-40,-59l4851,15034r-46,-54l4755,14928r-52,-48l4648,14834r-57,-43l4531,14752r-62,-37l4405,14682r-66,-30l4271,14626r-70,-22l4129,14585r-73,-14l3982,14560r-76,-7l3840,14552,3840,,,,,15840r3840,l3840,15839r1299,e" o:gfxdata="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">
                   <v:path arrowok="t" o:connecttype="custom" o:connectlocs="3262732,10057132;3261462,10009510;3257018,9961888;3250669,9915536;3241146,9869819;3229083,9825372;3214480,9781559;3197338,9739017;3178291,9697745;3156704,9657742;3133213,9619010;3107817,9581547;3079882,9545989;3050677,9511701;3018932,9478683;2985917,9448205;2950998,9418997;2914809,9391694;2876715,9366930;2837352,9343437;2796718,9322483;2754815,9303434;2711642,9286926;2667199,9272956;2621487,9260892;2575139,9252003;2528157,9245018;2479905,9240573;2438002,9239938;2438002,0;0,0;0,10057767;2438002,10057767;2438002,10057132;3262732,10057132" o:connectangles="0,0,0,0,0,0,0,0,0,0,0,0,0,0,0,0,0,0,0,0,0,0,0,0,0,0,0,0,0,0,0,0,0,0,0"/>
                 </v:shape>
-                <v:shape id="Freeform 20" o:spid="_x0000_s1028" style="position:absolute;left:95;width:24304;height:31652;visibility:visible;mso-wrap-style:square;v-text-anchor:top" coordsize="3828,4985" o:gfxdata="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" path="m3827,2491l3827,r-78,2l3748,2r,2489l1342,2491r76,-7l1494,2473r74,-15l1640,2439r71,-24l1779,2388r67,-30l1910,2323r63,-37l2032,2244r57,-44l2144,2153r51,-50l2244,2050r45,-56l2331,1936r39,-60l2406,1813r31,-64l2465,1682r24,-69l2509,1543r16,-72l2536,1397r7,-74l2545,1247r3,76l2555,1397r11,74l2582,1543r19,70l2625,1682r28,67l2685,1813r35,63l2759,1936r42,58l2847,2050r48,53l2947,2153r54,47l3058,2244r60,42l3180,2323r64,35l3311,2388r69,27l3450,2439r73,19l3597,2473r75,11l3748,2491,3748,2r-76,7l3597,20r-74,15l3450,55r-70,23l3311,105r-67,31l3180,170r-62,38l3058,249r-57,44l2947,340r-52,51l2847,443r-46,56l2759,557r-39,61l2685,680r-32,65l2625,812r-24,68l2582,951r-16,72l2555,1096r-7,75l2545,1246r-2,-75l2536,1096r-11,-73l2509,951r-20,-71l2465,812r-28,-67l2406,680r-36,-63l2331,557r-42,-58l2244,443r-49,-52l2144,340r-55,-47l2032,249r-59,-41l1910,170r-64,-34l1779,105,1711,78,1640,55,1568,35,1494,20,1418,9,1342,2,1288,1r,-1l,,,1310r75,-2l150,1302r73,-11l295,1276r70,-19l434,1234r67,-27l566,1177r63,-34l690,1106r59,-40l805,1023r54,-47l911,927r48,-53l1005,820r43,-58l1087,702r37,-62l1157,576r30,-66l1213,442r22,-70l1254,300r10,-48l1264,2491,,2491,,3738r78,-2l155,3729r75,-11l304,3703r73,-20l447,3660r69,-27l582,3602r65,-34l709,3530r60,-41l826,3445r54,-48l932,3347r48,-53l1026,3239r42,-58l1107,3120r35,-62l1174,2993r27,-67l1225,2858r20,-71l1261,2715r3,-16l1264,4777r-19,-88l1225,4618r-24,-68l1174,4483r-32,-65l1107,4355r-39,-60l1026,4237r-46,-56l932,4129r-52,-51l826,4031r-57,-44l709,3946r-62,-38l582,3874r-66,-31l447,3816r-70,-23l304,3773r-74,-15l155,3747r-77,-7l,3738,,4985r1264,l1282,4985r,-1l1340,4984r77,-4l1493,4975r75,-8l1642,4958r74,-12l1789,4932r73,-16l1933,4899r71,-20l2074,4858r69,-24l2211,4809r67,-27l2344,4753r65,-31l2474,4690r63,-34l2599,4620r60,-37l2719,4544r58,-40l2835,4462r56,-44l2945,4373r54,-46l3051,4279r50,-49l3150,4179r48,-52l3244,4074r45,-55l3332,3964r42,-57l3414,3849r38,-59l3489,3729r35,-61l3557,3606r32,-64l3618,3478r28,-65l3672,3346r24,-67l3718,3211r21,-68l3757,3073r16,-70l3787,2931r12,-71l3809,2787r8,-73l3822,2640r4,-74l3827,2493r,-2e" fillcolor="#008ed1 [3205]" stroked="f">
+                <v:shape id="Freeform 20" style="position:absolute;left:95;width:24304;height:31652;visibility:visible;mso-wrap-style:square;v-text-anchor:top" coordsize="3828,4985" o:spid="_x0000_s1028" fillcolor="#008ed1 [3205]" stroked="f" path="m3827,2491l3827,r-78,2l3748,2r,2489l1342,2491r76,-7l1494,2473r74,-15l1640,2439r71,-24l1779,2388r67,-30l1910,2323r63,-37l2032,2244r57,-44l2144,2153r51,-50l2244,2050r45,-56l2331,1936r39,-60l2406,1813r31,-64l2465,1682r24,-69l2509,1543r16,-72l2536,1397r7,-74l2545,1247r3,76l2555,1397r11,74l2582,1543r19,70l2625,1682r28,67l2685,1813r35,63l2759,1936r42,58l2847,2050r48,53l2947,2153r54,47l3058,2244r60,42l3180,2323r64,35l3311,2388r69,27l3450,2439r73,19l3597,2473r75,11l3748,2491,3748,2r-76,7l3597,20r-74,15l3450,55r-70,23l3311,105r-67,31l3180,170r-62,38l3058,249r-57,44l2947,340r-52,51l2847,443r-46,56l2759,557r-39,61l2685,680r-32,65l2625,812r-24,68l2582,951r-16,72l2555,1096r-7,75l2545,1246r-2,-75l2536,1096r-11,-73l2509,951r-20,-71l2465,812r-28,-67l2406,680r-36,-63l2331,557r-42,-58l2244,443r-49,-52l2144,340r-55,-47l2032,249r-59,-41l1910,170r-64,-34l1779,105,1711,78,1640,55,1568,35,1494,20,1418,9,1342,2,1288,1r,-1l,,,1310r75,-2l150,1302r73,-11l295,1276r70,-19l434,1234r67,-27l566,1177r63,-34l690,1106r59,-40l805,1023r54,-47l911,927r48,-53l1005,820r43,-58l1087,702r37,-62l1157,576r30,-66l1213,442r22,-70l1254,300r10,-48l1264,2491,,2491,,3738r78,-2l155,3729r75,-11l304,3703r73,-20l447,3660r69,-27l582,3602r65,-34l709,3530r60,-41l826,3445r54,-48l932,3347r48,-53l1026,3239r42,-58l1107,3120r35,-62l1174,2993r27,-67l1225,2858r20,-71l1261,2715r3,-16l1264,4777r-19,-88l1225,4618r-24,-68l1174,4483r-32,-65l1107,4355r-39,-60l1026,4237r-46,-56l932,4129r-52,-51l826,4031r-57,-44l709,3946r-62,-38l582,3874r-66,-31l447,3816r-70,-23l304,3773r-74,-15l155,3747r-77,-7l,3738,,4985r1264,l1282,4985r,-1l1340,4984r77,-4l1493,4975r75,-8l1642,4958r74,-12l1789,4932r73,-16l1933,4899r71,-20l2074,4858r69,-24l2211,4809r67,-27l2344,4753r65,-31l2474,4690r63,-34l2599,4620r60,-37l2719,4544r58,-40l2835,4462r56,-44l2945,4373r54,-46l3051,4279r50,-49l3150,4179r48,-52l3244,4074r45,-55l3332,3964r42,-57l3414,3849r38,-59l3489,3729r35,-61l3557,3606r32,-64l3618,3478r28,-65l3672,3346r24,-67l3718,3211r21,-68l3757,3073r16,-70l3787,2931r12,-71l3809,2787r8,-73l3822,2640r4,-74l3827,2493r,-2e" o:gfxdata="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">
                   <v:path arrowok="t" o:connecttype="custom" o:connectlocs="2379591,1270;948535,1570256;1129481,1516285;1290109,1424850;1424707,1301668;1527560,1151183;1592955,979743;1615811,791795;1639302,979743;1704697,1151183;1807550,1301668;1941513,1424850;2102142,1516285;2283722,1570256;2331339,5715;2145949,49527;1979607,132072;1838025,248269;1726918,392405;1651365,558765;1617716,743538;1603113,649564;1547242,473045;1453278,316845;1326298,186043;1172019,86355;995517,22224;817746,635;47617,830528;231737,798145;399350,725759;545376,619721;665371,483840;753622,323830;802509,160010;49522,2372211;239356,2338558;410778,2265538;558709,2156959;678069,2019808;762510,1857893;802509,1713757;762510,2889068;678069,2727154;558709,2589367;410778,2481424;239356,2408404;49522,2374751;813937,3165276;947900,3158926;1135829,3131623;1316775,3084636;1488197,3017965;1650095,2933516;1799931,2833192;1937069,2716994;2059604,2586827;2167536,2443961;2258326,2289666;2331339,2124576;2385305,1951232;2418320,1769634;2429748,1582955" o:connectangles="0,0,0,0,0,0,0,0,0,0,0,0,0,0,0,0,0,0,0,0,0,0,0,0,0,0,0,0,0,0,0,0,0,0,0,0,0,0,0,0,0,0,0,0,0,0,0,0,0,0,0,0,0,0,0,0,0,0,0,0,0,0,0"/>
                 </v:shape>
-                <v:shape id="AutoShape 42" o:spid="_x0000_s1029" style="position:absolute;left:53054;top:92392;width:24646;height:8254;visibility:visible;mso-wrap-style:square;v-text-anchor:top" coordsize="3882,1300" o:gfxdata="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" path="m2640,l,,2,75r6,74l19,221r14,72l50,362r22,69l97,497r28,65l157,625r35,61l230,745r42,57l316,856r46,52l412,958r52,47l518,1049r57,41l634,1128r61,35l758,1195r65,28l889,1248r69,22l1027,1287r64,13l1549,1300r64,-13l1682,1270r69,-22l1817,1223r65,-28l1945,1163r61,-35l2065,1090r57,-41l2176,1005r52,-47l2278,908r47,-52l2369,802r41,-57l2448,686r35,-61l2515,562r28,-65l2568,431r22,-69l2608,293r14,-72l2632,149r6,-74l2640,m3882,1296r-2,-76l3874,1145r-11,-74l3849,999r-18,-71l3810,859r-26,-67l3756,726r-32,-63l3689,601r-39,-59l3609,485r-44,-54l3518,380r-49,-49l3417,285r-55,-43l3306,202r-59,-37l3186,132r-63,-30l3059,76,2993,53,2925,34,2856,19,2785,9,2713,2,2640,r,1296l3882,1296e" filled="f" stroked="f">
+                <v:shape id="AutoShape 42" style="position:absolute;left:53054;top:92392;width:24646;height:8254;visibility:visible;mso-wrap-style:square;v-text-anchor:top" coordsize="3882,1300" o:spid="_x0000_s1029" filled="f" stroked="f" path="m2640,l,,2,75r6,74l19,221r14,72l50,362r22,69l97,497r28,65l157,625r35,61l230,745r42,57l316,856r46,52l412,958r52,47l518,1049r57,41l634,1128r61,35l758,1195r65,28l889,1248r69,22l1027,1287r64,13l1549,1300r64,-13l1682,1270r69,-22l1817,1223r65,-28l1945,1163r61,-35l2065,1090r57,-41l2176,1005r52,-47l2278,908r47,-52l2369,802r41,-57l2448,686r35,-61l2515,562r28,-65l2568,431r22,-69l2608,293r14,-72l2632,149r6,-74l2640,m3882,1296r-2,-76l3874,1145r-11,-74l3849,999r-18,-71l3810,859r-26,-67l3756,726r-32,-63l3689,601r-39,-59l3609,485r-44,-54l3518,380r-49,-49l3417,285r-55,-43l3306,202r-59,-37l3186,132r-63,-30l3059,76,2993,53,2925,34,2856,19,2785,9,2713,2,2640,r,1296l3882,1296e" o:gfxdata="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">
                   <v:path arrowok="t" o:connecttype="custom" o:connectlocs="0,9232318;5079,9326927;20952,9418362;45713,9505986;79362,9589166;121900,9667901;172692,9741556;229832,9808862;294592,9870453;365065,9924425;441253,9970777;522520,10008874;608231,10038718;692672,10057766;1024088,10049512;1111703,10024748;1194875,9991096;1273602,9948553;1347250,9898391;1414549,9840610;1476134,9775844;1530100,9705364;1576447,9629168;1614541,9547894;1644381,9462174;1664698,9372645;1674856,9279940;2464667,10055227;2459588,9959348;2443715,9866643;2418954,9777749;2384670,9693299;2342132,9613929;2291340,9540274;2233565,9473603;2169440,9413282;2098967,9360580;2022779,9316133;1942147,9280575;1857071,9253907;1768186,9238033;1676126,9232318;2464667,10055227" o:connectangles="0,0,0,0,0,0,0,0,0,0,0,0,0,0,0,0,0,0,0,0,0,0,0,0,0,0,0,0,0,0,0,0,0,0,0,0,0,0,0,0,0,0,0"/>
                 </v:shape>
               </v:group>
@@ -8317,7 +8317,7 @@
         <mc:AlternateContent>
           <mc:Choice Requires="wpg">
             <w:drawing>
-              <wp:anchor distT="0" distB="0" distL="114300" distR="114300" simplePos="0" relativeHeight="251748352" behindDoc="1" locked="1" layoutInCell="1" allowOverlap="1" wp14:anchorId="13E96AE0" wp14:editId="7EC34E8A">
+              <wp:anchor distT="0" distB="0" distL="114300" distR="114300" simplePos="0" relativeHeight="251748352" behindDoc="1" locked="1" layoutInCell="1" allowOverlap="1" wp14:editId="7EC34E8A" wp14:anchorId="13E96AE0">
                 <wp:simplePos x="0" y="0"/>
                 <wp:positionH relativeFrom="column">
                   <wp:posOffset>-457200</wp:posOffset>
@@ -10476,14 +10476,14 @@
           </mc:Choice>
           <mc:Fallback>
             <w:pict>
-              <v:group w14:anchorId="46193DBA" id="Group 10" o:spid="_x0000_s1026" style="position:absolute;margin-left:-36pt;margin-top:-36.2pt;width:612pt;height:792.7pt;z-index:-251568128;mso-width-relative:margin;mso-height-relative:margin" coordsize="77700,100646" o:gfxdata="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">
-                <v:shape id="Freeform 45" o:spid="_x0000_s1027" style="position:absolute;width:32633;height:100577;visibility:visible;mso-wrap-style:square;v-text-anchor:top" coordsize="5140,15840" o:gfxdata="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" path="m5139,15839r-2,-75l5130,15689r-10,-73l5105,15544r-19,-70l5063,15405r-27,-67l5006,15273r-34,-63l4935,15149r-40,-59l4851,15034r-46,-54l4755,14928r-52,-48l4648,14834r-57,-43l4531,14752r-62,-37l4405,14682r-66,-30l4271,14626r-70,-22l4129,14585r-73,-14l3982,14560r-76,-7l3840,14552,3840,,,,,15840r3840,l3840,15839r1299,e" fillcolor="#cee5f6 [3204]" stroked="f">
+              <v:group id="Group 10" style="position:absolute;margin-left:-36pt;margin-top:-36.2pt;width:612pt;height:792.7pt;z-index:-251568128;mso-width-relative:margin;mso-height-relative:margin" coordsize="77700,100646" o:spid="_x0000_s1026" o:gfxdata="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" w14:anchorId="46193DBA">
+                <v:shape id="Freeform 45" style="position:absolute;width:32633;height:100577;visibility:visible;mso-wrap-style:square;v-text-anchor:top" coordsize="5140,15840" o:spid="_x0000_s1027" fillcolor="#cee5f6 [3204]" stroked="f" path="m5139,15839r-2,-75l5130,15689r-10,-73l5105,15544r-19,-70l5063,15405r-27,-67l5006,15273r-34,-63l4935,15149r-40,-59l4851,15034r-46,-54l4755,14928r-52,-48l4648,14834r-57,-43l4531,14752r-62,-37l4405,14682r-66,-30l4271,14626r-70,-22l4129,14585r-73,-14l3982,14560r-76,-7l3840,14552,3840,,,,,15840r3840,l3840,15839r1299,e" o:gfxdata="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">
                   <v:path arrowok="t" o:connecttype="custom" o:connectlocs="3262732,10057132;3261462,10009510;3257018,9961888;3250669,9915536;3241146,9869819;3229083,9825372;3214480,9781559;3197338,9739017;3178291,9697745;3156704,9657742;3133213,9619010;3107817,9581547;3079882,9545989;3050677,9511701;3018932,9478683;2985917,9448205;2950998,9418997;2914809,9391694;2876715,9366930;2837352,9343437;2796718,9322483;2754815,9303434;2711642,9286926;2667199,9272956;2621487,9260892;2575139,9252003;2528157,9245018;2479905,9240573;2438002,9239938;2438002,0;0,0;0,10057767;2438002,10057767;2438002,10057132;3262732,10057132" o:connectangles="0,0,0,0,0,0,0,0,0,0,0,0,0,0,0,0,0,0,0,0,0,0,0,0,0,0,0,0,0,0,0,0,0,0,0"/>
                 </v:shape>
-                <v:shape id="Freeform 20" o:spid="_x0000_s1028" style="position:absolute;left:95;width:24304;height:31652;visibility:visible;mso-wrap-style:square;v-text-anchor:top" coordsize="3828,4985" o:gfxdata="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" path="m3827,2491l3827,r-78,2l3748,2r,2489l1342,2491r76,-7l1494,2473r74,-15l1640,2439r71,-24l1779,2388r67,-30l1910,2323r63,-37l2032,2244r57,-44l2144,2153r51,-50l2244,2050r45,-56l2331,1936r39,-60l2406,1813r31,-64l2465,1682r24,-69l2509,1543r16,-72l2536,1397r7,-74l2545,1247r3,76l2555,1397r11,74l2582,1543r19,70l2625,1682r28,67l2685,1813r35,63l2759,1936r42,58l2847,2050r48,53l2947,2153r54,47l3058,2244r60,42l3180,2323r64,35l3311,2388r69,27l3450,2439r73,19l3597,2473r75,11l3748,2491,3748,2r-76,7l3597,20r-74,15l3450,55r-70,23l3311,105r-67,31l3180,170r-62,38l3058,249r-57,44l2947,340r-52,51l2847,443r-46,56l2759,557r-39,61l2685,680r-32,65l2625,812r-24,68l2582,951r-16,72l2555,1096r-7,75l2545,1246r-2,-75l2536,1096r-11,-73l2509,951r-20,-71l2465,812r-28,-67l2406,680r-36,-63l2331,557r-42,-58l2244,443r-49,-52l2144,340r-55,-47l2032,249r-59,-41l1910,170r-64,-34l1779,105,1711,78,1640,55,1568,35,1494,20,1418,9,1342,2,1288,1r,-1l,,,1310r75,-2l150,1302r73,-11l295,1276r70,-19l434,1234r67,-27l566,1177r63,-34l690,1106r59,-40l805,1023r54,-47l911,927r48,-53l1005,820r43,-58l1087,702r37,-62l1157,576r30,-66l1213,442r22,-70l1254,300r10,-48l1264,2491,,2491,,3738r78,-2l155,3729r75,-11l304,3703r73,-20l447,3660r69,-27l582,3602r65,-34l709,3530r60,-41l826,3445r54,-48l932,3347r48,-53l1026,3239r42,-58l1107,3120r35,-62l1174,2993r27,-67l1225,2858r20,-71l1261,2715r3,-16l1264,4777r-19,-88l1225,4618r-24,-68l1174,4483r-32,-65l1107,4355r-39,-60l1026,4237r-46,-56l932,4129r-52,-51l826,4031r-57,-44l709,3946r-62,-38l582,3874r-66,-31l447,3816r-70,-23l304,3773r-74,-15l155,3747r-77,-7l,3738,,4985r1264,l1282,4985r,-1l1340,4984r77,-4l1493,4975r75,-8l1642,4958r74,-12l1789,4932r73,-16l1933,4899r71,-20l2074,4858r69,-24l2211,4809r67,-27l2344,4753r65,-31l2474,4690r63,-34l2599,4620r60,-37l2719,4544r58,-40l2835,4462r56,-44l2945,4373r54,-46l3051,4279r50,-49l3150,4179r48,-52l3244,4074r45,-55l3332,3964r42,-57l3414,3849r38,-59l3489,3729r35,-61l3557,3606r32,-64l3618,3478r28,-65l3672,3346r24,-67l3718,3211r21,-68l3757,3073r16,-70l3787,2931r12,-71l3809,2787r8,-73l3822,2640r4,-74l3827,2493r,-2e" fillcolor="#008ed1 [3205]" stroked="f">
+                <v:shape id="Freeform 20" style="position:absolute;left:95;width:24304;height:31652;visibility:visible;mso-wrap-style:square;v-text-anchor:top" coordsize="3828,4985" o:spid="_x0000_s1028" fillcolor="#008ed1 [3205]" stroked="f" path="m3827,2491l3827,r-78,2l3748,2r,2489l1342,2491r76,-7l1494,2473r74,-15l1640,2439r71,-24l1779,2388r67,-30l1910,2323r63,-37l2032,2244r57,-44l2144,2153r51,-50l2244,2050r45,-56l2331,1936r39,-60l2406,1813r31,-64l2465,1682r24,-69l2509,1543r16,-72l2536,1397r7,-74l2545,1247r3,76l2555,1397r11,74l2582,1543r19,70l2625,1682r28,67l2685,1813r35,63l2759,1936r42,58l2847,2050r48,53l2947,2153r54,47l3058,2244r60,42l3180,2323r64,35l3311,2388r69,27l3450,2439r73,19l3597,2473r75,11l3748,2491,3748,2r-76,7l3597,20r-74,15l3450,55r-70,23l3311,105r-67,31l3180,170r-62,38l3058,249r-57,44l2947,340r-52,51l2847,443r-46,56l2759,557r-39,61l2685,680r-32,65l2625,812r-24,68l2582,951r-16,72l2555,1096r-7,75l2545,1246r-2,-75l2536,1096r-11,-73l2509,951r-20,-71l2465,812r-28,-67l2406,680r-36,-63l2331,557r-42,-58l2244,443r-49,-52l2144,340r-55,-47l2032,249r-59,-41l1910,170r-64,-34l1779,105,1711,78,1640,55,1568,35,1494,20,1418,9,1342,2,1288,1r,-1l,,,1310r75,-2l150,1302r73,-11l295,1276r70,-19l434,1234r67,-27l566,1177r63,-34l690,1106r59,-40l805,1023r54,-47l911,927r48,-53l1005,820r43,-58l1087,702r37,-62l1157,576r30,-66l1213,442r22,-70l1254,300r10,-48l1264,2491,,2491,,3738r78,-2l155,3729r75,-11l304,3703r73,-20l447,3660r69,-27l582,3602r65,-34l709,3530r60,-41l826,3445r54,-48l932,3347r48,-53l1026,3239r42,-58l1107,3120r35,-62l1174,2993r27,-67l1225,2858r20,-71l1261,2715r3,-16l1264,4777r-19,-88l1225,4618r-24,-68l1174,4483r-32,-65l1107,4355r-39,-60l1026,4237r-46,-56l932,4129r-52,-51l826,4031r-57,-44l709,3946r-62,-38l582,3874r-66,-31l447,3816r-70,-23l304,3773r-74,-15l155,3747r-77,-7l,3738,,4985r1264,l1282,4985r,-1l1340,4984r77,-4l1493,4975r75,-8l1642,4958r74,-12l1789,4932r73,-16l1933,4899r71,-20l2074,4858r69,-24l2211,4809r67,-27l2344,4753r65,-31l2474,4690r63,-34l2599,4620r60,-37l2719,4544r58,-40l2835,4462r56,-44l2945,4373r54,-46l3051,4279r50,-49l3150,4179r48,-52l3244,4074r45,-55l3332,3964r42,-57l3414,3849r38,-59l3489,3729r35,-61l3557,3606r32,-64l3618,3478r28,-65l3672,3346r24,-67l3718,3211r21,-68l3757,3073r16,-70l3787,2931r12,-71l3809,2787r8,-73l3822,2640r4,-74l3827,2493r,-2e" o:gfxdata="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">
                   <v:path arrowok="t" o:connecttype="custom" o:connectlocs="2379591,1270;948535,1570256;1129481,1516285;1290109,1424850;1424707,1301668;1527560,1151183;1592955,979743;1615811,791795;1639302,979743;1704697,1151183;1807550,1301668;1941513,1424850;2102142,1516285;2283722,1570256;2331339,5715;2145949,49527;1979607,132072;1838025,248269;1726918,392405;1651365,558765;1617716,743538;1603113,649564;1547242,473045;1453278,316845;1326298,186043;1172019,86355;995517,22224;817746,635;47617,830528;231737,798145;399350,725759;545376,619721;665371,483840;753622,323830;802509,160010;49522,2372211;239356,2338558;410778,2265538;558709,2156959;678069,2019808;762510,1857893;802509,1713757;762510,2889068;678069,2727154;558709,2589367;410778,2481424;239356,2408404;49522,2374751;813937,3165276;947900,3158926;1135829,3131623;1316775,3084636;1488197,3017965;1650095,2933516;1799931,2833192;1937069,2716994;2059604,2586827;2167536,2443961;2258326,2289666;2331339,2124576;2385305,1951232;2418320,1769634;2429748,1582955" o:connectangles="0,0,0,0,0,0,0,0,0,0,0,0,0,0,0,0,0,0,0,0,0,0,0,0,0,0,0,0,0,0,0,0,0,0,0,0,0,0,0,0,0,0,0,0,0,0,0,0,0,0,0,0,0,0,0,0,0,0,0,0,0,0,0"/>
                 </v:shape>
-                <v:shape id="AutoShape 42" o:spid="_x0000_s1029" style="position:absolute;left:53054;top:92392;width:24646;height:8254;visibility:visible;mso-wrap-style:square;v-text-anchor:top" coordsize="3882,1300" o:gfxdata="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" path="m2640,l,,2,75r6,74l19,221r14,72l50,362r22,69l97,497r28,65l157,625r35,61l230,745r42,57l316,856r46,52l412,958r52,47l518,1049r57,41l634,1128r61,35l758,1195r65,28l889,1248r69,22l1027,1287r64,13l1549,1300r64,-13l1682,1270r69,-22l1817,1223r65,-28l1945,1163r61,-35l2065,1090r57,-41l2176,1005r52,-47l2278,908r47,-52l2369,802r41,-57l2448,686r35,-61l2515,562r28,-65l2568,431r22,-69l2608,293r14,-72l2632,149r6,-74l2640,m3882,1296r-2,-76l3874,1145r-11,-74l3849,999r-18,-71l3810,859r-26,-67l3756,726r-32,-63l3689,601r-39,-59l3609,485r-44,-54l3518,380r-49,-49l3417,285r-55,-43l3306,202r-59,-37l3186,132r-63,-30l3059,76,2993,53,2925,34,2856,19,2785,9,2713,2,2640,r,1296l3882,1296e" fillcolor="#cee5f6 [3204]" stroked="f">
+                <v:shape id="AutoShape 42" style="position:absolute;left:53054;top:92392;width:24646;height:8254;visibility:visible;mso-wrap-style:square;v-text-anchor:top" coordsize="3882,1300" o:spid="_x0000_s1029" fillcolor="#cee5f6 [3204]" stroked="f" path="m2640,l,,2,75r6,74l19,221r14,72l50,362r22,69l97,497r28,65l157,625r35,61l230,745r42,57l316,856r46,52l412,958r52,47l518,1049r57,41l634,1128r61,35l758,1195r65,28l889,1248r69,22l1027,1287r64,13l1549,1300r64,-13l1682,1270r69,-22l1817,1223r65,-28l1945,1163r61,-35l2065,1090r57,-41l2176,1005r52,-47l2278,908r47,-52l2369,802r41,-57l2448,686r35,-61l2515,562r28,-65l2568,431r22,-69l2608,293r14,-72l2632,149r6,-74l2640,m3882,1296r-2,-76l3874,1145r-11,-74l3849,999r-18,-71l3810,859r-26,-67l3756,726r-32,-63l3689,601r-39,-59l3609,485r-44,-54l3518,380r-49,-49l3417,285r-55,-43l3306,202r-59,-37l3186,132r-63,-30l3059,76,2993,53,2925,34,2856,19,2785,9,2713,2,2640,r,1296l3882,1296e" o:gfxdata="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">
                   <v:path arrowok="t" o:connecttype="custom" o:connectlocs="0,9232318;5079,9326927;20952,9418362;45713,9505986;79362,9589166;121900,9667901;172692,9741556;229832,9808862;294592,9870453;365065,9924425;441253,9970777;522520,10008874;608231,10038718;692672,10057766;1024088,10049512;1111703,10024748;1194875,9991096;1273602,9948553;1347250,9898391;1414549,9840610;1476134,9775844;1530100,9705364;1576447,9629168;1614541,9547894;1644381,9462174;1664698,9372645;1674856,9279940;2464667,10055227;2459588,9959348;2443715,9866643;2418954,9777749;2384670,9693299;2342132,9613929;2291340,9540274;2233565,9473603;2169440,9413282;2098967,9360580;2022779,9316133;1942147,9280575;1857071,9253907;1768186,9238033;1676126,9232318;2464667,10055227" o:connectangles="0,0,0,0,0,0,0,0,0,0,0,0,0,0,0,0,0,0,0,0,0,0,0,0,0,0,0,0,0,0,0,0,0,0,0,0,0,0,0,0,0,0,0"/>
                 </v:shape>
                 <w10:anchorlock/>

--- a/src/Tests/Inputs/newsletters/05/input.docx
+++ b/src/Tests/Inputs/newsletters/05/input.docx
@@ -11810,2334 +11810,6 @@
 </w:styles>
 </file>
 
-<file path=word/glossary/document.xml><?xml version="1.0" encoding="utf-8"?>
-<w:glossaryDocument xmlns:wpc="http://schemas.microsoft.com/office/word/2010/wordprocessingCanvas" xmlns:cx="http://schemas.microsoft.com/office/drawing/2014/chartex" xmlns:cx1="http://schemas.microsoft.com/office/drawing/2015/9/8/chartex" xmlns:cx2="http://schemas.microsoft.com/office/drawing/2015/10/21/chartex" xmlns:cx3="http://schemas.microsoft.com/office/drawing/2016/5/9/chartex" xmlns:cx4="http://schemas.microsoft.com/office/drawing/2016/5/10/chartex" xmlns:cx5="http://schemas.microsoft.com/office/drawing/2016/5/11/chartex" xmlns:cx6="http://schemas.microsoft.com/office/drawing/2016/5/12/chartex" xmlns:cx7="http://schemas.microsoft.com/office/drawing/2016/5/13/chartex" xmlns:cx8="http://schemas.microsoft.com/office/drawing/2016/5/14/chartex" xmlns:mc="http://schemas.openxmlformats.org/markup-compatibility/2006" xmlns:aink="http://schemas.microsoft.com/office/drawing/2016/ink" xmlns:am3d="http://schemas.microsoft.com/office/drawing/2017/model3d" xmlns:o="urn:schemas-microsoft-com:office:office" xmlns:r="http://schemas.openxmlformats.org/officeDocument/2006/relationships" xmlns:m="http://schemas.openxmlformats.org/officeDocument/2006/math" xmlns:v="urn:schemas-microsoft-com:vml" xmlns:wp14="http://schemas.microsoft.com/office/word/2010/wordprocessingDrawing" xmlns:wp="http://schemas.openxmlformats.org/drawingml/2006/wordprocessingDrawing" xmlns:w10="urn:schemas-microsoft-com:office:word" xmlns:w="http://schemas.openxmlformats.org/wordprocessingml/2006/main" xmlns:w14="http://schemas.microsoft.com/office/word/2010/wordml" xmlns:w15="http://schemas.microsoft.com/office/word/2012/wordml" xmlns:w16cex="http://schemas.microsoft.com/office/word/2018/wordml/cex" xmlns:w16cid="http://schemas.microsoft.com/office/word/2016/wordml/cid" xmlns:w16="http://schemas.microsoft.com/office/word/2018/wordml" xmlns:w16sdtdh="http://schemas.microsoft.com/office/word/2020/wordml/sdtdatahash" xmlns:w16se="http://schemas.microsoft.com/office/word/2015/wordml/symex" xmlns:wpg="http://schemas.microsoft.com/office/word/2010/wordprocessingGroup" xmlns:wpi="http://schemas.microsoft.com/office/word/2010/wordprocessingInk" xmlns:wne="http://schemas.microsoft.com/office/word/2006/wordml" xmlns:wps="http://schemas.microsoft.com/office/word/2010/wordprocessingShape" mc:Ignorable="w14 w15 w16se w16cid w16 w16cex w16sdtdh wp14">
-  <w:docParts>
-    <w:docPart>
-      <w:docPartPr>
-        <w:name w:val="6101CC8C986545E0B9DB53978F0BA8EB"/>
-        <w:category>
-          <w:name w:val="General"/>
-          <w:gallery w:val="placeholder"/>
-        </w:category>
-        <w:types>
-          <w:type w:val="bbPlcHdr"/>
-        </w:types>
-        <w:behaviors>
-          <w:behavior w:val="content"/>
-        </w:behaviors>
-        <w:guid w:val="{4D6509EC-A2FA-477C-806A-86A54F948C59}"/>
-      </w:docPartPr>
-      <w:docPartBody>
-        <w:p>
-          <w:r>
-            <w:t>Class News</w:t>
-          </w:r>
-        </w:p>
-      </w:docPartBody>
-    </w:docPart>
-    <w:docPart>
-      <w:docPartPr>
-        <w:name w:val="5D2BDE648FAB4CC2A9041CB75E0CD2AE"/>
-        <w:category>
-          <w:name w:val="General"/>
-          <w:gallery w:val="placeholder"/>
-        </w:category>
-        <w:types>
-          <w:type w:val="bbPlcHdr"/>
-        </w:types>
-        <w:behaviors>
-          <w:behavior w:val="content"/>
-        </w:behaviors>
-        <w:guid w:val="{48CB4805-E30D-4434-982F-C1B2A76C4453}"/>
-      </w:docPartPr>
-      <w:docPartBody>
-        <w:p>
-          <w:r>
-            <w:t>Ms. Tanaka</w:t>
-          </w:r>
-        </w:p>
-      </w:docPartBody>
-    </w:docPart>
-    <w:docPart>
-      <w:docPartPr>
-        <w:name w:val="C6242ECA70EB4C5891CAFE27648F13A3"/>
-        <w:category>
-          <w:name w:val="General"/>
-          <w:gallery w:val="placeholder"/>
-        </w:category>
-        <w:types>
-          <w:type w:val="bbPlcHdr"/>
-        </w:types>
-        <w:behaviors>
-          <w:behavior w:val="content"/>
-        </w:behaviors>
-        <w:guid w:val="{32CC9AD6-76EA-4C69-8E63-5A95A185CA48}"/>
-      </w:docPartPr>
-      <w:docPartBody>
-        <w:p>
-          <w:r>
-            <w:t>Upcoming Events</w:t>
-          </w:r>
-        </w:p>
-      </w:docPartBody>
-    </w:docPart>
-    <w:docPart>
-      <w:docPartPr>
-        <w:name w:val="3C058B79141B4B519AA3787DE8F980E8"/>
-        <w:category>
-          <w:name w:val="General"/>
-          <w:gallery w:val="placeholder"/>
-        </w:category>
-        <w:types>
-          <w:type w:val="bbPlcHdr"/>
-        </w:types>
-        <w:behaviors>
-          <w:behavior w:val="content"/>
-        </w:behaviors>
-        <w:guid w:val="{38319638-9593-4CF0-A8F4-385385F3AC8E}"/>
-      </w:docPartPr>
-      <w:docPartBody>
-        <w:p>
-          <w:r>
-            <w:t>School Dance</w:t>
-          </w:r>
-        </w:p>
-      </w:docPartBody>
-    </w:docPart>
-    <w:docPart>
-      <w:docPartPr>
-        <w:name w:val="256E16751E994DA2A2099B7ACC1A0091"/>
-        <w:category>
-          <w:name w:val="General"/>
-          <w:gallery w:val="placeholder"/>
-        </w:category>
-        <w:types>
-          <w:type w:val="bbPlcHdr"/>
-        </w:types>
-        <w:behaviors>
-          <w:behavior w:val="content"/>
-        </w:behaviors>
-        <w:guid w:val="{C0A6E21B-88A1-402F-98FC-924069FD8E42}"/>
-      </w:docPartPr>
-      <w:docPartBody>
-        <w:p>
-          <w:r>
-            <w:t>9.9 | 5-7pm</w:t>
-          </w:r>
-        </w:p>
-      </w:docPartBody>
-    </w:docPart>
-    <w:docPart>
-      <w:docPartPr>
-        <w:name w:val="6D6B35F6F3E0496CAA0BF07AF7576A59"/>
-        <w:category>
-          <w:name w:val="General"/>
-          <w:gallery w:val="placeholder"/>
-        </w:category>
-        <w:types>
-          <w:type w:val="bbPlcHdr"/>
-        </w:types>
-        <w:behaviors>
-          <w:behavior w:val="content"/>
-        </w:behaviors>
-        <w:guid w:val="{42A93F63-225D-42BD-9A79-41D6F58AF384}"/>
-      </w:docPartPr>
-      <w:docPartBody>
-        <w:p>
-          <w:r>
-            <w:t>Book Fair</w:t>
-          </w:r>
-        </w:p>
-      </w:docPartBody>
-    </w:docPart>
-    <w:docPart>
-      <w:docPartPr>
-        <w:name w:val="3B643905F7C9485C925CD5714232DEB7"/>
-        <w:category>
-          <w:name w:val="General"/>
-          <w:gallery w:val="placeholder"/>
-        </w:category>
-        <w:types>
-          <w:type w:val="bbPlcHdr"/>
-        </w:types>
-        <w:behaviors>
-          <w:behavior w:val="content"/>
-        </w:behaviors>
-        <w:guid w:val="{2FC0A4B0-2CAA-41AE-9B26-F4C66FF083EF}"/>
-      </w:docPartPr>
-      <w:docPartBody>
-        <w:p>
-          <w:r>
-            <w:t>10.1 - 11.1</w:t>
-          </w:r>
-        </w:p>
-      </w:docPartBody>
-    </w:docPart>
-    <w:docPart>
-      <w:docPartPr>
-        <w:name w:val="A7B3810396AA435ABB6CDB33DDE80A12"/>
-        <w:category>
-          <w:name w:val="General"/>
-          <w:gallery w:val="placeholder"/>
-        </w:category>
-        <w:types>
-          <w:type w:val="bbPlcHdr"/>
-        </w:types>
-        <w:behaviors>
-          <w:behavior w:val="content"/>
-        </w:behaviors>
-        <w:guid w:val="{8E0F95AD-31EE-4648-8457-660A34C1A3C8}"/>
-      </w:docPartPr>
-      <w:docPartBody>
-        <w:p>
-          <w:r>
-            <w:t>Picture Day</w:t>
-          </w:r>
-        </w:p>
-      </w:docPartBody>
-    </w:docPart>
-    <w:docPart>
-      <w:docPartPr>
-        <w:name w:val="6F0572588EEC44AB977DADCF761A3CA7"/>
-        <w:category>
-          <w:name w:val="General"/>
-          <w:gallery w:val="placeholder"/>
-        </w:category>
-        <w:types>
-          <w:type w:val="bbPlcHdr"/>
-        </w:types>
-        <w:behaviors>
-          <w:behavior w:val="content"/>
-        </w:behaviors>
-        <w:guid w:val="{37D68DA6-49D6-418C-A113-15F435181C80}"/>
-      </w:docPartPr>
-      <w:docPartBody>
-        <w:p>
-          <w:r>
-            <w:t>10.15</w:t>
-          </w:r>
-        </w:p>
-      </w:docPartBody>
-    </w:docPart>
-    <w:docPart>
-      <w:docPartPr>
-        <w:name w:val="38981A8A0373437785362F5246B97799"/>
-        <w:category>
-          <w:name w:val="General"/>
-          <w:gallery w:val="placeholder"/>
-        </w:category>
-        <w:types>
-          <w:type w:val="bbPlcHdr"/>
-        </w:types>
-        <w:behaviors>
-          <w:behavior w:val="content"/>
-        </w:behaviors>
-        <w:guid w:val="{3F4FC13E-62C4-424F-949D-42A1C493930D}"/>
-      </w:docPartPr>
-      <w:docPartBody>
-        <w:p>
-          <w:r>
-            <w:t>Welcome back to school!</w:t>
-          </w:r>
-        </w:p>
-      </w:docPartBody>
-    </w:docPart>
-    <w:docPart>
-      <w:docPartPr>
-        <w:name w:val="47B7B864D3724F9EA8B3ADDB1B50982E"/>
-        <w:category>
-          <w:name w:val="General"/>
-          <w:gallery w:val="placeholder"/>
-        </w:category>
-        <w:types>
-          <w:type w:val="bbPlcHdr"/>
-        </w:types>
-        <w:behaviors>
-          <w:behavior w:val="content"/>
-        </w:behaviors>
-        <w:guid w:val="{EF78B84C-FE5C-40B3-851F-DB7753F187BC}"/>
-      </w:docPartPr>
-      <w:docPartBody>
-        <w:p>
-          <w:r>
-            <w:t>Lorem ipsum dolor sit amet, consectetur adipiscing elit. Aliquam non varius ipsum. Fusce venenatis quam vel libero scelerisque, a mattis diam sollicitudin. Lorem ipsum dolor sit amet, consectetur adipiscing elit. Aliquam non varius ipsum. Fusce venenatis quam vel libero sce lerisque, a mattis diam sollicitudin.</w:t>
-          </w:r>
-        </w:p>
-        <w:p>
-          <w:r>
-            <w:t>Maecenas massa velit, consectetur sit amet da pibus et, dapibus sit amet odio. Vestibulum ultric ies erat sit amet massa ullamcorper ferm entum. Quisque a suscipit nulla, non posuere tellus. Vivamus justo erat, suscipit sit amet ultr icie. Ma ecenas massa velit, consectetur sit amet dapibus et, dapibus sit amet odio. Vestibulum ultricies erat sit amet massa ullamcorper.</w:t>
-          </w:r>
-        </w:p>
-        <w:p>
-          <w:r>
-            <w:t>Lorem ipsum dolor sit amet, consectetur adipi scing elit. Aliquam non varius ipsum. Fusce ven enatis quam vel libero scelerisque, a mattis diam sollicitudin. Lorem ipsum dolor sit amet, cons ectetur adipiscing elit. Aliquam non varius ipsum. Fusce venenatis quam vel libero sce lerisque, a mattis diam sollicitudin. Quisque a suscipit nulla, non posuere tellus.</w:t>
-          </w:r>
-        </w:p>
-      </w:docPartBody>
-    </w:docPart>
-    <w:docPart>
-      <w:docPartPr>
-        <w:name w:val="10C99A27982C4CD98DA16C394718E6FD"/>
-        <w:category>
-          <w:name w:val="General"/>
-          <w:gallery w:val="placeholder"/>
-        </w:category>
-        <w:types>
-          <w:type w:val="bbPlcHdr"/>
-        </w:types>
-        <w:behaviors>
-          <w:behavior w:val="content"/>
-        </w:behaviors>
-        <w:guid w:val="{53F27B78-7FE7-416B-8E67-F77AD42B08F8}"/>
-      </w:docPartPr>
-      <w:docPartBody>
-        <w:p>
-          <w:r>
-            <w:t>Recent highlights</w:t>
-          </w:r>
-        </w:p>
-      </w:docPartBody>
-    </w:docPart>
-    <w:docPart>
-      <w:docPartPr>
-        <w:name w:val="5F94290AE359416F82C5A39D5C51BEE6"/>
-        <w:category>
-          <w:name w:val="General"/>
-          <w:gallery w:val="placeholder"/>
-        </w:category>
-        <w:types>
-          <w:type w:val="bbPlcHdr"/>
-        </w:types>
-        <w:behaviors>
-          <w:behavior w:val="content"/>
-        </w:behaviors>
-        <w:guid w:val="{90273FBE-81BD-48F5-9901-CF0B056A6B98}"/>
-      </w:docPartPr>
-      <w:docPartBody>
-        <w:p>
-          <w:r>
-            <w:t>Lorem ipsum dolor sit amet, consectetur adipiscing elit. Aliquam non varius ipsum. Fusce venenatis quam vel libero scelerisque, a mattis diam sollicitudin. Lorem ipsum dolor sit amet, consectetur adipiscing elit. Aliquam non varius ipsum. Fusce venenatis quam vel libero scelerisque, a mattis diam sollicitudin.</w:t>
-          </w:r>
-        </w:p>
-        <w:p>
-          <w:r>
-            <w:t>Maecenas massa velit, consectetur sit amet dapibus et, dapibus sit amet odio. Vestibulum ultricies erat sit amet massa ullamco rper ferme ntum. Quisque a suscipit nulla, non posuere tellus. Viva mus justo erat, suscipit sit amet dui sed, ultricies porttitor mi.</w:t>
-          </w:r>
-        </w:p>
-        <w:p>
-          <w:r>
-            <w:t>Aliquam pharetra risus vitae odio imperdiet condimentum. Fusce in quam varius, dictum mi sit amet, aliquam mi. Suspe ndisse potenti. Pellentesque auctor id neque vel maximus.</w:t>
-          </w:r>
-        </w:p>
-      </w:docPartBody>
-    </w:docPart>
-    <w:docPart>
-      <w:docPartPr>
-        <w:name w:val="772749928E394BD3853D086B4223B3EF"/>
-        <w:category>
-          <w:name w:val="General"/>
-          <w:gallery w:val="placeholder"/>
-        </w:category>
-        <w:types>
-          <w:type w:val="bbPlcHdr"/>
-        </w:types>
-        <w:behaviors>
-          <w:behavior w:val="content"/>
-        </w:behaviors>
-        <w:guid w:val="{075C0983-FAF6-4DCE-8E14-CF7C7FA4A41B}"/>
-      </w:docPartPr>
-      <w:docPartBody>
-        <w:p>
-          <w:r>
-            <w:t>Fall highlights</w:t>
-          </w:r>
-        </w:p>
-      </w:docPartBody>
-    </w:docPart>
-    <w:docPart>
-      <w:docPartPr>
-        <w:name w:val="19C91B89DE3D4B12AA15AAD6DE3B2316"/>
-        <w:category>
-          <w:name w:val="General"/>
-          <w:gallery w:val="placeholder"/>
-        </w:category>
-        <w:types>
-          <w:type w:val="bbPlcHdr"/>
-        </w:types>
-        <w:behaviors>
-          <w:behavior w:val="content"/>
-        </w:behaviors>
-        <w:guid w:val="{50072BF2-776A-4006-8BFD-FE11636F7B6A}"/>
-      </w:docPartPr>
-      <w:docPartBody>
-        <w:p>
-          <w:pPr>
-            <w:pStyle w:val="SidebarBody"/>
-          </w:pPr>
-          <w:r>
-            <w:t>Lorem ipsum dolor sit amet, consec tetur adi piscing elit. Aliquam non varius ipsum. Fusce venenatis quam vel libero scelerisque. Quam vel libero sce lerisque, a matm.</w:t>
-          </w:r>
-        </w:p>
-        <w:p>
-          <w:pPr>
-            <w:pStyle w:val="SidebarBody"/>
-          </w:pPr>
-        </w:p>
-        <w:p>
-          <w:r>
-            <w:t>Lorem ipsum dolor sit amet, consec tetur adi piscing elit. Aliquam non varius ipsum. Fusce venenatis quam vel libero scelerisque. Quam vel libero sce lerisque, a mattis diam venenatis quam vel.</w:t>
-          </w:r>
-        </w:p>
-      </w:docPartBody>
-    </w:docPart>
-    <w:docPart>
-      <w:docPartPr>
-        <w:name w:val="5E2C4ED5603746BFBC7B285B56FA14EC"/>
-        <w:category>
-          <w:name w:val="General"/>
-          <w:gallery w:val="placeholder"/>
-        </w:category>
-        <w:types>
-          <w:type w:val="bbPlcHdr"/>
-        </w:types>
-        <w:behaviors>
-          <w:behavior w:val="content"/>
-        </w:behaviors>
-        <w:guid w:val="{34EA2894-9A80-4335-84D9-72D9FEC874FD}"/>
-      </w:docPartPr>
-      <w:docPartBody>
-        <w:p>
-          <w:r>
-            <w:t>Our next area of focus</w:t>
-          </w:r>
-        </w:p>
-      </w:docPartBody>
-    </w:docPart>
-    <w:docPart>
-      <w:docPartPr>
-        <w:name w:val="96ABEE554A124C688722E6C6B0184BAF"/>
-        <w:category>
-          <w:name w:val="General"/>
-          <w:gallery w:val="placeholder"/>
-        </w:category>
-        <w:types>
-          <w:type w:val="bbPlcHdr"/>
-        </w:types>
-        <w:behaviors>
-          <w:behavior w:val="content"/>
-        </w:behaviors>
-        <w:guid w:val="{D3C71254-F8E1-4954-9D33-C5111B5691E0}"/>
-      </w:docPartPr>
-      <w:docPartBody>
-        <w:p>
-          <w:r>
-            <w:t>Lorem</w:t>
-          </w:r>
-          <w:r>
-            <w:t xml:space="preserve"> </w:t>
-          </w:r>
-          <w:r>
-            <w:t>ipsum</w:t>
-          </w:r>
-          <w:r>
-            <w:t xml:space="preserve"> </w:t>
-          </w:r>
-          <w:r>
-            <w:t>dolor</w:t>
-          </w:r>
-          <w:r>
-            <w:t xml:space="preserve"> </w:t>
-          </w:r>
-          <w:r>
-            <w:t>sit</w:t>
-          </w:r>
-          <w:r>
-            <w:t xml:space="preserve"> </w:t>
-          </w:r>
-          <w:r>
-            <w:t>amet,</w:t>
-          </w:r>
-          <w:r>
-            <w:t xml:space="preserve"> </w:t>
-          </w:r>
-          <w:r>
-            <w:t>consectetur</w:t>
-          </w:r>
-          <w:r>
-            <w:t xml:space="preserve"> </w:t>
-          </w:r>
-          <w:r>
-            <w:t>adipiscing</w:t>
-          </w:r>
-          <w:r>
-            <w:t xml:space="preserve"> </w:t>
-          </w:r>
-          <w:r>
-            <w:t>elit.</w:t>
-          </w:r>
-          <w:r>
-            <w:t xml:space="preserve"> </w:t>
-          </w:r>
-          <w:r>
-            <w:t>Ma</w:t>
-          </w:r>
-          <w:r>
-            <w:t xml:space="preserve"> </w:t>
-          </w:r>
-          <w:r>
-            <w:t>ecenas</w:t>
-          </w:r>
-          <w:r>
-            <w:t xml:space="preserve"> </w:t>
-          </w:r>
-          <w:r>
-            <w:t>massa velit, consectetur sit amet dapibus et, dapibus sit amet odio. Aliquam non varius ipsum. Fusce venenatis quam vel libero scelerisque, a mattis diam sollicitudin. Lorem ipsum dolor sit amet, consectetur adipiscing elit. Non varius ipsum. Fusce venenatis quam vel libero sce lerisque, a</w:t>
-          </w:r>
-          <w:r>
-            <w:t xml:space="preserve"> </w:t>
-          </w:r>
-          <w:r>
-            <w:t>mattis.</w:t>
-          </w:r>
-        </w:p>
-        <w:p>
-          <w:r>
-            <w:t>Maecenas massa velit, consectetur sit amet da pibus et, dapibus sit amet odio. Vestibulum ultric ies erat sit amet massa ullamcorper ferm entum. Quisque a suscipit nulla, non posuere tellus. Vivamus justo erat, suscipit sit amet ultr icie. Ma ecenas massa velit, consectetur sit amet dapibus</w:t>
-          </w:r>
-          <w:r>
-            <w:t xml:space="preserve"> </w:t>
-          </w:r>
-          <w:r>
-            <w:t>et,</w:t>
-          </w:r>
-          <w:r>
-            <w:t xml:space="preserve"> </w:t>
-          </w:r>
-          <w:r>
-            <w:t>dapibus</w:t>
-          </w:r>
-          <w:r>
-            <w:t xml:space="preserve"> </w:t>
-          </w:r>
-          <w:r>
-            <w:t>sit</w:t>
-          </w:r>
-          <w:r>
-            <w:t xml:space="preserve"> </w:t>
-          </w:r>
-          <w:r>
-            <w:t>amet</w:t>
-          </w:r>
-          <w:r>
-            <w:t xml:space="preserve"> </w:t>
-          </w:r>
-          <w:r>
-            <w:t>odio.</w:t>
-          </w:r>
-          <w:r>
-            <w:t xml:space="preserve"> </w:t>
-          </w:r>
-          <w:r>
-            <w:t>Vestibulum</w:t>
-          </w:r>
-          <w:r>
-            <w:t xml:space="preserve"> </w:t>
-          </w:r>
-          <w:r>
-            <w:t>ultricies</w:t>
-          </w:r>
-          <w:r>
-            <w:t xml:space="preserve"> </w:t>
-          </w:r>
-          <w:r>
-            <w:t>erat</w:t>
-          </w:r>
-          <w:r>
-            <w:t xml:space="preserve"> </w:t>
-          </w:r>
-          <w:r>
-            <w:t>sit</w:t>
-          </w:r>
-          <w:r>
-            <w:t xml:space="preserve"> </w:t>
-          </w:r>
-          <w:r>
-            <w:t>amet</w:t>
-          </w:r>
-          <w:r>
-            <w:t xml:space="preserve"> </w:t>
-          </w:r>
-          <w:r>
-            <w:t xml:space="preserve">massa </w:t>
-          </w:r>
-          <w:r>
-            <w:t xml:space="preserve">ullamcorper. nulla, </w:t>
-          </w:r>
-          <w:r>
-            <w:t>non posuere tellus. Vivamus justo erat, suscipit sit amet dui sed, ultricie. Ma ecenas massa velit.</w:t>
-          </w:r>
-        </w:p>
-      </w:docPartBody>
-    </w:docPart>
-    <w:docPart>
-      <w:docPartPr>
-        <w:name w:val="E6225FA1136148E3B986C4A579CD2E5D"/>
-        <w:category>
-          <w:name w:val="General"/>
-          <w:gallery w:val="placeholder"/>
-        </w:category>
-        <w:types>
-          <w:type w:val="bbPlcHdr"/>
-        </w:types>
-        <w:behaviors>
-          <w:behavior w:val="content"/>
-        </w:behaviors>
-        <w:guid w:val="{F86F099F-3487-4757-9BF2-D5588B64F2FC}"/>
-      </w:docPartPr>
-      <w:docPartBody>
-        <w:p>
-          <w:pPr>
-            <w:pStyle w:val="E6225FA1136148E3B986C4A579CD2E5D"/>
-          </w:pPr>
-          <w:r>
-            <w:t>Class News</w:t>
-          </w:r>
-        </w:p>
-      </w:docPartBody>
-    </w:docPart>
-    <w:docPart>
-      <w:docPartPr>
-        <w:name w:val="FD2F2509CE6E4B09A59EA3F605949A32"/>
-        <w:category>
-          <w:name w:val="General"/>
-          <w:gallery w:val="placeholder"/>
-        </w:category>
-        <w:types>
-          <w:type w:val="bbPlcHdr"/>
-        </w:types>
-        <w:behaviors>
-          <w:behavior w:val="content"/>
-        </w:behaviors>
-        <w:guid w:val="{FB77C406-7CE8-408A-A457-3EC22B896A2C}"/>
-      </w:docPartPr>
-      <w:docPartBody>
-        <w:p>
-          <w:pPr>
-            <w:pStyle w:val="FD2F2509CE6E4B09A59EA3F605949A32"/>
-          </w:pPr>
-          <w:r>
-            <w:t>Ms. Tanaka</w:t>
-          </w:r>
-        </w:p>
-      </w:docPartBody>
-    </w:docPart>
-    <w:docPart>
-      <w:docPartPr>
-        <w:name w:val="5D35CA28EEB84354845812FB1A43513E"/>
-        <w:category>
-          <w:name w:val="General"/>
-          <w:gallery w:val="placeholder"/>
-        </w:category>
-        <w:types>
-          <w:type w:val="bbPlcHdr"/>
-        </w:types>
-        <w:behaviors>
-          <w:behavior w:val="content"/>
-        </w:behaviors>
-        <w:guid w:val="{4BFD2406-F382-4379-9F30-82680781B34F}"/>
-      </w:docPartPr>
-      <w:docPartBody>
-        <w:p>
-          <w:pPr>
-            <w:pStyle w:val="5D35CA28EEB84354845812FB1A43513E"/>
-          </w:pPr>
-          <w:r>
-            <w:t>Upcoming Events</w:t>
-          </w:r>
-        </w:p>
-      </w:docPartBody>
-    </w:docPart>
-    <w:docPart>
-      <w:docPartPr>
-        <w:name w:val="7C5F030C590A407EB16ECBF6FED435B2"/>
-        <w:category>
-          <w:name w:val="General"/>
-          <w:gallery w:val="placeholder"/>
-        </w:category>
-        <w:types>
-          <w:type w:val="bbPlcHdr"/>
-        </w:types>
-        <w:behaviors>
-          <w:behavior w:val="content"/>
-        </w:behaviors>
-        <w:guid w:val="{0C91D37E-4790-4B0E-9210-931DC72F7123}"/>
-      </w:docPartPr>
-      <w:docPartBody>
-        <w:p>
-          <w:pPr>
-            <w:pStyle w:val="7C5F030C590A407EB16ECBF6FED435B2"/>
-          </w:pPr>
-          <w:r>
-            <w:t>School Dance</w:t>
-          </w:r>
-        </w:p>
-      </w:docPartBody>
-    </w:docPart>
-    <w:docPart>
-      <w:docPartPr>
-        <w:name w:val="CB3AE28299A74DB4BC4F4F7562EA8853"/>
-        <w:category>
-          <w:name w:val="General"/>
-          <w:gallery w:val="placeholder"/>
-        </w:category>
-        <w:types>
-          <w:type w:val="bbPlcHdr"/>
-        </w:types>
-        <w:behaviors>
-          <w:behavior w:val="content"/>
-        </w:behaviors>
-        <w:guid w:val="{30159092-4749-4CA0-AEDB-B7D589E3AFFE}"/>
-      </w:docPartPr>
-      <w:docPartBody>
-        <w:p>
-          <w:pPr>
-            <w:pStyle w:val="CB3AE28299A74DB4BC4F4F7562EA8853"/>
-          </w:pPr>
-          <w:r>
-            <w:t>9.9 | 5-7pm</w:t>
-          </w:r>
-        </w:p>
-      </w:docPartBody>
-    </w:docPart>
-    <w:docPart>
-      <w:docPartPr>
-        <w:name w:val="9A7C1B27AC964B6CAE88D9316F269EFD"/>
-        <w:category>
-          <w:name w:val="General"/>
-          <w:gallery w:val="placeholder"/>
-        </w:category>
-        <w:types>
-          <w:type w:val="bbPlcHdr"/>
-        </w:types>
-        <w:behaviors>
-          <w:behavior w:val="content"/>
-        </w:behaviors>
-        <w:guid w:val="{CB915CA7-967E-489C-9FD4-6EB23E92EF35}"/>
-      </w:docPartPr>
-      <w:docPartBody>
-        <w:p>
-          <w:pPr>
-            <w:pStyle w:val="9A7C1B27AC964B6CAE88D9316F269EFD"/>
-          </w:pPr>
-          <w:r>
-            <w:t>Book Fair</w:t>
-          </w:r>
-        </w:p>
-      </w:docPartBody>
-    </w:docPart>
-    <w:docPart>
-      <w:docPartPr>
-        <w:name w:val="7CC01887416F41CC8E6B354F87BA05BA"/>
-        <w:category>
-          <w:name w:val="General"/>
-          <w:gallery w:val="placeholder"/>
-        </w:category>
-        <w:types>
-          <w:type w:val="bbPlcHdr"/>
-        </w:types>
-        <w:behaviors>
-          <w:behavior w:val="content"/>
-        </w:behaviors>
-        <w:guid w:val="{1D1DCA58-AA34-4910-9362-E9AC1CFBFF95}"/>
-      </w:docPartPr>
-      <w:docPartBody>
-        <w:p>
-          <w:pPr>
-            <w:pStyle w:val="7CC01887416F41CC8E6B354F87BA05BA"/>
-          </w:pPr>
-          <w:r>
-            <w:t>10.1 - 11.1</w:t>
-          </w:r>
-        </w:p>
-      </w:docPartBody>
-    </w:docPart>
-    <w:docPart>
-      <w:docPartPr>
-        <w:name w:val="FF6BCF28355C4737A9A6A61EF41CAE14"/>
-        <w:category>
-          <w:name w:val="General"/>
-          <w:gallery w:val="placeholder"/>
-        </w:category>
-        <w:types>
-          <w:type w:val="bbPlcHdr"/>
-        </w:types>
-        <w:behaviors>
-          <w:behavior w:val="content"/>
-        </w:behaviors>
-        <w:guid w:val="{3782F309-5593-4549-86D0-FBE315BE9471}"/>
-      </w:docPartPr>
-      <w:docPartBody>
-        <w:p>
-          <w:pPr>
-            <w:pStyle w:val="FF6BCF28355C4737A9A6A61EF41CAE14"/>
-          </w:pPr>
-          <w:r>
-            <w:t>Picture Day</w:t>
-          </w:r>
-        </w:p>
-      </w:docPartBody>
-    </w:docPart>
-    <w:docPart>
-      <w:docPartPr>
-        <w:name w:val="594E3583A1284F85B315FAAC18FA3B69"/>
-        <w:category>
-          <w:name w:val="General"/>
-          <w:gallery w:val="placeholder"/>
-        </w:category>
-        <w:types>
-          <w:type w:val="bbPlcHdr"/>
-        </w:types>
-        <w:behaviors>
-          <w:behavior w:val="content"/>
-        </w:behaviors>
-        <w:guid w:val="{92A8108B-DFDD-41D9-B631-37605238F429}"/>
-      </w:docPartPr>
-      <w:docPartBody>
-        <w:p>
-          <w:pPr>
-            <w:pStyle w:val="594E3583A1284F85B315FAAC18FA3B69"/>
-          </w:pPr>
-          <w:r>
-            <w:t>10.15</w:t>
-          </w:r>
-        </w:p>
-      </w:docPartBody>
-    </w:docPart>
-    <w:docPart>
-      <w:docPartPr>
-        <w:name w:val="5B58D297D8354940A085B9A601D56CE0"/>
-        <w:category>
-          <w:name w:val="General"/>
-          <w:gallery w:val="placeholder"/>
-        </w:category>
-        <w:types>
-          <w:type w:val="bbPlcHdr"/>
-        </w:types>
-        <w:behaviors>
-          <w:behavior w:val="content"/>
-        </w:behaviors>
-        <w:guid w:val="{381AAD91-0690-4C52-87EC-5F21E3392846}"/>
-      </w:docPartPr>
-      <w:docPartBody>
-        <w:p>
-          <w:pPr>
-            <w:pStyle w:val="5B58D297D8354940A085B9A601D56CE0"/>
-          </w:pPr>
-          <w:r>
-            <w:t>Welcome back to school!</w:t>
-          </w:r>
-        </w:p>
-      </w:docPartBody>
-    </w:docPart>
-    <w:docPart>
-      <w:docPartPr>
-        <w:name w:val="3E82738D43234F7F948073086572C41F"/>
-        <w:category>
-          <w:name w:val="General"/>
-          <w:gallery w:val="placeholder"/>
-        </w:category>
-        <w:types>
-          <w:type w:val="bbPlcHdr"/>
-        </w:types>
-        <w:behaviors>
-          <w:behavior w:val="content"/>
-        </w:behaviors>
-        <w:guid w:val="{EF5436A5-4CA6-4BAD-BD10-E24368D03982}"/>
-      </w:docPartPr>
-      <w:docPartBody>
-        <w:p>
-          <w:r>
-            <w:t>Lorem ipsum dolor sit amet, consectetur adipiscing elit. Aliquam non varius ipsum. Fusce venenatis quam vel libero scelerisque, a mattis diam sollicitudin. Lorem ipsum dolor sit amet, consectetur adipiscing elit. Aliquam non varius ipsum. Fusce venenatis quam vel libero sce lerisque, a mattis diam sollicitudin.</w:t>
-          </w:r>
-        </w:p>
-        <w:p>
-          <w:r>
-            <w:t>Maecenas massa velit, consectetur sit amet da pibus et, dapibus sit amet odio. Vestibulum ultric ies erat sit amet massa ullamcorper ferm entum. Quisque a suscipit nulla, non posuere tellus. Vivamus justo erat, suscipit sit amet ultr icie. Ma ecenas massa velit, consectetur sit amet dapibus et, dapibus sit amet odio. Vestibulum ultricies erat sit amet massa ullamcorper.</w:t>
-          </w:r>
-        </w:p>
-        <w:p>
-          <w:pPr>
-            <w:pStyle w:val="3E82738D43234F7F948073086572C41F"/>
-          </w:pPr>
-          <w:r>
-            <w:t>Lorem ipsum dolor sit amet, consectetur adipi scing elit. Aliquam non varius ipsum. Fusce ven enatis quam vel libero scelerisque, a mattis diam sollicitudin. Lorem ipsum dolor sit amet, cons ectetur adipiscing elit. Aliquam non varius ipsum. Fusce venenatis quam vel libero sce lerisque, a mattis diam sollicitudin. Quisque a suscipit nulla, non posuere tellus.</w:t>
-          </w:r>
-        </w:p>
-      </w:docPartBody>
-    </w:docPart>
-    <w:docPart>
-      <w:docPartPr>
-        <w:name w:val="2F3211CC34DD4EECB24137A01CB6AF4B"/>
-        <w:category>
-          <w:name w:val="General"/>
-          <w:gallery w:val="placeholder"/>
-        </w:category>
-        <w:types>
-          <w:type w:val="bbPlcHdr"/>
-        </w:types>
-        <w:behaviors>
-          <w:behavior w:val="content"/>
-        </w:behaviors>
-        <w:guid w:val="{9758FFF2-9294-42B4-B668-65741AF73CF5}"/>
-      </w:docPartPr>
-      <w:docPartBody>
-        <w:p>
-          <w:pPr>
-            <w:pStyle w:val="2F3211CC34DD4EECB24137A01CB6AF4B"/>
-          </w:pPr>
-          <w:r>
-            <w:t>Recent highlights</w:t>
-          </w:r>
-        </w:p>
-      </w:docPartBody>
-    </w:docPart>
-    <w:docPart>
-      <w:docPartPr>
-        <w:name w:val="0B3B04E0136C4C2E946EFFC84A97151C"/>
-        <w:category>
-          <w:name w:val="General"/>
-          <w:gallery w:val="placeholder"/>
-        </w:category>
-        <w:types>
-          <w:type w:val="bbPlcHdr"/>
-        </w:types>
-        <w:behaviors>
-          <w:behavior w:val="content"/>
-        </w:behaviors>
-        <w:guid w:val="{C77DBCA2-D1ED-440A-B317-F361C44ACCF1}"/>
-      </w:docPartPr>
-      <w:docPartBody>
-        <w:p>
-          <w:r>
-            <w:t>Lorem ipsum dolor sit amet, consectetur adipiscing elit. Aliquam non varius ipsum. Fusce venenatis quam vel libero scelerisque, a mattis diam sollicitudin. Lorem ipsum dolor sit amet, consectetur adipiscing elit. Aliquam non varius ipsum. Fusce venenatis quam vel libero scelerisque, a mattis diam sollicitudin.</w:t>
-          </w:r>
-        </w:p>
-        <w:p>
-          <w:r>
-            <w:t>Maecenas massa velit, consectetur sit amet dapibus et, dapibus sit amet odio. Vestibulum ultricies erat sit amet massa ullamco rper ferme ntum. Quisque a suscipit nulla, non posuere tellus. Viva mus justo erat, suscipit sit amet dui sed, ultricies porttitor mi.</w:t>
-          </w:r>
-        </w:p>
-        <w:p>
-          <w:pPr>
-            <w:pStyle w:val="0B3B04E0136C4C2E946EFFC84A97151C"/>
-          </w:pPr>
-          <w:r>
-            <w:t>Aliquam pharetra risus vitae odio imperdiet condimentum. Fusce in quam varius, dictum mi sit amet, aliquam mi. Suspe ndisse potenti. Pellentesque auctor id neque vel maximus.</w:t>
-          </w:r>
-        </w:p>
-      </w:docPartBody>
-    </w:docPart>
-    <w:docPart>
-      <w:docPartPr>
-        <w:name w:val="E08D51E74B0E432D8F031D96363D393F"/>
-        <w:category>
-          <w:name w:val="General"/>
-          <w:gallery w:val="placeholder"/>
-        </w:category>
-        <w:types>
-          <w:type w:val="bbPlcHdr"/>
-        </w:types>
-        <w:behaviors>
-          <w:behavior w:val="content"/>
-        </w:behaviors>
-        <w:guid w:val="{20511C87-EBB8-480E-9EE6-C0B849018369}"/>
-      </w:docPartPr>
-      <w:docPartBody>
-        <w:p>
-          <w:pPr>
-            <w:pStyle w:val="E08D51E74B0E432D8F031D96363D393F"/>
-          </w:pPr>
-          <w:r>
-            <w:t>Fall highlights</w:t>
-          </w:r>
-        </w:p>
-      </w:docPartBody>
-    </w:docPart>
-    <w:docPart>
-      <w:docPartPr>
-        <w:name w:val="12A19FBBAB894EB29C08EE189FFF3520"/>
-        <w:category>
-          <w:name w:val="General"/>
-          <w:gallery w:val="placeholder"/>
-        </w:category>
-        <w:types>
-          <w:type w:val="bbPlcHdr"/>
-        </w:types>
-        <w:behaviors>
-          <w:behavior w:val="content"/>
-        </w:behaviors>
-        <w:guid w:val="{27783E21-EAEE-4BED-8B95-C8117B49FE5F}"/>
-      </w:docPartPr>
-      <w:docPartBody>
-        <w:p>
-          <w:pPr>
-            <w:pStyle w:val="SidebarBody"/>
-          </w:pPr>
-          <w:r>
-            <w:t>Lorem ipsum dolor sit amet, consec tetur adi piscing elit. Aliquam non varius ipsum. Fusce venenatis quam vel libero scelerisque. Quam vel libero sce lerisque, a matm.</w:t>
-          </w:r>
-        </w:p>
-        <w:p>
-          <w:pPr>
-            <w:pStyle w:val="SidebarBody"/>
-          </w:pPr>
-        </w:p>
-        <w:p>
-          <w:pPr>
-            <w:pStyle w:val="12A19FBBAB894EB29C08EE189FFF3520"/>
-          </w:pPr>
-          <w:r>
-            <w:t>Lorem ipsum dolor sit amet, consec tetur adi piscing elit. Aliquam non varius ipsum. Fusce venenatis quam vel libero scelerisque. Quam vel libero sce lerisque, a mattis diam venenatis quam vel.</w:t>
-          </w:r>
-        </w:p>
-      </w:docPartBody>
-    </w:docPart>
-    <w:docPart>
-      <w:docPartPr>
-        <w:name w:val="90EC21065602473BBFCB6EEEB3EF7189"/>
-        <w:category>
-          <w:name w:val="General"/>
-          <w:gallery w:val="placeholder"/>
-        </w:category>
-        <w:types>
-          <w:type w:val="bbPlcHdr"/>
-        </w:types>
-        <w:behaviors>
-          <w:behavior w:val="content"/>
-        </w:behaviors>
-        <w:guid w:val="{95693C23-4AEA-4CC3-9E50-8225F2EDB73C}"/>
-      </w:docPartPr>
-      <w:docPartBody>
-        <w:p>
-          <w:pPr>
-            <w:pStyle w:val="90EC21065602473BBFCB6EEEB3EF7189"/>
-          </w:pPr>
-          <w:r>
-            <w:t>Our next area of focus</w:t>
-          </w:r>
-        </w:p>
-      </w:docPartBody>
-    </w:docPart>
-    <w:docPart>
-      <w:docPartPr>
-        <w:name w:val="8473F69D40BE490ABDADD371AF9483BE"/>
-        <w:category>
-          <w:name w:val="General"/>
-          <w:gallery w:val="placeholder"/>
-        </w:category>
-        <w:types>
-          <w:type w:val="bbPlcHdr"/>
-        </w:types>
-        <w:behaviors>
-          <w:behavior w:val="content"/>
-        </w:behaviors>
-        <w:guid w:val="{7810B45C-1649-43AF-9318-63FEF0EF8C40}"/>
-      </w:docPartPr>
-      <w:docPartBody>
-        <w:p>
-          <w:r>
-            <w:t>Lorem</w:t>
-          </w:r>
-          <w:r>
-            <w:t xml:space="preserve"> </w:t>
-          </w:r>
-          <w:r>
-            <w:t>ipsum</w:t>
-          </w:r>
-          <w:r>
-            <w:t xml:space="preserve"> </w:t>
-          </w:r>
-          <w:r>
-            <w:t>dolor</w:t>
-          </w:r>
-          <w:r>
-            <w:t xml:space="preserve"> </w:t>
-          </w:r>
-          <w:r>
-            <w:t>sit</w:t>
-          </w:r>
-          <w:r>
-            <w:t xml:space="preserve"> </w:t>
-          </w:r>
-          <w:r>
-            <w:t>amet,</w:t>
-          </w:r>
-          <w:r>
-            <w:t xml:space="preserve"> </w:t>
-          </w:r>
-          <w:r>
-            <w:t>consectetur</w:t>
-          </w:r>
-          <w:r>
-            <w:t xml:space="preserve"> </w:t>
-          </w:r>
-          <w:r>
-            <w:t>adipiscing</w:t>
-          </w:r>
-          <w:r>
-            <w:t xml:space="preserve"> </w:t>
-          </w:r>
-          <w:r>
-            <w:t>elit.</w:t>
-          </w:r>
-          <w:r>
-            <w:t xml:space="preserve"> </w:t>
-          </w:r>
-          <w:r>
-            <w:t>Ma</w:t>
-          </w:r>
-          <w:r>
-            <w:t xml:space="preserve"> </w:t>
-          </w:r>
-          <w:r>
-            <w:t>ecenas</w:t>
-          </w:r>
-          <w:r>
-            <w:t xml:space="preserve"> </w:t>
-          </w:r>
-          <w:r>
-            <w:t>massa velit, consectetur sit amet dapibus et, dapibus sit amet odio. Aliquam non varius ipsum. Fusce venenatis quam vel libero scelerisque, a mattis diam sollicitudin. Lorem ipsum dolor sit amet, consectetur adipiscing elit. Non varius ipsum. Fusce venenatis quam vel libero sce lerisque, a</w:t>
-          </w:r>
-          <w:r>
-            <w:t xml:space="preserve"> </w:t>
-          </w:r>
-          <w:r>
-            <w:t>mattis.</w:t>
-          </w:r>
-        </w:p>
-        <w:p>
-          <w:pPr>
-            <w:pStyle w:val="8473F69D40BE490ABDADD371AF9483BE"/>
-          </w:pPr>
-          <w:r>
-            <w:t>Maecenas massa velit, consectetur sit amet da pibus et, dapibus sit amet odio. Vestibulum ultric ies erat sit amet massa ullamcorper ferm entum. Quisque a suscipit nulla, non posuere tellus. Vivamus justo erat, suscipit sit amet ultr icie. Ma ecenas massa velit, consectetur sit amet dapibus</w:t>
-          </w:r>
-          <w:r>
-            <w:t xml:space="preserve"> </w:t>
-          </w:r>
-          <w:r>
-            <w:t>et,</w:t>
-          </w:r>
-          <w:r>
-            <w:t xml:space="preserve"> </w:t>
-          </w:r>
-          <w:r>
-            <w:t>dapibus</w:t>
-          </w:r>
-          <w:r>
-            <w:t xml:space="preserve"> </w:t>
-          </w:r>
-          <w:r>
-            <w:t>sit</w:t>
-          </w:r>
-          <w:r>
-            <w:t xml:space="preserve"> </w:t>
-          </w:r>
-          <w:r>
-            <w:t>amet</w:t>
-          </w:r>
-          <w:r>
-            <w:t xml:space="preserve"> </w:t>
-          </w:r>
-          <w:r>
-            <w:t>odio.</w:t>
-          </w:r>
-          <w:r>
-            <w:t xml:space="preserve"> </w:t>
-          </w:r>
-          <w:r>
-            <w:t>Vestibulum</w:t>
-          </w:r>
-          <w:r>
-            <w:t xml:space="preserve"> </w:t>
-          </w:r>
-          <w:r>
-            <w:t>ultricies</w:t>
-          </w:r>
-          <w:r>
-            <w:t xml:space="preserve"> </w:t>
-          </w:r>
-          <w:r>
-            <w:t>erat</w:t>
-          </w:r>
-          <w:r>
-            <w:t xml:space="preserve"> </w:t>
-          </w:r>
-          <w:r>
-            <w:t>sit</w:t>
-          </w:r>
-          <w:r>
-            <w:t xml:space="preserve"> </w:t>
-          </w:r>
-          <w:r>
-            <w:t>amet</w:t>
-          </w:r>
-          <w:r>
-            <w:t xml:space="preserve"> </w:t>
-          </w:r>
-          <w:r>
-            <w:t xml:space="preserve">massa </w:t>
-          </w:r>
-          <w:r>
-            <w:t xml:space="preserve">ullamcorper. nulla, </w:t>
-          </w:r>
-          <w:r>
-            <w:t>non posuere tellus. Vivamus justo erat, suscipit sit amet dui sed, ultricie. Ma ecenas massa velit.</w:t>
-          </w:r>
-        </w:p>
-      </w:docPartBody>
-    </w:docPart>
-    <w:docPart>
-      <w:docPartPr>
-        <w:name w:val="4BBAB3778961475F821EB76D55D24DFA"/>
-        <w:category>
-          <w:name w:val="General"/>
-          <w:gallery w:val="placeholder"/>
-        </w:category>
-        <w:types>
-          <w:type w:val="bbPlcHdr"/>
-        </w:types>
-        <w:behaviors>
-          <w:behavior w:val="content"/>
-        </w:behaviors>
-        <w:guid w:val="{7A552322-3B30-4A09-9480-B60A25D0BE01}"/>
-      </w:docPartPr>
-      <w:docPartBody>
-        <w:p>
-          <w:pPr>
-            <w:pStyle w:val="4BBAB3778961475F821EB76D55D24DFA"/>
-          </w:pPr>
-          <w:r>
-            <w:t>sycamoremiddle.org</w:t>
-          </w:r>
-        </w:p>
-      </w:docPartBody>
-    </w:docPart>
-    <w:docPart>
-      <w:docPartPr>
-        <w:name w:val="D09559C1882C4B91A45127707731BB63"/>
-        <w:category>
-          <w:name w:val="General"/>
-          <w:gallery w:val="placeholder"/>
-        </w:category>
-        <w:types>
-          <w:type w:val="bbPlcHdr"/>
-        </w:types>
-        <w:behaviors>
-          <w:behavior w:val="content"/>
-        </w:behaviors>
-        <w:guid w:val="{C23C0A5B-4F98-4259-99AD-C1BEF9F7BD74}"/>
-      </w:docPartPr>
-      <w:docPartBody>
-        <w:p>
-          <w:pPr>
-            <w:pStyle w:val="D09559C1882C4B91A45127707731BB63"/>
-          </w:pPr>
-          <w:r>
-            <w:t>ytanaka@sycamoremiddle.edu</w:t>
-          </w:r>
-        </w:p>
-      </w:docPartBody>
-    </w:docPart>
-    <w:docPart>
-      <w:docPartPr>
-        <w:name w:val="BB77BA8101164C4EA67D641996905300"/>
-        <w:category>
-          <w:name w:val="General"/>
-          <w:gallery w:val="placeholder"/>
-        </w:category>
-        <w:types>
-          <w:type w:val="bbPlcHdr"/>
-        </w:types>
-        <w:behaviors>
-          <w:behavior w:val="content"/>
-        </w:behaviors>
-        <w:guid w:val="{EEA849A6-998E-4CDB-838E-CF9DF01A49A8}"/>
-      </w:docPartPr>
-      <w:docPartBody>
-        <w:p>
-          <w:r>
-            <w:t>(718) 555–0100</w:t>
-          </w:r>
-        </w:p>
-      </w:docPartBody>
-    </w:docPart>
-    <w:docPart>
-      <w:docPartPr>
-        <w:name w:val="3CFDD0427CE842C8979C728C54A696DE"/>
-        <w:category>
-          <w:name w:val="General"/>
-          <w:gallery w:val="placeholder"/>
-        </w:category>
-        <w:types>
-          <w:type w:val="bbPlcHdr"/>
-        </w:types>
-        <w:behaviors>
-          <w:behavior w:val="content"/>
-        </w:behaviors>
-        <w:guid w:val="{05140731-52CC-4FFA-B8BA-2E2EF652B79D}"/>
-      </w:docPartPr>
-      <w:docPartBody>
-        <w:p>
-          <w:pPr>
-            <w:pStyle w:val="3CFDD0427CE842C8979C728C54A696DE"/>
-          </w:pPr>
-          <w:r>
-            <w:t>(718) 555–0100</w:t>
-          </w:r>
-        </w:p>
-      </w:docPartBody>
-    </w:docPart>
-    <w:docPart>
-      <w:docPartPr>
-        <w:name w:val="E1FB1F2CA18F45D187604190E4AFA2D9"/>
-        <w:category>
-          <w:name w:val="General"/>
-          <w:gallery w:val="placeholder"/>
-        </w:category>
-        <w:types>
-          <w:type w:val="bbPlcHdr"/>
-        </w:types>
-        <w:behaviors>
-          <w:behavior w:val="content"/>
-        </w:behaviors>
-        <w:guid w:val="{417A4E3D-48F2-4570-946F-C24B4A0ECA26}"/>
-      </w:docPartPr>
-      <w:docPartBody>
-        <w:p>
-          <w:pPr>
-            <w:pStyle w:val="E1FB1F2CA18F45D187604190E4AFA2D9"/>
-          </w:pPr>
-          <w:r>
-            <w:t>sycamoremiddle.org</w:t>
-          </w:r>
-        </w:p>
-      </w:docPartBody>
-    </w:docPart>
-    <w:docPart>
-      <w:docPartPr>
-        <w:name w:val="3B6A044BDEEA4EA0879D85A9D6E25DDC"/>
-        <w:category>
-          <w:name w:val="General"/>
-          <w:gallery w:val="placeholder"/>
-        </w:category>
-        <w:types>
-          <w:type w:val="bbPlcHdr"/>
-        </w:types>
-        <w:behaviors>
-          <w:behavior w:val="content"/>
-        </w:behaviors>
-        <w:guid w:val="{9377E36C-A1A6-46A6-ACA8-9E9DCB378138}"/>
-      </w:docPartPr>
-      <w:docPartBody>
-        <w:p>
-          <w:pPr>
-            <w:pStyle w:val="3B6A044BDEEA4EA0879D85A9D6E25DDC"/>
-          </w:pPr>
-          <w:r>
-            <w:t>ytanaka@sycamoremiddle.edu</w:t>
-          </w:r>
-        </w:p>
-      </w:docPartBody>
-    </w:docPart>
-  </w:docParts>
-</w:glossaryDocument>
-</file>
-
-<file path=word/glossary/fontTable2.xml><?xml version="1.0" encoding="utf-8"?>
-<w:fonts xmlns:mc="http://schemas.openxmlformats.org/markup-compatibility/2006" xmlns:r="http://schemas.openxmlformats.org/officeDocument/2006/relationships" xmlns:w="http://schemas.openxmlformats.org/wordprocessingml/2006/main" xmlns:w14="http://schemas.microsoft.com/office/word/2010/wordml" xmlns:w15="http://schemas.microsoft.com/office/word/2012/wordml" xmlns:w16cex="http://schemas.microsoft.com/office/word/2018/wordml/cex" xmlns:w16cid="http://schemas.microsoft.com/office/word/2016/wordml/cid" xmlns:w16="http://schemas.microsoft.com/office/word/2018/wordml" xmlns:w16sdtdh="http://schemas.microsoft.com/office/word/2020/wordml/sdtdatahash" xmlns:w16se="http://schemas.microsoft.com/office/word/2015/wordml/symex" mc:Ignorable="w14 w15 w16se w16cid w16 w16cex w16sdtdh">
-  <w:font w:name="Franklin Gothic Book">
-    <w:panose1 w:val="020B0503020102020204"/>
-    <w:charset w:val="00"/>
-    <w:family w:val="swiss"/>
-    <w:pitch w:val="variable"/>
-    <w:sig w:usb0="00000287" w:usb1="00000000" w:usb2="00000000" w:usb3="00000000" w:csb0="0000009F" w:csb1="00000000"/>
-  </w:font>
-  <w:font w:name="Times New Roman">
-    <w:panose1 w:val="02020603050405020304"/>
-    <w:charset w:val="00"/>
-    <w:family w:val="roman"/>
-    <w:pitch w:val="variable"/>
-    <w:sig w:usb0="E0002EFF" w:usb1="C000785B" w:usb2="00000009" w:usb3="00000000" w:csb0="000001FF" w:csb1="00000000"/>
-  </w:font>
-  <w:font w:name="Franklin Gothic Demi">
-    <w:panose1 w:val="020B0703020102020204"/>
-    <w:charset w:val="00"/>
-    <w:family w:val="swiss"/>
-    <w:pitch w:val="variable"/>
-    <w:sig w:usb0="00000287" w:usb1="00000000" w:usb2="00000000" w:usb3="00000000" w:csb0="0000009F" w:csb1="00000000"/>
-  </w:font>
-  <w:font w:name="Calibri">
-    <w:panose1 w:val="020F0502020204030204"/>
-    <w:charset w:val="00"/>
-    <w:family w:val="swiss"/>
-    <w:pitch w:val="variable"/>
-    <w:sig w:usb0="E4002EFF" w:usb1="C000247B" w:usb2="00000009" w:usb3="00000000" w:csb0="000001FF" w:csb1="00000000"/>
-  </w:font>
-  <w:font w:name="Calibri Light">
-    <w:panose1 w:val="020F0302020204030204"/>
-    <w:charset w:val="00"/>
-    <w:family w:val="swiss"/>
-    <w:pitch w:val="variable"/>
-    <w:sig w:usb0="E4002EFF" w:usb1="C000247B" w:usb2="00000009" w:usb3="00000000" w:csb0="000001FF" w:csb1="00000000"/>
-  </w:font>
-</w:fonts>
-</file>
-
-<file path=word/glossary/settings2.xml><?xml version="1.0" encoding="utf-8"?>
-<w:settings xmlns:mc="http://schemas.openxmlformats.org/markup-compatibility/2006" xmlns:o="urn:schemas-microsoft-com:office:office" xmlns:r="http://schemas.openxmlformats.org/officeDocument/2006/relationships" xmlns:m="http://schemas.openxmlformats.org/officeDocument/2006/math" xmlns:v="urn:schemas-microsoft-com:vml" xmlns:w10="urn:schemas-microsoft-com:office:word" xmlns:w="http://schemas.openxmlformats.org/wordprocessingml/2006/main" xmlns:w14="http://schemas.microsoft.com/office/word/2010/wordml" xmlns:w15="http://schemas.microsoft.com/office/word/2012/wordml" xmlns:w16cex="http://schemas.microsoft.com/office/word/2018/wordml/cex" xmlns:w16cid="http://schemas.microsoft.com/office/word/2016/wordml/cid" xmlns:w16="http://schemas.microsoft.com/office/word/2018/wordml" xmlns:w16sdtdh="http://schemas.microsoft.com/office/word/2020/wordml/sdtdatahash" xmlns:w16se="http://schemas.microsoft.com/office/word/2015/wordml/symex" xmlns:sl="http://schemas.openxmlformats.org/schemaLibrary/2006/main" mc:Ignorable="w14 w15 w16se w16cid w16 w16cex w16sdtdh">
-  <w:view w:val="normal"/>
-  <w:defaultTabStop w:val="720"/>
-  <w:characterSpacingControl w:val="doNotCompress"/>
-  <w:compat>
-    <w:useFELayout/>
-    <w:compatSetting w:name="compatibilityMode" w:uri="http://schemas.microsoft.com/office/word" w:val="15"/>
-    <w:compatSetting w:name="overrideTableStyleFontSizeAndJustification" w:uri="http://schemas.microsoft.com/office/word" w:val="1"/>
-    <w:compatSetting w:name="enableOpenTypeFeatures" w:uri="http://schemas.microsoft.com/office/word" w:val="1"/>
-    <w:compatSetting w:name="doNotFlipMirrorIndents" w:uri="http://schemas.microsoft.com/office/word" w:val="1"/>
-    <w:compatSetting w:name="differentiateMultirowTableHeaders" w:uri="http://schemas.microsoft.com/office/word" w:val="1"/>
-    <w:compatSetting w:name="useWord2013TrackBottomHyphenation" w:uri="http://schemas.microsoft.com/office/word" w:val="1"/>
-  </w:compat>
-  <w:rsids>
-    <w:rsidRoot w:val="00A51098"/>
-    <w:rsid w:val="000D2547"/>
-    <w:rsid w:val="00176582"/>
-    <w:rsid w:val="0019074F"/>
-    <w:rsid w:val="00292EE1"/>
-    <w:rsid w:val="003C58E1"/>
-    <w:rsid w:val="003F7913"/>
-    <w:rsid w:val="00571DC2"/>
-    <w:rsid w:val="00984406"/>
-    <w:rsid w:val="00A51098"/>
-    <w:rsid w:val="00F00939"/>
-  </w:rsids>
-  <m:mathPr>
-    <m:mathFont m:val="Cambria Math"/>
-    <m:brkBin m:val="before"/>
-    <m:brkBinSub m:val="--"/>
-    <m:smallFrac m:val="0"/>
-    <m:dispDef/>
-    <m:lMargin m:val="0"/>
-    <m:rMargin m:val="0"/>
-    <m:defJc m:val="centerGroup"/>
-    <m:wrapIndent m:val="1440"/>
-    <m:intLim m:val="subSup"/>
-    <m:naryLim m:val="undOvr"/>
-  </m:mathPr>
-  <w:themeFontLang w:val="en-AU"/>
-  <w:clrSchemeMapping w:bg1="light1" w:t1="dark1" w:bg2="light2" w:t2="dark2" w:accent1="accent1" w:accent2="accent2" w:accent3="accent3" w:accent4="accent4" w:accent5="accent5" w:accent6="accent6" w:hyperlink="hyperlink" w:followedHyperlink="followedHyperlink"/>
-  <w:decimalSymbol w:val="."/>
-  <w:listSeparator w:val=","/>
-  <w15:chartTrackingRefBased/>
-</w:settings>
-</file>
-
-<file path=word/glossary/styles2.xml><?xml version="1.0" encoding="utf-8"?>
-<w:styles xmlns:mc="http://schemas.openxmlformats.org/markup-compatibility/2006" xmlns:r="http://schemas.openxmlformats.org/officeDocument/2006/relationships" xmlns:w="http://schemas.openxmlformats.org/wordprocessingml/2006/main" xmlns:w14="http://schemas.microsoft.com/office/word/2010/wordml" xmlns:w15="http://schemas.microsoft.com/office/word/2012/wordml" xmlns:w16cex="http://schemas.microsoft.com/office/word/2018/wordml/cex" xmlns:w16cid="http://schemas.microsoft.com/office/word/2016/wordml/cid" xmlns:w16="http://schemas.microsoft.com/office/word/2018/wordml" xmlns:w16sdtdh="http://schemas.microsoft.com/office/word/2020/wordml/sdtdatahash" xmlns:w16se="http://schemas.microsoft.com/office/word/2015/wordml/symex" mc:Ignorable="w14 w15 w16se w16cid w16 w16cex w16sdtdh">
-  <w:docDefaults>
-    <w:rPrDefault>
-      <w:rPr>
-        <w:rFonts w:asciiTheme="minorHAnsi" w:eastAsiaTheme="minorEastAsia" w:hAnsiTheme="minorHAnsi" w:cstheme="minorBidi"/>
-        <w:sz w:val="22"/>
-        <w:szCs w:val="22"/>
-        <w:lang w:val="en-AU" w:eastAsia="en-AU" w:bidi="ar-SA"/>
-      </w:rPr>
-    </w:rPrDefault>
-    <w:pPrDefault>
-      <w:pPr>
-        <w:spacing w:after="160" w:line="259" w:lineRule="auto"/>
-      </w:pPr>
-    </w:pPrDefault>
-  </w:docDefaults>
-  <w:latentStyles w:defLockedState="0" w:defUIPriority="99" w:defSemiHidden="0" w:defUnhideWhenUsed="0" w:defQFormat="0" w:count="376">
-    <w:lsdException w:name="Normal" w:uiPriority="0" w:qFormat="1"/>
-    <w:lsdException w:name="heading 1" w:uiPriority="9" w:qFormat="1"/>
-    <w:lsdException w:name="heading 2" w:semiHidden="1" w:uiPriority="9" w:unhideWhenUsed="1" w:qFormat="1"/>
-    <w:lsdException w:name="heading 3" w:semiHidden="1" w:uiPriority="9" w:unhideWhenUsed="1" w:qFormat="1"/>
-    <w:lsdException w:name="heading 4" w:semiHidden="1" w:uiPriority="9" w:unhideWhenUsed="1" w:qFormat="1"/>
-    <w:lsdException w:name="heading 5" w:semiHidden="1" w:uiPriority="9" w:unhideWhenUsed="1" w:qFormat="1"/>
-    <w:lsdException w:name="heading 6" w:semiHidden="1" w:uiPriority="9" w:unhideWhenUsed="1" w:qFormat="1"/>
-    <w:lsdException w:name="heading 7" w:semiHidden="1" w:uiPriority="9" w:unhideWhenUsed="1" w:qFormat="1"/>
-    <w:lsdException w:name="heading 8" w:semiHidden="1" w:uiPriority="9" w:unhideWhenUsed="1" w:qFormat="1"/>
-    <w:lsdException w:name="heading 9" w:semiHidden="1" w:uiPriority="9" w:unhideWhenUsed="1" w:qFormat="1"/>
-    <w:lsdException w:name="index 1" w:semiHidden="1" w:unhideWhenUsed="1"/>
-    <w:lsdException w:name="index 2" w:semiHidden="1" w:unhideWhenUsed="1"/>
-    <w:lsdException w:name="index 3" w:semiHidden="1" w:unhideWhenUsed="1"/>
-    <w:lsdException w:name="index 4" w:semiHidden="1" w:unhideWhenUsed="1"/>
-    <w:lsdException w:name="index 5" w:semiHidden="1" w:unhideWhenUsed="1"/>
-    <w:lsdException w:name="index 6" w:semiHidden="1" w:unhideWhenUsed="1"/>
-    <w:lsdException w:name="index 7" w:semiHidden="1" w:unhideWhenUsed="1"/>
-    <w:lsdException w:name="index 8" w:semiHidden="1" w:unhideWhenUsed="1"/>
-    <w:lsdException w:name="index 9" w:semiHidden="1" w:unhideWhenUsed="1"/>
-    <w:lsdException w:name="toc 1" w:semiHidden="1" w:uiPriority="39" w:unhideWhenUsed="1"/>
-    <w:lsdException w:name="toc 2" w:semiHidden="1" w:uiPriority="39" w:unhideWhenUsed="1"/>
-    <w:lsdException w:name="toc 3" w:semiHidden="1" w:uiPriority="39" w:unhideWhenUsed="1"/>
-    <w:lsdException w:name="toc 4" w:semiHidden="1" w:uiPriority="39" w:unhideWhenUsed="1"/>
-    <w:lsdException w:name="toc 5" w:semiHidden="1" w:uiPriority="39" w:unhideWhenUsed="1"/>
-    <w:lsdException w:name="toc 6" w:semiHidden="1" w:uiPriority="39" w:unhideWhenUsed="1"/>
-    <w:lsdException w:name="toc 7" w:semiHidden="1" w:uiPriority="39" w:unhideWhenUsed="1"/>
-    <w:lsdException w:name="toc 8" w:semiHidden="1" w:uiPriority="39" w:unhideWhenUsed="1"/>
-    <w:lsdException w:name="toc 9" w:semiHidden="1" w:uiPriority="39" w:unhideWhenUsed="1"/>
-    <w:lsdException w:name="Normal Indent" w:semiHidden="1" w:unhideWhenUsed="1"/>
-    <w:lsdException w:name="footnote text" w:semiHidden="1" w:unhideWhenUsed="1"/>
-    <w:lsdException w:name="annotation text" w:semiHidden="1" w:unhideWhenUsed="1"/>
-    <w:lsdException w:name="header" w:semiHidden="1" w:unhideWhenUsed="1"/>
-    <w:lsdException w:name="footer" w:semiHidden="1" w:unhideWhenUsed="1"/>
-    <w:lsdException w:name="index heading" w:semiHidden="1" w:unhideWhenUsed="1"/>
-    <w:lsdException w:name="caption" w:semiHidden="1" w:uiPriority="35" w:unhideWhenUsed="1" w:qFormat="1"/>
-    <w:lsdException w:name="table of figures" w:semiHidden="1" w:unhideWhenUsed="1"/>
-    <w:lsdException w:name="envelope address" w:semiHidden="1" w:unhideWhenUsed="1"/>
-    <w:lsdException w:name="envelope return" w:semiHidden="1" w:unhideWhenUsed="1"/>
-    <w:lsdException w:name="footnote reference" w:semiHidden="1" w:unhideWhenUsed="1"/>
-    <w:lsdException w:name="annotation reference" w:semiHidden="1" w:unhideWhenUsed="1"/>
-    <w:lsdException w:name="line number" w:semiHidden="1" w:unhideWhenUsed="1"/>
-    <w:lsdException w:name="page number" w:semiHidden="1" w:unhideWhenUsed="1"/>
-    <w:lsdException w:name="endnote reference" w:semiHidden="1" w:unhideWhenUsed="1"/>
-    <w:lsdException w:name="endnote text" w:semiHidden="1" w:unhideWhenUsed="1"/>
-    <w:lsdException w:name="table of authorities" w:semiHidden="1" w:unhideWhenUsed="1"/>
-    <w:lsdException w:name="macro" w:semiHidden="1" w:unhideWhenUsed="1"/>
-    <w:lsdException w:name="toa heading" w:semiHidden="1" w:unhideWhenUsed="1"/>
-    <w:lsdException w:name="List" w:semiHidden="1" w:unhideWhenUsed="1"/>
-    <w:lsdException w:name="List Bullet" w:semiHidden="1" w:unhideWhenUsed="1"/>
-    <w:lsdException w:name="List Number" w:semiHidden="1" w:unhideWhenUsed="1"/>
-    <w:lsdException w:name="List 2" w:semiHidden="1" w:unhideWhenUsed="1"/>
-    <w:lsdException w:name="List 3" w:semiHidden="1" w:unhideWhenUsed="1"/>
-    <w:lsdException w:name="List 4" w:semiHidden="1" w:unhideWhenUsed="1"/>
-    <w:lsdException w:name="List 5" w:semiHidden="1" w:unhideWhenUsed="1"/>
-    <w:lsdException w:name="List Bullet 2" w:semiHidden="1" w:unhideWhenUsed="1"/>
-    <w:lsdException w:name="List Bullet 3" w:semiHidden="1" w:unhideWhenUsed="1"/>
-    <w:lsdException w:name="List Bullet 4" w:semiHidden="1" w:unhideWhenUsed="1"/>
-    <w:lsdException w:name="List Bullet 5" w:semiHidden="1" w:unhideWhenUsed="1"/>
-    <w:lsdException w:name="List Number 2" w:semiHidden="1" w:unhideWhenUsed="1"/>
-    <w:lsdException w:name="List Number 3" w:semiHidden="1" w:unhideWhenUsed="1"/>
-    <w:lsdException w:name="List Number 4" w:semiHidden="1" w:unhideWhenUsed="1"/>
-    <w:lsdException w:name="List Number 5" w:semiHidden="1" w:unhideWhenUsed="1"/>
-    <w:lsdException w:name="Title" w:uiPriority="10" w:qFormat="1"/>
-    <w:lsdException w:name="Closing" w:semiHidden="1" w:unhideWhenUsed="1"/>
-    <w:lsdException w:name="Signature" w:semiHidden="1" w:unhideWhenUsed="1"/>
-    <w:lsdException w:name="Default Paragraph Font" w:semiHidden="1" w:uiPriority="1" w:unhideWhenUsed="1"/>
-    <w:lsdException w:name="Body Text" w:semiHidden="1" w:uiPriority="3" w:unhideWhenUsed="1" w:qFormat="1"/>
-    <w:lsdException w:name="Body Text Indent" w:semiHidden="1" w:unhideWhenUsed="1"/>
-    <w:lsdException w:name="List Continue" w:semiHidden="1" w:unhideWhenUsed="1"/>
-    <w:lsdException w:name="List Continue 2" w:semiHidden="1" w:unhideWhenUsed="1"/>
-    <w:lsdException w:name="List Continue 3" w:semiHidden="1" w:unhideWhenUsed="1"/>
-    <w:lsdException w:name="List Continue 4" w:semiHidden="1" w:unhideWhenUsed="1"/>
-    <w:lsdException w:name="List Continue 5" w:semiHidden="1" w:unhideWhenUsed="1"/>
-    <w:lsdException w:name="Message Header" w:semiHidden="1" w:unhideWhenUsed="1"/>
-    <w:lsdException w:name="Subtitle" w:uiPriority="11" w:qFormat="1"/>
-    <w:lsdException w:name="Salutation" w:semiHidden="1" w:unhideWhenUsed="1"/>
-    <w:lsdException w:name="Date" w:semiHidden="1" w:unhideWhenUsed="1"/>
-    <w:lsdException w:name="Body Text First Indent" w:semiHidden="1" w:unhideWhenUsed="1"/>
-    <w:lsdException w:name="Body Text First Indent 2" w:semiHidden="1" w:unhideWhenUsed="1"/>
-    <w:lsdException w:name="Note Heading" w:semiHidden="1" w:unhideWhenUsed="1"/>
-    <w:lsdException w:name="Body Text 2" w:semiHidden="1" w:unhideWhenUsed="1"/>
-    <w:lsdException w:name="Body Text 3" w:semiHidden="1" w:unhideWhenUsed="1"/>
-    <w:lsdException w:name="Body Text Indent 2" w:semiHidden="1" w:unhideWhenUsed="1"/>
-    <w:lsdException w:name="Body Text Indent 3" w:semiHidden="1" w:unhideWhenUsed="1"/>
-    <w:lsdException w:name="Block Text" w:semiHidden="1" w:unhideWhenUsed="1"/>
-    <w:lsdException w:name="Hyperlink" w:semiHidden="1" w:unhideWhenUsed="1"/>
-    <w:lsdException w:name="FollowedHyperlink" w:semiHidden="1" w:unhideWhenUsed="1"/>
-    <w:lsdException w:name="Strong" w:uiPriority="22" w:qFormat="1"/>
-    <w:lsdException w:name="Emphasis" w:uiPriority="20" w:qFormat="1"/>
-    <w:lsdException w:name="Document Map" w:semiHidden="1" w:unhideWhenUsed="1"/>
-    <w:lsdException w:name="Plain Text" w:semiHidden="1" w:unhideWhenUsed="1"/>
-    <w:lsdException w:name="E-mail Signature" w:semiHidden="1" w:unhideWhenUsed="1"/>
-    <w:lsdException w:name="HTML Top of Form" w:semiHidden="1" w:unhideWhenUsed="1"/>
-    <w:lsdException w:name="HTML Bottom of Form" w:semiHidden="1" w:unhideWhenUsed="1"/>
-    <w:lsdException w:name="Normal (Web)" w:semiHidden="1" w:unhideWhenUsed="1"/>
-    <w:lsdException w:name="HTML Acronym" w:semiHidden="1" w:unhideWhenUsed="1"/>
-    <w:lsdException w:name="HTML Address" w:semiHidden="1" w:unhideWhenUsed="1"/>
-    <w:lsdException w:name="HTML Cite" w:semiHidden="1" w:unhideWhenUsed="1"/>
-    <w:lsdException w:name="HTML Code" w:semiHidden="1" w:unhideWhenUsed="1"/>
-    <w:lsdException w:name="HTML Definition" w:semiHidden="1" w:unhideWhenUsed="1"/>
-    <w:lsdException w:name="HTML Keyboard" w:semiHidden="1" w:unhideWhenUsed="1"/>
-    <w:lsdException w:name="HTML Preformatted" w:semiHidden="1" w:unhideWhenUsed="1"/>
-    <w:lsdException w:name="HTML Sample" w:semiHidden="1" w:unhideWhenUsed="1"/>
-    <w:lsdException w:name="HTML Typewriter" w:semiHidden="1" w:unhideWhenUsed="1"/>
-    <w:lsdException w:name="HTML Variable" w:semiHidden="1" w:unhideWhenUsed="1"/>
-    <w:lsdException w:name="Normal Table" w:semiHidden="1" w:unhideWhenUsed="1"/>
-    <w:lsdException w:name="annotation subject" w:semiHidden="1" w:unhideWhenUsed="1"/>
-    <w:lsdException w:name="No List" w:semiHidden="1" w:unhideWhenUsed="1"/>
-    <w:lsdException w:name="Outline List 1" w:semiHidden="1" w:unhideWhenUsed="1"/>
-    <w:lsdException w:name="Outline List 2" w:semiHidden="1" w:unhideWhenUsed="1"/>
-    <w:lsdException w:name="Outline List 3" w:semiHidden="1" w:unhideWhenUsed="1"/>
-    <w:lsdException w:name="Table Simple 1" w:semiHidden="1" w:unhideWhenUsed="1"/>
-    <w:lsdException w:name="Table Simple 2" w:semiHidden="1" w:unhideWhenUsed="1"/>
-    <w:lsdException w:name="Table Simple 3" w:semiHidden="1" w:unhideWhenUsed="1"/>
-    <w:lsdException w:name="Table Classic 1" w:semiHidden="1" w:unhideWhenUsed="1"/>
-    <w:lsdException w:name="Table Classic 2" w:semiHidden="1" w:unhideWhenUsed="1"/>
-    <w:lsdException w:name="Table Classic 3" w:semiHidden="1" w:unhideWhenUsed="1"/>
-    <w:lsdException w:name="Table Classic 4" w:semiHidden="1" w:unhideWhenUsed="1"/>
-    <w:lsdException w:name="Table Colorful 1" w:semiHidden="1" w:unhideWhenUsed="1"/>
-    <w:lsdException w:name="Table Colorful 2" w:semiHidden="1" w:unhideWhenUsed="1"/>
-    <w:lsdException w:name="Table Colorful 3" w:semiHidden="1" w:unhideWhenUsed="1"/>
-    <w:lsdException w:name="Table Columns 1" w:semiHidden="1" w:unhideWhenUsed="1"/>
-    <w:lsdException w:name="Table Columns 2" w:semiHidden="1" w:unhideWhenUsed="1"/>
-    <w:lsdException w:name="Table Columns 3" w:semiHidden="1" w:unhideWhenUsed="1"/>
-    <w:lsdException w:name="Table Columns 4" w:semiHidden="1" w:unhideWhenUsed="1"/>
-    <w:lsdException w:name="Table Columns 5" w:semiHidden="1" w:unhideWhenUsed="1"/>
-    <w:lsdException w:name="Table Grid 1" w:semiHidden="1" w:unhideWhenUsed="1"/>
-    <w:lsdException w:name="Table Grid 2" w:semiHidden="1" w:unhideWhenUsed="1"/>
-    <w:lsdException w:name="Table Grid 3" w:semiHidden="1" w:unhideWhenUsed="1"/>
-    <w:lsdException w:name="Table Grid 4" w:semiHidden="1" w:unhideWhenUsed="1"/>
-    <w:lsdException w:name="Table Grid 5" w:semiHidden="1" w:unhideWhenUsed="1"/>
-    <w:lsdException w:name="Table Grid 6" w:semiHidden="1" w:unhideWhenUsed="1"/>
-    <w:lsdException w:name="Table Grid 7" w:semiHidden="1" w:unhideWhenUsed="1"/>
-    <w:lsdException w:name="Table Grid 8" w:semiHidden="1" w:unhideWhenUsed="1"/>
-    <w:lsdException w:name="Table List 1" w:semiHidden="1" w:unhideWhenUsed="1"/>
-    <w:lsdException w:name="Table List 2" w:semiHidden="1" w:unhideWhenUsed="1"/>
-    <w:lsdException w:name="Table List 3" w:semiHidden="1" w:unhideWhenUsed="1"/>
-    <w:lsdException w:name="Table List 4" w:semiHidden="1" w:unhideWhenUsed="1"/>
-    <w:lsdException w:name="Table List 5" w:semiHidden="1" w:unhideWhenUsed="1"/>
-    <w:lsdException w:name="Table List 6" w:semiHidden="1" w:unhideWhenUsed="1"/>
-    <w:lsdException w:name="Table List 7" w:semiHidden="1" w:unhideWhenUsed="1"/>
-    <w:lsdException w:name="Table List 8" w:semiHidden="1" w:unhideWhenUsed="1"/>
-    <w:lsdException w:name="Table 3D effects 1" w:semiHidden="1" w:unhideWhenUsed="1"/>
-    <w:lsdException w:name="Table 3D effects 2" w:semiHidden="1" w:unhideWhenUsed="1"/>
-    <w:lsdException w:name="Table 3D effects 3" w:semiHidden="1" w:unhideWhenUsed="1"/>
-    <w:lsdException w:name="Table Contemporary" w:semiHidden="1" w:unhideWhenUsed="1"/>
-    <w:lsdException w:name="Table Elegant" w:semiHidden="1" w:unhideWhenUsed="1"/>
-    <w:lsdException w:name="Table Professional" w:semiHidden="1" w:unhideWhenUsed="1"/>
-    <w:lsdException w:name="Table Subtle 1" w:semiHidden="1" w:unhideWhenUsed="1"/>
-    <w:lsdException w:name="Table Subtle 2" w:semiHidden="1" w:unhideWhenUsed="1"/>
-    <w:lsdException w:name="Table Web 1" w:semiHidden="1" w:unhideWhenUsed="1"/>
-    <w:lsdException w:name="Table Web 2" w:semiHidden="1" w:unhideWhenUsed="1"/>
-    <w:lsdException w:name="Table Web 3" w:semiHidden="1" w:unhideWhenUsed="1"/>
-    <w:lsdException w:name="Balloon Text" w:semiHidden="1" w:unhideWhenUsed="1"/>
-    <w:lsdException w:name="Table Grid" w:uiPriority="39"/>
-    <w:lsdException w:name="Table Theme" w:semiHidden="1" w:unhideWhenUsed="1"/>
-    <w:lsdException w:name="Placeholder Text" w:semiHidden="1"/>
-    <w:lsdException w:name="No Spacing" w:uiPriority="1" w:qFormat="1"/>
-    <w:lsdException w:name="Light Shading" w:uiPriority="60"/>
-    <w:lsdException w:name="Light List" w:uiPriority="61"/>
-    <w:lsdException w:name="Light Grid" w:uiPriority="62"/>
-    <w:lsdException w:name="Medium Shading 1" w:uiPriority="63"/>
-    <w:lsdException w:name="Medium Shading 2" w:uiPriority="64"/>
-    <w:lsdException w:name="Medium List 1" w:uiPriority="65"/>
-    <w:lsdException w:name="Medium List 2" w:uiPriority="66"/>
-    <w:lsdException w:name="Medium Grid 1" w:uiPriority="67"/>
-    <w:lsdException w:name="Medium Grid 2" w:uiPriority="68"/>
-    <w:lsdException w:name="Medium Grid 3" w:uiPriority="69"/>
-    <w:lsdException w:name="Dark List" w:uiPriority="70"/>
-    <w:lsdException w:name="Colorful Shading" w:uiPriority="71"/>
-    <w:lsdException w:name="Colorful List" w:uiPriority="72"/>
-    <w:lsdException w:name="Colorful Grid" w:uiPriority="73"/>
-    <w:lsdException w:name="Light Shading Accent 1" w:uiPriority="60"/>
-    <w:lsdException w:name="Light List Accent 1" w:uiPriority="61"/>
-    <w:lsdException w:name="Light Grid Accent 1" w:uiPriority="62"/>
-    <w:lsdException w:name="Medium Shading 1 Accent 1" w:uiPriority="63"/>
-    <w:lsdException w:name="Medium Shading 2 Accent 1" w:uiPriority="64"/>
-    <w:lsdException w:name="Medium List 1 Accent 1" w:uiPriority="65"/>
-    <w:lsdException w:name="Revision" w:semiHidden="1"/>
-    <w:lsdException w:name="List Paragraph" w:uiPriority="34" w:qFormat="1"/>
-    <w:lsdException w:name="Quote" w:uiPriority="29" w:qFormat="1"/>
-    <w:lsdException w:name="Intense Quote" w:uiPriority="30" w:qFormat="1"/>
-    <w:lsdException w:name="Medium List 2 Accent 1" w:uiPriority="66"/>
-    <w:lsdException w:name="Medium Grid 1 Accent 1" w:uiPriority="67"/>
-    <w:lsdException w:name="Medium Grid 2 Accent 1" w:uiPriority="68"/>
-    <w:lsdException w:name="Medium Grid 3 Accent 1" w:uiPriority="69"/>
-    <w:lsdException w:name="Dark List Accent 1" w:uiPriority="70"/>
-    <w:lsdException w:name="Colorful Shading Accent 1" w:uiPriority="71"/>
-    <w:lsdException w:name="Colorful List Accent 1" w:uiPriority="72"/>
-    <w:lsdException w:name="Colorful Grid Accent 1" w:uiPriority="73"/>
-    <w:lsdException w:name="Light Shading Accent 2" w:uiPriority="60"/>
-    <w:lsdException w:name="Light List Accent 2" w:uiPriority="61"/>
-    <w:lsdException w:name="Light Grid Accent 2" w:uiPriority="62"/>
-    <w:lsdException w:name="Medium Shading 1 Accent 2" w:uiPriority="63"/>
-    <w:lsdException w:name="Medium Shading 2 Accent 2" w:uiPriority="64"/>
-    <w:lsdException w:name="Medium List 1 Accent 2" w:uiPriority="65"/>
-    <w:lsdException w:name="Medium List 2 Accent 2" w:uiPriority="66"/>
-    <w:lsdException w:name="Medium Grid 1 Accent 2" w:uiPriority="67"/>
-    <w:lsdException w:name="Medium Grid 2 Accent 2" w:uiPriority="68"/>
-    <w:lsdException w:name="Medium Grid 3 Accent 2" w:uiPriority="69"/>
-    <w:lsdException w:name="Dark List Accent 2" w:uiPriority="70"/>
-    <w:lsdException w:name="Colorful Shading Accent 2" w:uiPriority="71"/>
-    <w:lsdException w:name="Colorful List Accent 2" w:uiPriority="72"/>
-    <w:lsdException w:name="Colorful Grid Accent 2" w:uiPriority="73"/>
-    <w:lsdException w:name="Light Shading Accent 3" w:uiPriority="60"/>
-    <w:lsdException w:name="Light List Accent 3" w:uiPriority="61"/>
-    <w:lsdException w:name="Light Grid Accent 3" w:uiPriority="62"/>
-    <w:lsdException w:name="Medium Shading 1 Accent 3" w:uiPriority="63"/>
-    <w:lsdException w:name="Medium Shading 2 Accent 3" w:uiPriority="64"/>
-    <w:lsdException w:name="Medium List 1 Accent 3" w:uiPriority="65"/>
-    <w:lsdException w:name="Medium List 2 Accent 3" w:uiPriority="66"/>
-    <w:lsdException w:name="Medium Grid 1 Accent 3" w:uiPriority="67"/>
-    <w:lsdException w:name="Medium Grid 2 Accent 3" w:uiPriority="68"/>
-    <w:lsdException w:name="Medium Grid 3 Accent 3" w:uiPriority="69"/>
-    <w:lsdException w:name="Dark List Accent 3" w:uiPriority="70"/>
-    <w:lsdException w:name="Colorful Shading Accent 3" w:uiPriority="71"/>
-    <w:lsdException w:name="Colorful List Accent 3" w:uiPriority="72"/>
-    <w:lsdException w:name="Colorful Grid Accent 3" w:uiPriority="73"/>
-    <w:lsdException w:name="Light Shading Accent 4" w:uiPriority="60"/>
-    <w:lsdException w:name="Light List Accent 4" w:uiPriority="61"/>
-    <w:lsdException w:name="Light Grid Accent 4" w:uiPriority="62"/>
-    <w:lsdException w:name="Medium Shading 1 Accent 4" w:uiPriority="63"/>
-    <w:lsdException w:name="Medium Shading 2 Accent 4" w:uiPriority="64"/>
-    <w:lsdException w:name="Medium List 1 Accent 4" w:uiPriority="65"/>
-    <w:lsdException w:name="Medium List 2 Accent 4" w:uiPriority="66"/>
-    <w:lsdException w:name="Medium Grid 1 Accent 4" w:uiPriority="67"/>
-    <w:lsdException w:name="Medium Grid 2 Accent 4" w:uiPriority="68"/>
-    <w:lsdException w:name="Medium Grid 3 Accent 4" w:uiPriority="69"/>
-    <w:lsdException w:name="Dark List Accent 4" w:uiPriority="70"/>
-    <w:lsdException w:name="Colorful Shading Accent 4" w:uiPriority="71"/>
-    <w:lsdException w:name="Colorful List Accent 4" w:uiPriority="72"/>
-    <w:lsdException w:name="Colorful Grid Accent 4" w:uiPriority="73"/>
-    <w:lsdException w:name="Light Shading Accent 5" w:uiPriority="60"/>
-    <w:lsdException w:name="Light List Accent 5" w:uiPriority="61"/>
-    <w:lsdException w:name="Light Grid Accent 5" w:uiPriority="62"/>
-    <w:lsdException w:name="Medium Shading 1 Accent 5" w:uiPriority="63"/>
-    <w:lsdException w:name="Medium Shading 2 Accent 5" w:uiPriority="64"/>
-    <w:lsdException w:name="Medium List 1 Accent 5" w:uiPriority="65"/>
-    <w:lsdException w:name="Medium List 2 Accent 5" w:uiPriority="66"/>
-    <w:lsdException w:name="Medium Grid 1 Accent 5" w:uiPriority="67"/>
-    <w:lsdException w:name="Medium Grid 2 Accent 5" w:uiPriority="68"/>
-    <w:lsdException w:name="Medium Grid 3 Accent 5" w:uiPriority="69"/>
-    <w:lsdException w:name="Dark List Accent 5" w:uiPriority="70"/>
-    <w:lsdException w:name="Colorful Shading Accent 5" w:uiPriority="71"/>
-    <w:lsdException w:name="Colorful List Accent 5" w:uiPriority="72"/>
-    <w:lsdException w:name="Colorful Grid Accent 5" w:uiPriority="73"/>
-    <w:lsdException w:name="Light Shading Accent 6" w:uiPriority="60"/>
-    <w:lsdException w:name="Light List Accent 6" w:uiPriority="61"/>
-    <w:lsdException w:name="Light Grid Accent 6" w:uiPriority="62"/>
-    <w:lsdException w:name="Medium Shading 1 Accent 6" w:uiPriority="63"/>
-    <w:lsdException w:name="Medium Shading 2 Accent 6" w:uiPriority="64"/>
-    <w:lsdException w:name="Medium List 1 Accent 6" w:uiPriority="65"/>
-    <w:lsdException w:name="Medium List 2 Accent 6" w:uiPriority="66"/>
-    <w:lsdException w:name="Medium Grid 1 Accent 6" w:uiPriority="67"/>
-    <w:lsdException w:name="Medium Grid 2 Accent 6" w:uiPriority="68"/>
-    <w:lsdException w:name="Medium Grid 3 Accent 6" w:uiPriority="69"/>
-    <w:lsdException w:name="Dark List Accent 6" w:uiPriority="70"/>
-    <w:lsdException w:name="Colorful Shading Accent 6" w:uiPriority="71"/>
-    <w:lsdException w:name="Colorful List Accent 6" w:uiPriority="72"/>
-    <w:lsdException w:name="Colorful Grid Accent 6" w:uiPriority="73"/>
-    <w:lsdException w:name="Subtle Emphasis" w:uiPriority="19" w:qFormat="1"/>
-    <w:lsdException w:name="Intense Emphasis" w:uiPriority="21" w:qFormat="1"/>
-    <w:lsdException w:name="Subtle Reference" w:uiPriority="31" w:qFormat="1"/>
-    <w:lsdException w:name="Intense Reference" w:uiPriority="32" w:qFormat="1"/>
-    <w:lsdException w:name="Book Title" w:uiPriority="33" w:qFormat="1"/>
-    <w:lsdException w:name="Bibliography" w:semiHidden="1" w:uiPriority="37" w:unhideWhenUsed="1"/>
-    <w:lsdException w:name="TOC Heading" w:semiHidden="1" w:uiPriority="39" w:unhideWhenUsed="1" w:qFormat="1"/>
-    <w:lsdException w:name="Plain Table 1" w:uiPriority="41"/>
-    <w:lsdException w:name="Plain Table 2" w:uiPriority="42"/>
-    <w:lsdException w:name="Plain Table 3" w:uiPriority="43"/>
-    <w:lsdException w:name="Plain Table 4" w:uiPriority="44"/>
-    <w:lsdException w:name="Plain Table 5" w:uiPriority="45"/>
-    <w:lsdException w:name="Grid Table Light" w:uiPriority="40"/>
-    <w:lsdException w:name="Grid Table 1 Light" w:uiPriority="46"/>
-    <w:lsdException w:name="Grid Table 2" w:uiPriority="47"/>
-    <w:lsdException w:name="Grid Table 3" w:uiPriority="48"/>
-    <w:lsdException w:name="Grid Table 4" w:uiPriority="49"/>
-    <w:lsdException w:name="Grid Table 5 Dark" w:uiPriority="50"/>
-    <w:lsdException w:name="Grid Table 6 Colorful" w:uiPriority="51"/>
-    <w:lsdException w:name="Grid Table 7 Colorful" w:uiPriority="52"/>
-    <w:lsdException w:name="Grid Table 1 Light Accent 1" w:uiPriority="46"/>
-    <w:lsdException w:name="Grid Table 2 Accent 1" w:uiPriority="47"/>
-    <w:lsdException w:name="Grid Table 3 Accent 1" w:uiPriority="48"/>
-    <w:lsdException w:name="Grid Table 4 Accent 1" w:uiPriority="49"/>
-    <w:lsdException w:name="Grid Table 5 Dark Accent 1" w:uiPriority="50"/>
-    <w:lsdException w:name="Grid Table 6 Colorful Accent 1" w:uiPriority="51"/>
-    <w:lsdException w:name="Grid Table 7 Colorful Accent 1" w:uiPriority="52"/>
-    <w:lsdException w:name="Grid Table 1 Light Accent 2" w:uiPriority="46"/>
-    <w:lsdException w:name="Grid Table 2 Accent 2" w:uiPriority="47"/>
-    <w:lsdException w:name="Grid Table 3 Accent 2" w:uiPriority="48"/>
-    <w:lsdException w:name="Grid Table 4 Accent 2" w:uiPriority="49"/>
-    <w:lsdException w:name="Grid Table 5 Dark Accent 2" w:uiPriority="50"/>
-    <w:lsdException w:name="Grid Table 6 Colorful Accent 2" w:uiPriority="51"/>
-    <w:lsdException w:name="Grid Table 7 Colorful Accent 2" w:uiPriority="52"/>
-    <w:lsdException w:name="Grid Table 1 Light Accent 3" w:uiPriority="46"/>
-    <w:lsdException w:name="Grid Table 2 Accent 3" w:uiPriority="47"/>
-    <w:lsdException w:name="Grid Table 3 Accent 3" w:uiPriority="48"/>
-    <w:lsdException w:name="Grid Table 4 Accent 3" w:uiPriority="49"/>
-    <w:lsdException w:name="Grid Table 5 Dark Accent 3" w:uiPriority="50"/>
-    <w:lsdException w:name="Grid Table 6 Colorful Accent 3" w:uiPriority="51"/>
-    <w:lsdException w:name="Grid Table 7 Colorful Accent 3" w:uiPriority="52"/>
-    <w:lsdException w:name="Grid Table 1 Light Accent 4" w:uiPriority="46"/>
-    <w:lsdException w:name="Grid Table 2 Accent 4" w:uiPriority="47"/>
-    <w:lsdException w:name="Grid Table 3 Accent 4" w:uiPriority="48"/>
-    <w:lsdException w:name="Grid Table 4 Accent 4" w:uiPriority="49"/>
-    <w:lsdException w:name="Grid Table 5 Dark Accent 4" w:uiPriority="50"/>
-    <w:lsdException w:name="Grid Table 6 Colorful Accent 4" w:uiPriority="51"/>
-    <w:lsdException w:name="Grid Table 7 Colorful Accent 4" w:uiPriority="52"/>
-    <w:lsdException w:name="Grid Table 1 Light Accent 5" w:uiPriority="46"/>
-    <w:lsdException w:name="Grid Table 2 Accent 5" w:uiPriority="47"/>
-    <w:lsdException w:name="Grid Table 3 Accent 5" w:uiPriority="48"/>
-    <w:lsdException w:name="Grid Table 4 Accent 5" w:uiPriority="49"/>
-    <w:lsdException w:name="Grid Table 5 Dark Accent 5" w:uiPriority="50"/>
-    <w:lsdException w:name="Grid Table 6 Colorful Accent 5" w:uiPriority="51"/>
-    <w:lsdException w:name="Grid Table 7 Colorful Accent 5" w:uiPriority="52"/>
-    <w:lsdException w:name="Grid Table 1 Light Accent 6" w:uiPriority="46"/>
-    <w:lsdException w:name="Grid Table 2 Accent 6" w:uiPriority="47"/>
-    <w:lsdException w:name="Grid Table 3 Accent 6" w:uiPriority="48"/>
-    <w:lsdException w:name="Grid Table 4 Accent 6" w:uiPriority="49"/>
-    <w:lsdException w:name="Grid Table 5 Dark Accent 6" w:uiPriority="50"/>
-    <w:lsdException w:name="Grid Table 6 Colorful Accent 6" w:uiPriority="51"/>
-    <w:lsdException w:name="Grid Table 7 Colorful Accent 6" w:uiPriority="52"/>
-    <w:lsdException w:name="List Table 1 Light" w:uiPriority="46"/>
-    <w:lsdException w:name="List Table 2" w:uiPriority="47"/>
-    <w:lsdException w:name="List Table 3" w:uiPriority="48"/>
-    <w:lsdException w:name="List Table 4" w:uiPriority="49"/>
-    <w:lsdException w:name="List Table 5 Dark" w:uiPriority="50"/>
-    <w:lsdException w:name="List Table 6 Colorful" w:uiPriority="51"/>
-    <w:lsdException w:name="List Table 7 Colorful" w:uiPriority="52"/>
-    <w:lsdException w:name="List Table 1 Light Accent 1" w:uiPriority="46"/>
-    <w:lsdException w:name="List Table 2 Accent 1" w:uiPriority="47"/>
-    <w:lsdException w:name="List Table 3 Accent 1" w:uiPriority="48"/>
-    <w:lsdException w:name="List Table 4 Accent 1" w:uiPriority="49"/>
-    <w:lsdException w:name="List Table 5 Dark Accent 1" w:uiPriority="50"/>
-    <w:lsdException w:name="List Table 6 Colorful Accent 1" w:uiPriority="51"/>
-    <w:lsdException w:name="List Table 7 Colorful Accent 1" w:uiPriority="52"/>
-    <w:lsdException w:name="List Table 1 Light Accent 2" w:uiPriority="46"/>
-    <w:lsdException w:name="List Table 2 Accent 2" w:uiPriority="47"/>
-    <w:lsdException w:name="List Table 3 Accent 2" w:uiPriority="48"/>
-    <w:lsdException w:name="List Table 4 Accent 2" w:uiPriority="49"/>
-    <w:lsdException w:name="List Table 5 Dark Accent 2" w:uiPriority="50"/>
-    <w:lsdException w:name="List Table 6 Colorful Accent 2" w:uiPriority="51"/>
-    <w:lsdException w:name="List Table 7 Colorful Accent 2" w:uiPriority="52"/>
-    <w:lsdException w:name="List Table 1 Light Accent 3" w:uiPriority="46"/>
-    <w:lsdException w:name="List Table 2 Accent 3" w:uiPriority="47"/>
-    <w:lsdException w:name="List Table 3 Accent 3" w:uiPriority="48"/>
-    <w:lsdException w:name="List Table 4 Accent 3" w:uiPriority="49"/>
-    <w:lsdException w:name="List Table 5 Dark Accent 3" w:uiPriority="50"/>
-    <w:lsdException w:name="List Table 6 Colorful Accent 3" w:uiPriority="51"/>
-    <w:lsdException w:name="List Table 7 Colorful Accent 3" w:uiPriority="52"/>
-    <w:lsdException w:name="List Table 1 Light Accent 4" w:uiPriority="46"/>
-    <w:lsdException w:name="List Table 2 Accent 4" w:uiPriority="47"/>
-    <w:lsdException w:name="List Table 3 Accent 4" w:uiPriority="48"/>
-    <w:lsdException w:name="List Table 4 Accent 4" w:uiPriority="49"/>
-    <w:lsdException w:name="List Table 5 Dark Accent 4" w:uiPriority="50"/>
-    <w:lsdException w:name="List Table 6 Colorful Accent 4" w:uiPriority="51"/>
-    <w:lsdException w:name="List Table 7 Colorful Accent 4" w:uiPriority="52"/>
-    <w:lsdException w:name="List Table 1 Light Accent 5" w:uiPriority="46"/>
-    <w:lsdException w:name="List Table 2 Accent 5" w:uiPriority="47"/>
-    <w:lsdException w:name="List Table 3 Accent 5" w:uiPriority="48"/>
-    <w:lsdException w:name="List Table 4 Accent 5" w:uiPriority="49"/>
-    <w:lsdException w:name="List Table 5 Dark Accent 5" w:uiPriority="50"/>
-    <w:lsdException w:name="List Table 6 Colorful Accent 5" w:uiPriority="51"/>
-    <w:lsdException w:name="List Table 7 Colorful Accent 5" w:uiPriority="52"/>
-    <w:lsdException w:name="List Table 1 Light Accent 6" w:uiPriority="46"/>
-    <w:lsdException w:name="List Table 2 Accent 6" w:uiPriority="47"/>
-    <w:lsdException w:name="List Table 3 Accent 6" w:uiPriority="48"/>
-    <w:lsdException w:name="List Table 4 Accent 6" w:uiPriority="49"/>
-    <w:lsdException w:name="List Table 5 Dark Accent 6" w:uiPriority="50"/>
-    <w:lsdException w:name="List Table 6 Colorful Accent 6" w:uiPriority="51"/>
-    <w:lsdException w:name="List Table 7 Colorful Accent 6" w:uiPriority="52"/>
-    <w:lsdException w:name="Mention" w:semiHidden="1" w:unhideWhenUsed="1"/>
-    <w:lsdException w:name="Smart Hyperlink" w:semiHidden="1" w:unhideWhenUsed="1"/>
-    <w:lsdException w:name="Hashtag" w:semiHidden="1" w:unhideWhenUsed="1"/>
-    <w:lsdException w:name="Unresolved Mention" w:semiHidden="1" w:unhideWhenUsed="1"/>
-    <w:lsdException w:name="Smart Link" w:semiHidden="1" w:unhideWhenUsed="1"/>
-  </w:latentStyles>
-  <w:style w:type="paragraph" w:default="1" w:styleId="Normal">
-    <w:name w:val="Normal"/>
-    <w:qFormat/>
-  </w:style>
-  <w:style w:type="paragraph" w:styleId="Heading1">
-    <w:name w:val="heading 1"/>
-    <w:basedOn w:val="Normal"/>
-    <w:next w:val="Normal"/>
-    <w:link w:val="Heading1Char"/>
-    <w:uiPriority w:val="9"/>
-    <w:qFormat/>
-    <w:rsid w:val="00A51098"/>
-    <w:pPr>
-      <w:keepNext/>
-      <w:keepLines/>
-      <w:widowControl w:val="0"/>
-      <w:autoSpaceDE w:val="0"/>
-      <w:autoSpaceDN w:val="0"/>
-      <w:spacing w:before="240" w:after="0" w:line="240" w:lineRule="auto"/>
-      <w:outlineLvl w:val="0"/>
-    </w:pPr>
-    <w:rPr>
-      <w:rFonts w:asciiTheme="majorHAnsi" w:eastAsiaTheme="majorEastAsia" w:hAnsiTheme="majorHAnsi" w:cstheme="majorBidi"/>
-      <w:color w:val="2F5496" w:themeColor="accent1" w:themeShade="BF"/>
-      <w:sz w:val="32"/>
-      <w:szCs w:val="32"/>
-      <w:lang w:val="en-US" w:eastAsia="en-US" w:bidi="en-US"/>
-    </w:rPr>
-  </w:style>
-  <w:style w:type="character" w:default="1" w:styleId="DefaultParagraphFont">
-    <w:name w:val="Default Paragraph Font"/>
-    <w:uiPriority w:val="1"/>
-    <w:semiHidden/>
-    <w:unhideWhenUsed/>
-  </w:style>
-  <w:style w:type="table" w:default="1" w:styleId="TableNormal">
-    <w:name w:val="Normal Table"/>
-    <w:uiPriority w:val="99"/>
-    <w:semiHidden/>
-    <w:unhideWhenUsed/>
-    <w:tblPr>
-      <w:tblInd w:w="0" w:type="dxa"/>
-      <w:tblCellMar>
-        <w:top w:w="0" w:type="dxa"/>
-        <w:left w:w="108" w:type="dxa"/>
-        <w:bottom w:w="0" w:type="dxa"/>
-        <w:right w:w="108" w:type="dxa"/>
-      </w:tblCellMar>
-    </w:tblPr>
-  </w:style>
-  <w:style w:type="numbering" w:default="1" w:styleId="NoList">
-    <w:name w:val="No List"/>
-    <w:uiPriority w:val="99"/>
-    <w:semiHidden/>
-    <w:unhideWhenUsed/>
-  </w:style>
-  <w:style w:type="character" w:styleId="PlaceholderText">
-    <w:name w:val="Placeholder Text"/>
-    <w:basedOn w:val="DefaultParagraphFont"/>
-    <w:uiPriority w:val="99"/>
-    <w:semiHidden/>
-    <w:rsid w:val="0019074F"/>
-    <w:rPr>
-      <w:color w:val="808080"/>
-    </w:rPr>
-  </w:style>
-  <w:style w:type="paragraph" w:customStyle="1" w:styleId="SidebarBold">
-    <w:name w:val="Sidebar Bold"/>
-    <w:basedOn w:val="Normal"/>
-    <w:uiPriority w:val="4"/>
-    <w:qFormat/>
-    <w:rsid w:val="00984406"/>
-    <w:pPr>
-      <w:widowControl w:val="0"/>
-      <w:autoSpaceDE w:val="0"/>
-      <w:autoSpaceDN w:val="0"/>
-      <w:spacing w:after="0" w:line="260" w:lineRule="atLeast"/>
-      <w:ind w:left="20"/>
-    </w:pPr>
-    <w:rPr>
-      <w:rFonts w:eastAsia="Franklin Gothic Book" w:cs="Franklin Gothic Book"/>
-      <w:color w:val="171717" w:themeColor="background2" w:themeShade="1A"/>
-      <w:sz w:val="18"/>
-      <w:lang w:val="en-US" w:eastAsia="en-US" w:bidi="en-US"/>
-    </w:rPr>
-  </w:style>
-  <w:style w:type="paragraph" w:customStyle="1" w:styleId="74AE419922F943939752BC07443A0317">
-    <w:name w:val="74AE419922F943939752BC07443A0317"/>
-    <w:rsid w:val="00A51098"/>
-    <w:pPr>
-      <w:widowControl w:val="0"/>
-      <w:autoSpaceDE w:val="0"/>
-      <w:autoSpaceDN w:val="0"/>
-      <w:spacing w:after="0" w:line="260" w:lineRule="atLeast"/>
-      <w:ind w:left="20"/>
-    </w:pPr>
-    <w:rPr>
-      <w:rFonts w:eastAsia="Franklin Gothic Book" w:cs="Franklin Gothic Book"/>
-      <w:color w:val="171717" w:themeColor="background2" w:themeShade="1A"/>
-      <w:sz w:val="16"/>
-      <w:lang w:val="en-US" w:eastAsia="en-US" w:bidi="en-US"/>
-    </w:rPr>
-  </w:style>
-  <w:style w:type="paragraph" w:customStyle="1" w:styleId="TableParagraph">
-    <w:name w:val="Table Paragraph"/>
-    <w:basedOn w:val="Normal"/>
-    <w:uiPriority w:val="1"/>
-    <w:semiHidden/>
-    <w:qFormat/>
-    <w:rsid w:val="00A51098"/>
-    <w:pPr>
-      <w:widowControl w:val="0"/>
-      <w:autoSpaceDE w:val="0"/>
-      <w:autoSpaceDN w:val="0"/>
-      <w:spacing w:after="0" w:line="240" w:lineRule="auto"/>
-    </w:pPr>
-    <w:rPr>
-      <w:rFonts w:eastAsia="Franklin Gothic Book" w:cs="Franklin Gothic Book"/>
-      <w:color w:val="171717" w:themeColor="background2" w:themeShade="1A"/>
-      <w:lang w:val="en-US" w:eastAsia="en-US" w:bidi="en-US"/>
-    </w:rPr>
-  </w:style>
-  <w:style w:type="paragraph" w:customStyle="1" w:styleId="74AE419922F943939752BC07443A03171">
-    <w:name w:val="74AE419922F943939752BC07443A03171"/>
-    <w:rsid w:val="00A51098"/>
-    <w:pPr>
-      <w:widowControl w:val="0"/>
-      <w:autoSpaceDE w:val="0"/>
-      <w:autoSpaceDN w:val="0"/>
-      <w:spacing w:after="0" w:line="260" w:lineRule="atLeast"/>
-      <w:ind w:left="20"/>
-    </w:pPr>
-    <w:rPr>
-      <w:rFonts w:eastAsia="Franklin Gothic Book" w:cs="Franklin Gothic Book"/>
-      <w:color w:val="171717" w:themeColor="background2" w:themeShade="1A"/>
-      <w:sz w:val="16"/>
-      <w:lang w:val="en-US" w:eastAsia="en-US" w:bidi="en-US"/>
-    </w:rPr>
-  </w:style>
-  <w:style w:type="paragraph" w:styleId="BodyText">
-    <w:name w:val="Body Text"/>
-    <w:basedOn w:val="Normal"/>
-    <w:link w:val="BodyTextChar"/>
-    <w:uiPriority w:val="3"/>
-    <w:qFormat/>
-    <w:rsid w:val="00984406"/>
-    <w:pPr>
-      <w:widowControl w:val="0"/>
-      <w:autoSpaceDE w:val="0"/>
-      <w:autoSpaceDN w:val="0"/>
-      <w:spacing w:before="182" w:after="0" w:line="268" w:lineRule="auto"/>
-      <w:ind w:left="20" w:right="226"/>
-    </w:pPr>
-    <w:rPr>
-      <w:rFonts w:eastAsia="Franklin Gothic Book" w:cs="Franklin Gothic Book"/>
-      <w:color w:val="171717" w:themeColor="background2" w:themeShade="1A"/>
-      <w:lang w:val="en-US" w:eastAsia="en-US" w:bidi="en-US"/>
-    </w:rPr>
-  </w:style>
-  <w:style w:type="character" w:customStyle="1" w:styleId="BodyTextChar">
-    <w:name w:val="Body Text Char"/>
-    <w:basedOn w:val="DefaultParagraphFont"/>
-    <w:link w:val="BodyText"/>
-    <w:uiPriority w:val="3"/>
-    <w:rsid w:val="00984406"/>
-    <w:rPr>
-      <w:rFonts w:eastAsia="Franklin Gothic Book" w:cs="Franklin Gothic Book"/>
-      <w:color w:val="171717" w:themeColor="background2" w:themeShade="1A"/>
-      <w:lang w:val="en-US" w:eastAsia="en-US" w:bidi="en-US"/>
-    </w:rPr>
-  </w:style>
-  <w:style w:type="paragraph" w:customStyle="1" w:styleId="H1Headers">
-    <w:name w:val="H1 Headers"/>
-    <w:basedOn w:val="Normal"/>
-    <w:uiPriority w:val="1"/>
-    <w:qFormat/>
-    <w:rsid w:val="00A51098"/>
-    <w:pPr>
-      <w:widowControl w:val="0"/>
-      <w:autoSpaceDE w:val="0"/>
-      <w:autoSpaceDN w:val="0"/>
-      <w:spacing w:before="105" w:after="0" w:line="240" w:lineRule="auto"/>
-      <w:ind w:left="20"/>
-    </w:pPr>
-    <w:rPr>
-      <w:rFonts w:asciiTheme="majorHAnsi" w:eastAsia="Franklin Gothic Book" w:hAnsiTheme="majorHAnsi" w:cs="Franklin Gothic Book"/>
-      <w:color w:val="171717" w:themeColor="background2" w:themeShade="1A"/>
-      <w:sz w:val="48"/>
-      <w:lang w:val="en-US" w:eastAsia="en-US" w:bidi="en-US"/>
-    </w:rPr>
-  </w:style>
-  <w:style w:type="paragraph" w:customStyle="1" w:styleId="74AE419922F943939752BC07443A03172">
-    <w:name w:val="74AE419922F943939752BC07443A03172"/>
-    <w:rsid w:val="00A51098"/>
-    <w:pPr>
-      <w:widowControl w:val="0"/>
-      <w:autoSpaceDE w:val="0"/>
-      <w:autoSpaceDN w:val="0"/>
-      <w:spacing w:after="0" w:line="260" w:lineRule="atLeast"/>
-      <w:ind w:left="20"/>
-    </w:pPr>
-    <w:rPr>
-      <w:rFonts w:eastAsia="Franklin Gothic Book" w:cs="Franklin Gothic Book"/>
-      <w:color w:val="171717" w:themeColor="background2" w:themeShade="1A"/>
-      <w:sz w:val="16"/>
-      <w:lang w:val="en-US" w:eastAsia="en-US" w:bidi="en-US"/>
-    </w:rPr>
-  </w:style>
-  <w:style w:type="paragraph" w:customStyle="1" w:styleId="SidebarBody">
-    <w:name w:val="Sidebar Body"/>
-    <w:basedOn w:val="Normal"/>
-    <w:uiPriority w:val="4"/>
-    <w:qFormat/>
-    <w:rsid w:val="0019074F"/>
-    <w:pPr>
-      <w:widowControl w:val="0"/>
-      <w:autoSpaceDE w:val="0"/>
-      <w:autoSpaceDN w:val="0"/>
-      <w:spacing w:after="0" w:line="276" w:lineRule="auto"/>
-      <w:ind w:left="14" w:right="14"/>
-    </w:pPr>
-    <w:rPr>
-      <w:rFonts w:eastAsia="Franklin Gothic Book" w:cs="Franklin Gothic Book"/>
-      <w:color w:val="171717" w:themeColor="background2" w:themeShade="1A"/>
-      <w:sz w:val="20"/>
-      <w:lang w:val="en-US" w:eastAsia="en-US" w:bidi="en-US"/>
-    </w:rPr>
-  </w:style>
-  <w:style w:type="paragraph" w:customStyle="1" w:styleId="E6225FA1136148E3B986C4A579CD2E5D">
-    <w:name w:val="E6225FA1136148E3B986C4A579CD2E5D"/>
-    <w:rsid w:val="00A51098"/>
-  </w:style>
-  <w:style w:type="paragraph" w:customStyle="1" w:styleId="FD2F2509CE6E4B09A59EA3F605949A32">
-    <w:name w:val="FD2F2509CE6E4B09A59EA3F605949A32"/>
-    <w:rsid w:val="00A51098"/>
-  </w:style>
-  <w:style w:type="paragraph" w:customStyle="1" w:styleId="AE8135A37A974BC9BFD143D74B36AD95">
-    <w:name w:val="AE8135A37A974BC9BFD143D74B36AD95"/>
-    <w:rsid w:val="00A51098"/>
-  </w:style>
-  <w:style w:type="paragraph" w:customStyle="1" w:styleId="5D35CA28EEB84354845812FB1A43513E">
-    <w:name w:val="5D35CA28EEB84354845812FB1A43513E"/>
-    <w:rsid w:val="00A51098"/>
-  </w:style>
-  <w:style w:type="paragraph" w:customStyle="1" w:styleId="7C5F030C590A407EB16ECBF6FED435B2">
-    <w:name w:val="7C5F030C590A407EB16ECBF6FED435B2"/>
-    <w:rsid w:val="00A51098"/>
-  </w:style>
-  <w:style w:type="paragraph" w:customStyle="1" w:styleId="CB3AE28299A74DB4BC4F4F7562EA8853">
-    <w:name w:val="CB3AE28299A74DB4BC4F4F7562EA8853"/>
-    <w:rsid w:val="00A51098"/>
-  </w:style>
-  <w:style w:type="paragraph" w:customStyle="1" w:styleId="9A7C1B27AC964B6CAE88D9316F269EFD">
-    <w:name w:val="9A7C1B27AC964B6CAE88D9316F269EFD"/>
-    <w:rsid w:val="00A51098"/>
-  </w:style>
-  <w:style w:type="paragraph" w:customStyle="1" w:styleId="7CC01887416F41CC8E6B354F87BA05BA">
-    <w:name w:val="7CC01887416F41CC8E6B354F87BA05BA"/>
-    <w:rsid w:val="00A51098"/>
-  </w:style>
-  <w:style w:type="paragraph" w:customStyle="1" w:styleId="FF6BCF28355C4737A9A6A61EF41CAE14">
-    <w:name w:val="FF6BCF28355C4737A9A6A61EF41CAE14"/>
-    <w:rsid w:val="00A51098"/>
-  </w:style>
-  <w:style w:type="paragraph" w:customStyle="1" w:styleId="594E3583A1284F85B315FAAC18FA3B69">
-    <w:name w:val="594E3583A1284F85B315FAAC18FA3B69"/>
-    <w:rsid w:val="00A51098"/>
-  </w:style>
-  <w:style w:type="paragraph" w:customStyle="1" w:styleId="5B58D297D8354940A085B9A601D56CE0">
-    <w:name w:val="5B58D297D8354940A085B9A601D56CE0"/>
-    <w:rsid w:val="00A51098"/>
-  </w:style>
-  <w:style w:type="paragraph" w:customStyle="1" w:styleId="3E82738D43234F7F948073086572C41F">
-    <w:name w:val="3E82738D43234F7F948073086572C41F"/>
-    <w:rsid w:val="00A51098"/>
-  </w:style>
-  <w:style w:type="paragraph" w:customStyle="1" w:styleId="74AE419922F943939752BC07443A03173">
-    <w:name w:val="74AE419922F943939752BC07443A03173"/>
-    <w:rsid w:val="00A51098"/>
-    <w:pPr>
-      <w:widowControl w:val="0"/>
-      <w:autoSpaceDE w:val="0"/>
-      <w:autoSpaceDN w:val="0"/>
-      <w:spacing w:after="0" w:line="260" w:lineRule="atLeast"/>
-      <w:ind w:left="20"/>
-    </w:pPr>
-    <w:rPr>
-      <w:rFonts w:eastAsia="Franklin Gothic Book" w:cs="Franklin Gothic Book"/>
-      <w:color w:val="171717" w:themeColor="background2" w:themeShade="1A"/>
-      <w:sz w:val="16"/>
-      <w:lang w:val="en-US" w:eastAsia="en-US" w:bidi="en-US"/>
-    </w:rPr>
-  </w:style>
-  <w:style w:type="character" w:customStyle="1" w:styleId="Heading1Char">
-    <w:name w:val="Heading 1 Char"/>
-    <w:basedOn w:val="DefaultParagraphFont"/>
-    <w:link w:val="Heading1"/>
-    <w:uiPriority w:val="9"/>
-    <w:rsid w:val="00A51098"/>
-    <w:rPr>
-      <w:rFonts w:asciiTheme="majorHAnsi" w:eastAsiaTheme="majorEastAsia" w:hAnsiTheme="majorHAnsi" w:cstheme="majorBidi"/>
-      <w:color w:val="2F5496" w:themeColor="accent1" w:themeShade="BF"/>
-      <w:sz w:val="32"/>
-      <w:szCs w:val="32"/>
-      <w:lang w:val="en-US" w:eastAsia="en-US" w:bidi="en-US"/>
-    </w:rPr>
-  </w:style>
-  <w:style w:type="paragraph" w:customStyle="1" w:styleId="AE8135A37A974BC9BFD143D74B36AD951">
-    <w:name w:val="AE8135A37A974BC9BFD143D74B36AD951"/>
-    <w:rsid w:val="00A51098"/>
-    <w:pPr>
-      <w:widowControl w:val="0"/>
-      <w:autoSpaceDE w:val="0"/>
-      <w:autoSpaceDN w:val="0"/>
-      <w:spacing w:after="0" w:line="260" w:lineRule="atLeast"/>
-      <w:ind w:left="20"/>
-    </w:pPr>
-    <w:rPr>
-      <w:rFonts w:eastAsia="Franklin Gothic Book" w:cs="Franklin Gothic Book"/>
-      <w:color w:val="171717" w:themeColor="background2" w:themeShade="1A"/>
-      <w:sz w:val="16"/>
-      <w:lang w:val="en-US" w:eastAsia="en-US" w:bidi="en-US"/>
-    </w:rPr>
-  </w:style>
-  <w:style w:type="paragraph" w:customStyle="1" w:styleId="2F3211CC34DD4EECB24137A01CB6AF4B">
-    <w:name w:val="2F3211CC34DD4EECB24137A01CB6AF4B"/>
-    <w:rsid w:val="00A51098"/>
-  </w:style>
-  <w:style w:type="paragraph" w:customStyle="1" w:styleId="0B3B04E0136C4C2E946EFFC84A97151C">
-    <w:name w:val="0B3B04E0136C4C2E946EFFC84A97151C"/>
-    <w:rsid w:val="00A51098"/>
-  </w:style>
-  <w:style w:type="paragraph" w:customStyle="1" w:styleId="E08D51E74B0E432D8F031D96363D393F">
-    <w:name w:val="E08D51E74B0E432D8F031D96363D393F"/>
-    <w:rsid w:val="00A51098"/>
-  </w:style>
-  <w:style w:type="paragraph" w:customStyle="1" w:styleId="12A19FBBAB894EB29C08EE189FFF3520">
-    <w:name w:val="12A19FBBAB894EB29C08EE189FFF3520"/>
-    <w:rsid w:val="00A51098"/>
-  </w:style>
-  <w:style w:type="paragraph" w:customStyle="1" w:styleId="90EC21065602473BBFCB6EEEB3EF7189">
-    <w:name w:val="90EC21065602473BBFCB6EEEB3EF7189"/>
-    <w:rsid w:val="00A51098"/>
-  </w:style>
-  <w:style w:type="paragraph" w:customStyle="1" w:styleId="8473F69D40BE490ABDADD371AF9483BE">
-    <w:name w:val="8473F69D40BE490ABDADD371AF9483BE"/>
-    <w:rsid w:val="00A51098"/>
-  </w:style>
-  <w:style w:type="paragraph" w:customStyle="1" w:styleId="74AE419922F943939752BC07443A03174">
-    <w:name w:val="74AE419922F943939752BC07443A03174"/>
-    <w:rsid w:val="00A51098"/>
-    <w:pPr>
-      <w:widowControl w:val="0"/>
-      <w:autoSpaceDE w:val="0"/>
-      <w:autoSpaceDN w:val="0"/>
-      <w:spacing w:after="0" w:line="260" w:lineRule="atLeast"/>
-      <w:ind w:left="20"/>
-    </w:pPr>
-    <w:rPr>
-      <w:rFonts w:eastAsia="Franklin Gothic Book" w:cs="Franklin Gothic Book"/>
-      <w:color w:val="171717" w:themeColor="background2" w:themeShade="1A"/>
-      <w:sz w:val="16"/>
-      <w:lang w:val="en-US" w:eastAsia="en-US" w:bidi="en-US"/>
-    </w:rPr>
-  </w:style>
-  <w:style w:type="paragraph" w:customStyle="1" w:styleId="AE8135A37A974BC9BFD143D74B36AD952">
-    <w:name w:val="AE8135A37A974BC9BFD143D74B36AD952"/>
-    <w:rsid w:val="00A51098"/>
-    <w:pPr>
-      <w:widowControl w:val="0"/>
-      <w:autoSpaceDE w:val="0"/>
-      <w:autoSpaceDN w:val="0"/>
-      <w:spacing w:after="0" w:line="260" w:lineRule="atLeast"/>
-      <w:ind w:left="20"/>
-    </w:pPr>
-    <w:rPr>
-      <w:rFonts w:eastAsia="Franklin Gothic Book" w:cs="Franklin Gothic Book"/>
-      <w:color w:val="171717" w:themeColor="background2" w:themeShade="1A"/>
-      <w:sz w:val="16"/>
-      <w:lang w:val="en-US" w:eastAsia="en-US" w:bidi="en-US"/>
-    </w:rPr>
-  </w:style>
-  <w:style w:type="paragraph" w:customStyle="1" w:styleId="11FD672E4DCA48088305B7749C4633D0">
-    <w:name w:val="11FD672E4DCA48088305B7749C4633D0"/>
-    <w:rsid w:val="00984406"/>
-    <w:rPr>
-      <w:lang w:val="en-US" w:eastAsia="en-US"/>
-    </w:rPr>
-  </w:style>
-  <w:style w:type="paragraph" w:customStyle="1" w:styleId="4BBAB3778961475F821EB76D55D24DFA">
-    <w:name w:val="4BBAB3778961475F821EB76D55D24DFA"/>
-    <w:rsid w:val="00984406"/>
-    <w:rPr>
-      <w:lang w:val="en-US" w:eastAsia="en-US"/>
-    </w:rPr>
-  </w:style>
-  <w:style w:type="paragraph" w:customStyle="1" w:styleId="E490D88C22D647E7B7DB4DA1055E4531">
-    <w:name w:val="E490D88C22D647E7B7DB4DA1055E4531"/>
-    <w:rsid w:val="00984406"/>
-    <w:rPr>
-      <w:lang w:val="en-US" w:eastAsia="en-US"/>
-    </w:rPr>
-  </w:style>
-  <w:style w:type="paragraph" w:customStyle="1" w:styleId="D09559C1882C4B91A45127707731BB63">
-    <w:name w:val="D09559C1882C4B91A45127707731BB63"/>
-    <w:rsid w:val="00984406"/>
-    <w:rPr>
-      <w:lang w:val="en-US" w:eastAsia="en-US"/>
-    </w:rPr>
-  </w:style>
-  <w:style w:type="paragraph" w:customStyle="1" w:styleId="AE8135A37A974BC9BFD143D74B36AD953">
-    <w:name w:val="AE8135A37A974BC9BFD143D74B36AD953"/>
-    <w:rsid w:val="00984406"/>
-    <w:pPr>
-      <w:widowControl w:val="0"/>
-      <w:autoSpaceDE w:val="0"/>
-      <w:autoSpaceDN w:val="0"/>
-      <w:spacing w:after="0" w:line="260" w:lineRule="atLeast"/>
-      <w:ind w:left="20"/>
-    </w:pPr>
-    <w:rPr>
-      <w:rFonts w:eastAsia="Franklin Gothic Book" w:cs="Franklin Gothic Book"/>
-      <w:color w:val="171717" w:themeColor="background2" w:themeShade="1A"/>
-      <w:sz w:val="18"/>
-      <w:lang w:val="en-US" w:eastAsia="en-US" w:bidi="en-US"/>
-    </w:rPr>
-  </w:style>
-  <w:style w:type="paragraph" w:customStyle="1" w:styleId="763F5C4BA845492CBFE174EC8CC2C2E5">
-    <w:name w:val="763F5C4BA845492CBFE174EC8CC2C2E5"/>
-    <w:rsid w:val="00984406"/>
-    <w:rPr>
-      <w:lang w:val="en-US" w:eastAsia="en-US"/>
-    </w:rPr>
-  </w:style>
-  <w:style w:type="paragraph" w:customStyle="1" w:styleId="E8B3008C2C354EB9B42E45189C80E378">
-    <w:name w:val="E8B3008C2C354EB9B42E45189C80E378"/>
-    <w:rsid w:val="00984406"/>
-    <w:rPr>
-      <w:lang w:val="en-US" w:eastAsia="en-US"/>
-    </w:rPr>
-  </w:style>
-  <w:style w:type="paragraph" w:customStyle="1" w:styleId="C6A170DD267E415B8D004ADFF73D2F47">
-    <w:name w:val="C6A170DD267E415B8D004ADFF73D2F47"/>
-    <w:rsid w:val="00984406"/>
-    <w:rPr>
-      <w:lang w:val="en-US" w:eastAsia="en-US"/>
-    </w:rPr>
-  </w:style>
-  <w:style w:type="paragraph" w:customStyle="1" w:styleId="C65AA1EBAB5F4C33B465E0DD733FFC06">
-    <w:name w:val="C65AA1EBAB5F4C33B465E0DD733FFC06"/>
-    <w:rsid w:val="00984406"/>
-    <w:rPr>
-      <w:lang w:val="en-US" w:eastAsia="en-US"/>
-    </w:rPr>
-  </w:style>
-  <w:style w:type="paragraph" w:customStyle="1" w:styleId="8B0B84C8DC6A4F6B996F04C4CB51DB7F">
-    <w:name w:val="8B0B84C8DC6A4F6B996F04C4CB51DB7F"/>
-    <w:rsid w:val="00984406"/>
-    <w:rPr>
-      <w:lang w:val="en-US" w:eastAsia="en-US"/>
-    </w:rPr>
-  </w:style>
-  <w:style w:type="paragraph" w:customStyle="1" w:styleId="06CA25FF149E4E6AAD3CFF77A2A30A14">
-    <w:name w:val="06CA25FF149E4E6AAD3CFF77A2A30A14"/>
-    <w:rsid w:val="00984406"/>
-    <w:rPr>
-      <w:lang w:val="en-US" w:eastAsia="en-US"/>
-    </w:rPr>
-  </w:style>
-  <w:style w:type="paragraph" w:customStyle="1" w:styleId="3CFDD0427CE842C8979C728C54A696DE">
-    <w:name w:val="3CFDD0427CE842C8979C728C54A696DE"/>
-    <w:rsid w:val="00984406"/>
-    <w:rPr>
-      <w:lang w:val="en-US" w:eastAsia="en-US"/>
-    </w:rPr>
-  </w:style>
-  <w:style w:type="paragraph" w:customStyle="1" w:styleId="E1FB1F2CA18F45D187604190E4AFA2D9">
-    <w:name w:val="E1FB1F2CA18F45D187604190E4AFA2D9"/>
-    <w:rsid w:val="00984406"/>
-    <w:rPr>
-      <w:lang w:val="en-US" w:eastAsia="en-US"/>
-    </w:rPr>
-  </w:style>
-  <w:style w:type="paragraph" w:customStyle="1" w:styleId="3B6A044BDEEA4EA0879D85A9D6E25DDC">
-    <w:name w:val="3B6A044BDEEA4EA0879D85A9D6E25DDC"/>
-    <w:rsid w:val="00984406"/>
-    <w:rPr>
-      <w:lang w:val="en-US" w:eastAsia="en-US"/>
-    </w:rPr>
-  </w:style>
-</w:styles>
-</file>
-
-<file path=word/glossary/webSettings2.xml><?xml version="1.0" encoding="utf-8"?>
-<w:webSettings xmlns:mc="http://schemas.openxmlformats.org/markup-compatibility/2006" xmlns:r="http://schemas.openxmlformats.org/officeDocument/2006/relationships" xmlns:w="http://schemas.openxmlformats.org/wordprocessingml/2006/main" xmlns:w14="http://schemas.microsoft.com/office/word/2010/wordml" xmlns:w15="http://schemas.microsoft.com/office/word/2012/wordml" xmlns:w16cex="http://schemas.microsoft.com/office/word/2018/wordml/cex" xmlns:w16cid="http://schemas.microsoft.com/office/word/2016/wordml/cid" xmlns:w16="http://schemas.microsoft.com/office/word/2018/wordml" xmlns:w16sdtdh="http://schemas.microsoft.com/office/word/2020/wordml/sdtdatahash" xmlns:w16se="http://schemas.microsoft.com/office/word/2015/wordml/symex" mc:Ignorable="w14 w15 w16se w16cid w16 w16cex w16sdtdh">
-  <w:optimizeForBrowser/>
-  <w:allowPNG/>
-</w:webSettings>
-</file>
-
 <file path=word/theme/theme11.xml><?xml version="1.0" encoding="utf-8"?>
 <a:theme xmlns:a="http://schemas.openxmlformats.org/drawingml/2006/main" name="Office Theme">
   <a:themeElements>
@@ -14361,333 +12033,4 @@
   <a:objectDefaults/>
   <a:extraClrSchemeLst/>
 </a:theme>
-</file>
-
-<file path=customXml/item13.xml><?xml version="1.0" encoding="utf-8"?>
-<ct:contentTypeSchema xmlns:ct="http://schemas.microsoft.com/office/2006/metadata/contentType" xmlns:ma="http://schemas.microsoft.com/office/2006/metadata/properties/metaAttributes" ct:_="" ma:_="" ma:contentTypeName="Document" ma:contentTypeID="0x01010079F111ED35F8CC479449609E8A0923A6" ma:contentTypeVersion="24" ma:contentTypeDescription="Create a new document." ma:contentTypeScope="" ma:versionID="2d714a3296df14eba7a100bb665443ca">
-  <xsd:schema xmlns:xsd="http://www.w3.org/2001/XMLSchema" xmlns:xs="http://www.w3.org/2001/XMLSchema" xmlns:p="http://schemas.microsoft.com/office/2006/metadata/properties" xmlns:ns1="http://schemas.microsoft.com/sharepoint/v3" xmlns:ns2="71af3243-3dd4-4a8d-8c0d-dd76da1f02a5" xmlns:ns3="16c05727-aa75-4e4a-9b5f-8a80a1165891" xmlns:ns4="230e9df3-be65-4c73-a93b-d1236ebd677e" targetNamespace="http://schemas.microsoft.com/office/2006/metadata/properties" ma:root="true" ma:fieldsID="49549bf45bfbbfb6cffed527380e77e1" ns1:_="" ns2:_="" ns3:_="" ns4:_="">
-    <xsd:import namespace="http://schemas.microsoft.com/sharepoint/v3"/>
-    <xsd:import namespace="71af3243-3dd4-4a8d-8c0d-dd76da1f02a5"/>
-    <xsd:import namespace="16c05727-aa75-4e4a-9b5f-8a80a1165891"/>
-    <xsd:import namespace="230e9df3-be65-4c73-a93b-d1236ebd677e"/>
-    <xsd:element name="properties">
-      <xsd:complexType>
-        <xsd:sequence>
-          <xsd:element name="documentManagement">
-            <xsd:complexType>
-              <xsd:all>
-                <xsd:element ref="ns2:Status" minOccurs="0"/>
-                <xsd:element ref="ns2:Image" minOccurs="0"/>
-                <xsd:element ref="ns2:MediaServiceMetadata" minOccurs="0"/>
-                <xsd:element ref="ns2:MediaServiceFastMetadata" minOccurs="0"/>
-                <xsd:element ref="ns2:MediaServiceOCR" minOccurs="0"/>
-                <xsd:element ref="ns2:MediaServiceAutoTags" minOccurs="0"/>
-                <xsd:element ref="ns2:MediaServiceEventHashCode" minOccurs="0"/>
-                <xsd:element ref="ns2:MediaServiceGenerationTime" minOccurs="0"/>
-                <xsd:element ref="ns3:SharedWithUsers" minOccurs="0"/>
-                <xsd:element ref="ns3:SharedWithDetails" minOccurs="0"/>
-                <xsd:element ref="ns2:MediaServiceAutoKeyPoints" minOccurs="0"/>
-                <xsd:element ref="ns2:MediaServiceKeyPoints" minOccurs="0"/>
-                <xsd:element ref="ns2:MediaServiceDateTaken" minOccurs="0"/>
-                <xsd:element ref="ns1:_ip_UnifiedCompliancePolicyProperties" minOccurs="0"/>
-                <xsd:element ref="ns1:_ip_UnifiedCompliancePolicyUIAction" minOccurs="0"/>
-                <xsd:element ref="ns4:TaxCatchAll" minOccurs="0"/>
-                <xsd:element ref="ns2:ImageTagsTaxHTField" minOccurs="0"/>
-                <xsd:element ref="ns2:MediaServiceLocation" minOccurs="0"/>
-                <xsd:element ref="ns2:MediaLengthInSeconds" minOccurs="0"/>
-                <xsd:element ref="ns2:Background" minOccurs="0"/>
-              </xsd:all>
-            </xsd:complexType>
-          </xsd:element>
-        </xsd:sequence>
-      </xsd:complexType>
-    </xsd:element>
-  </xsd:schema>
-  <xsd:schema xmlns:xsd="http://www.w3.org/2001/XMLSchema" xmlns:xs="http://www.w3.org/2001/XMLSchema" xmlns:dms="http://schemas.microsoft.com/office/2006/documentManagement/types" xmlns:pc="http://schemas.microsoft.com/office/infopath/2007/PartnerControls" targetNamespace="http://schemas.microsoft.com/sharepoint/v3" elementFormDefault="qualified">
-    <xsd:import namespace="http://schemas.microsoft.com/office/2006/documentManagement/types"/>
-    <xsd:import namespace="http://schemas.microsoft.com/office/infopath/2007/PartnerControls"/>
-    <xsd:element name="_ip_UnifiedCompliancePolicyProperties" ma:index="20" nillable="true" ma:displayName="Unified Compliance Policy Properties" ma:hidden="true" ma:internalName="_ip_UnifiedCompliancePolicyProperties" ma:readOnly="false">
-      <xsd:simpleType>
-        <xsd:restriction base="dms:Note"/>
-      </xsd:simpleType>
-    </xsd:element>
-    <xsd:element name="_ip_UnifiedCompliancePolicyUIAction" ma:index="21" nillable="true" ma:displayName="Unified Compliance Policy UI Action" ma:hidden="true" ma:internalName="_ip_UnifiedCompliancePolicyUIAction" ma:readOnly="false">
-      <xsd:simpleType>
-        <xsd:restriction base="dms:Text"/>
-      </xsd:simpleType>
-    </xsd:element>
-  </xsd:schema>
-  <xsd:schema xmlns:xsd="http://www.w3.org/2001/XMLSchema" xmlns:xs="http://www.w3.org/2001/XMLSchema" xmlns:dms="http://schemas.microsoft.com/office/2006/documentManagement/types" xmlns:pc="http://schemas.microsoft.com/office/infopath/2007/PartnerControls" targetNamespace="71af3243-3dd4-4a8d-8c0d-dd76da1f02a5" elementFormDefault="qualified">
-    <xsd:import namespace="http://schemas.microsoft.com/office/2006/documentManagement/types"/>
-    <xsd:import namespace="http://schemas.microsoft.com/office/infopath/2007/PartnerControls"/>
-    <xsd:element name="Status" ma:index="2" nillable="true" ma:displayName="Status" ma:default="Not started" ma:format="Dropdown" ma:internalName="Status" ma:readOnly="false">
-      <xsd:simpleType>
-        <xsd:restriction base="dms:Choice">
-          <xsd:enumeration value="Not started"/>
-          <xsd:enumeration value="In Progress"/>
-          <xsd:enumeration value="Completed"/>
-        </xsd:restriction>
-      </xsd:simpleType>
-    </xsd:element>
-    <xsd:element name="Image" ma:index="3" nillable="true" ma:displayName="Image" ma:format="Image" ma:internalName="Image" ma:readOnly="false">
-      <xsd:complexType>
-        <xsd:complexContent>
-          <xsd:extension base="dms:URL">
-            <xsd:sequence>
-              <xsd:element name="Url" type="dms:ValidUrl" minOccurs="0" nillable="true"/>
-              <xsd:element name="Description" type="xsd:string" nillable="true"/>
-            </xsd:sequence>
-          </xsd:extension>
-        </xsd:complexContent>
-      </xsd:complexType>
-    </xsd:element>
-    <xsd:element name="MediaServiceMetadata" ma:index="8" nillable="true" ma:displayName="MediaServiceMetadata" ma:hidden="true" ma:internalName="MediaServiceMetadata" ma:readOnly="true">
-      <xsd:simpleType>
-        <xsd:restriction base="dms:Note"/>
-      </xsd:simpleType>
-    </xsd:element>
-    <xsd:element name="MediaServiceFastMetadata" ma:index="9" nillable="true" ma:displayName="MediaServiceFastMetadata" ma:hidden="true" ma:internalName="MediaServiceFastMetadata" ma:readOnly="true">
-      <xsd:simpleType>
-        <xsd:restriction base="dms:Note"/>
-      </xsd:simpleType>
-    </xsd:element>
-    <xsd:element name="MediaServiceOCR" ma:index="10" nillable="true" ma:displayName="MediaServiceOCR" ma:hidden="true" ma:internalName="MediaServiceOCR" ma:readOnly="true">
-      <xsd:simpleType>
-        <xsd:restriction base="dms:Note"/>
-      </xsd:simpleType>
-    </xsd:element>
-    <xsd:element name="MediaServiceAutoTags" ma:index="11" nillable="true" ma:displayName="MediaServiceAutoTags" ma:hidden="true" ma:internalName="MediaServiceAutoTags" ma:readOnly="true">
-      <xsd:simpleType>
-        <xsd:restriction base="dms:Text"/>
-      </xsd:simpleType>
-    </xsd:element>
-    <xsd:element name="MediaServiceEventHashCode" ma:index="12" nillable="true" ma:displayName="MediaServiceEventHashCode" ma:hidden="true" ma:internalName="MediaServiceEventHashCode" ma:readOnly="true">
-      <xsd:simpleType>
-        <xsd:restriction base="dms:Text"/>
-      </xsd:simpleType>
-    </xsd:element>
-    <xsd:element name="MediaServiceGenerationTime" ma:index="13" nillable="true" ma:displayName="MediaServiceGenerationTime" ma:hidden="true" ma:internalName="MediaServiceGenerationTime" ma:readOnly="true">
-      <xsd:simpleType>
-        <xsd:restriction base="dms:Text"/>
-      </xsd:simpleType>
-    </xsd:element>
-    <xsd:element name="MediaServiceAutoKeyPoints" ma:index="16" nillable="true" ma:displayName="MediaServiceAutoKeyPoints" ma:hidden="true" ma:internalName="MediaServiceAutoKeyPoints" ma:readOnly="true">
-      <xsd:simpleType>
-        <xsd:restriction base="dms:Note"/>
-      </xsd:simpleType>
-    </xsd:element>
-    <xsd:element name="MediaServiceKeyPoints" ma:index="17" nillable="true" ma:displayName="KeyPoints" ma:hidden="true" ma:internalName="MediaServiceKeyPoints" ma:readOnly="false">
-      <xsd:simpleType>
-        <xsd:restriction base="dms:Note"/>
-      </xsd:simpleType>
-    </xsd:element>
-    <xsd:element name="MediaServiceDateTaken" ma:index="18" nillable="true" ma:displayName="MediaServiceDateTaken" ma:hidden="true" ma:internalName="MediaServiceDateTaken" ma:readOnly="true">
-      <xsd:simpleType>
-        <xsd:restriction base="dms:Text"/>
-      </xsd:simpleType>
-    </xsd:element>
-    <xsd:element name="ImageTagsTaxHTField" ma:index="25" nillable="true" ma:taxonomy="true" ma:internalName="ImageTagsTaxHTField" ma:taxonomyFieldName="MediaServiceImageTags" ma:displayName="Image Tags" ma:readOnly="false" ma:fieldId="{5cf76f15-5ced-4ddc-b409-7134ff3c332f}" ma:taxonomyMulti="true" ma:sspId="e385fb40-52d4-4fae-9c5b-3e8ff8a5878e" ma:termSetId="09814cd3-568e-fe90-9814-8d621ff8fb84" ma:anchorId="fba54fb3-c3e1-fe81-a776-ca4b69148c4d" ma:open="true" ma:isKeyword="false">
-      <xsd:complexType>
-        <xsd:sequence>
-          <xsd:element ref="pc:Terms" minOccurs="0" maxOccurs="1"/>
-        </xsd:sequence>
-      </xsd:complexType>
-    </xsd:element>
-    <xsd:element name="MediaServiceLocation" ma:index="26" nillable="true" ma:displayName="Location" ma:hidden="true" ma:internalName="MediaServiceLocation" ma:readOnly="true">
-      <xsd:simpleType>
-        <xsd:restriction base="dms:Text"/>
-      </xsd:simpleType>
-    </xsd:element>
-    <xsd:element name="MediaLengthInSeconds" ma:index="27" nillable="true" ma:displayName="MediaLengthInSeconds" ma:hidden="true" ma:internalName="MediaLengthInSeconds" ma:readOnly="true">
-      <xsd:simpleType>
-        <xsd:restriction base="dms:Unknown"/>
-      </xsd:simpleType>
-    </xsd:element>
-    <xsd:element name="Background" ma:index="28" nillable="true" ma:displayName="Background" ma:default="0" ma:format="Dropdown" ma:internalName="Background">
-      <xsd:simpleType>
-        <xsd:restriction base="dms:Boolean"/>
-      </xsd:simpleType>
-    </xsd:element>
-  </xsd:schema>
-  <xsd:schema xmlns:xsd="http://www.w3.org/2001/XMLSchema" xmlns:xs="http://www.w3.org/2001/XMLSchema" xmlns:dms="http://schemas.microsoft.com/office/2006/documentManagement/types" xmlns:pc="http://schemas.microsoft.com/office/infopath/2007/PartnerControls" targetNamespace="16c05727-aa75-4e4a-9b5f-8a80a1165891" elementFormDefault="qualified">
-    <xsd:import namespace="http://schemas.microsoft.com/office/2006/documentManagement/types"/>
-    <xsd:import namespace="http://schemas.microsoft.com/office/infopath/2007/PartnerControls"/>
-    <xsd:element name="SharedWithUsers" ma:index="14" nillable="true" ma:displayName="Shared With" ma:hidden="true" ma:internalName="SharedWithUsers" ma:readOnly="true">
-      <xsd:complexType>
-        <xsd:complexContent>
-          <xsd:extension base="dms:UserMulti">
-            <xsd:sequence>
-              <xsd:element name="UserInfo" minOccurs="0" maxOccurs="unbounded">
-                <xsd:complexType>
-                  <xsd:sequence>
-                    <xsd:element name="DisplayName" type="xsd:string" minOccurs="0"/>
-                    <xsd:element name="AccountId" type="dms:UserId" minOccurs="0" nillable="true"/>
-                    <xsd:element name="AccountType" type="xsd:string" minOccurs="0"/>
-                  </xsd:sequence>
-                </xsd:complexType>
-              </xsd:element>
-            </xsd:sequence>
-          </xsd:extension>
-        </xsd:complexContent>
-      </xsd:complexType>
-    </xsd:element>
-    <xsd:element name="SharedWithDetails" ma:index="15" nillable="true" ma:displayName="Shared With Details" ma:hidden="true" ma:internalName="SharedWithDetails" ma:readOnly="true">
-      <xsd:simpleType>
-        <xsd:restriction base="dms:Note"/>
-      </xsd:simpleType>
-    </xsd:element>
-  </xsd:schema>
-  <xsd:schema xmlns:xsd="http://www.w3.org/2001/XMLSchema" xmlns:xs="http://www.w3.org/2001/XMLSchema" xmlns:dms="http://schemas.microsoft.com/office/2006/documentManagement/types" xmlns:pc="http://schemas.microsoft.com/office/infopath/2007/PartnerControls" targetNamespace="230e9df3-be65-4c73-a93b-d1236ebd677e" elementFormDefault="qualified">
-    <xsd:import namespace="http://schemas.microsoft.com/office/2006/documentManagement/types"/>
-    <xsd:import namespace="http://schemas.microsoft.com/office/infopath/2007/PartnerControls"/>
-    <xsd:element name="TaxCatchAll" ma:index="23" nillable="true" ma:displayName="Taxonomy Catch All Column" ma:hidden="true" ma:list="{3f6bfcbc-3db3-4ae6-bd76-326f0798ad28}" ma:internalName="TaxCatchAll" ma:readOnly="false" ma:showField="CatchAllData" ma:web="16c05727-aa75-4e4a-9b5f-8a80a1165891">
-      <xsd:complexType>
-        <xsd:complexContent>
-          <xsd:extension base="dms:MultiChoiceLookup">
-            <xsd:sequence>
-              <xsd:element name="Value" type="dms:Lookup" maxOccurs="unbounded" minOccurs="0" nillable="true"/>
-            </xsd:sequence>
-          </xsd:extension>
-        </xsd:complexContent>
-      </xsd:complexType>
-    </xsd:element>
-  </xsd:schema>
-  <xsd:schema xmlns="http://schemas.openxmlformats.org/package/2006/metadata/core-properties" xmlns:xsd="http://www.w3.org/2001/XMLSchema" xmlns:xsi="http://www.w3.org/2001/XMLSchema-instance" xmlns:dc="http://purl.org/dc/elements/1.1/" xmlns:dcterms="http://purl.org/dc/terms/" xmlns:odoc="http://schemas.microsoft.com/internal/obd" targetNamespace="http://schemas.openxmlformats.org/package/2006/metadata/core-properties" elementFormDefault="qualified" attributeFormDefault="unqualified" blockDefault="#all">
-    <xsd:import namespace="http://purl.org/dc/elements/1.1/" schemaLocation="http://dublincore.org/schemas/xmls/qdc/2003/04/02/dc.xsd"/>
-    <xsd:import namespace="http://purl.org/dc/terms/" schemaLocation="http://dublincore.org/schemas/xmls/qdc/2003/04/02/dcterms.xsd"/>
-    <xsd:element name="coreProperties" type="CT_coreProperties"/>
-    <xsd:complexType name="CT_coreProperties">
-      <xsd:all>
-        <xsd:element ref="dc:creator" minOccurs="0" maxOccurs="1"/>
-        <xsd:element ref="dcterms:created" minOccurs="0" maxOccurs="1"/>
-        <xsd:element ref="dc:identifier" minOccurs="0" maxOccurs="1"/>
-        <xsd:element name="contentType" minOccurs="0" maxOccurs="1" type="xsd:string" ma:displayName="Content Type"/>
-        <xsd:element ref="dc:title" minOccurs="0" maxOccurs="1" ma:index="1" ma:displayName="Title"/>
-        <xsd:element ref="dc:subject" minOccurs="0" maxOccurs="1"/>
-        <xsd:element ref="dc:description" minOccurs="0" maxOccurs="1"/>
-        <xsd:element name="keywords" minOccurs="0" maxOccurs="1" type="xsd:string"/>
-        <xsd:element ref="dc:language" minOccurs="0" maxOccurs="1"/>
-        <xsd:element name="category" minOccurs="0" maxOccurs="1" type="xsd:string"/>
-        <xsd:element name="version" minOccurs="0" maxOccurs="1" type="xsd:string"/>
-        <xsd:element name="revision" minOccurs="0" maxOccurs="1" type="xsd:string">
-          <xsd:annotation>
-            <xsd:documentation>
-                        This value indicates the number of saves or revisions. The application is responsible for updating this value after each revision.
-                    </xsd:documentation>
-          </xsd:annotation>
-        </xsd:element>
-        <xsd:element name="lastModifiedBy" minOccurs="0" maxOccurs="1" type="xsd:string"/>
-        <xsd:element ref="dcterms:modified" minOccurs="0" maxOccurs="1"/>
-        <xsd:element name="contentStatus" minOccurs="0" maxOccurs="1" type="xsd:string"/>
-      </xsd:all>
-    </xsd:complexType>
-  </xsd:schema>
-  <xs:schema xmlns:pc="http://schemas.microsoft.com/office/infopath/2007/PartnerControls" xmlns:xs="http://www.w3.org/2001/XMLSchema" targetNamespace="http://schemas.microsoft.com/office/infopath/2007/PartnerControls" elementFormDefault="qualified" attributeFormDefault="unqualified">
-    <xs:element name="Person">
-      <xs:complexType>
-        <xs:sequence>
-          <xs:element ref="pc:DisplayName" minOccurs="0"/>
-          <xs:element ref="pc:AccountId" minOccurs="0"/>
-          <xs:element ref="pc:AccountType" minOccurs="0"/>
-        </xs:sequence>
-      </xs:complexType>
-    </xs:element>
-    <xs:element name="DisplayName" type="xs:string"/>
-    <xs:element name="AccountId" type="xs:string"/>
-    <xs:element name="AccountType" type="xs:string"/>
-    <xs:element name="BDCAssociatedEntity">
-      <xs:complexType>
-        <xs:sequence>
-          <xs:element ref="pc:BDCEntity" minOccurs="0" maxOccurs="unbounded"/>
-        </xs:sequence>
-        <xs:attribute ref="pc:EntityNamespace"/>
-        <xs:attribute ref="pc:EntityName"/>
-        <xs:attribute ref="pc:SystemInstanceName"/>
-        <xs:attribute ref="pc:AssociationName"/>
-      </xs:complexType>
-    </xs:element>
-    <xs:attribute name="EntityNamespace" type="xs:string"/>
-    <xs:attribute name="EntityName" type="xs:string"/>
-    <xs:attribute name="SystemInstanceName" type="xs:string"/>
-    <xs:attribute name="AssociationName" type="xs:string"/>
-    <xs:element name="BDCEntity">
-      <xs:complexType>
-        <xs:sequence>
-          <xs:element ref="pc:EntityDisplayName" minOccurs="0"/>
-          <xs:element ref="pc:EntityInstanceReference" minOccurs="0"/>
-          <xs:element ref="pc:EntityId1" minOccurs="0"/>
-          <xs:element ref="pc:EntityId2" minOccurs="0"/>
-          <xs:element ref="pc:EntityId3" minOccurs="0"/>
-          <xs:element ref="pc:EntityId4" minOccurs="0"/>
-          <xs:element ref="pc:EntityId5" minOccurs="0"/>
-        </xs:sequence>
-      </xs:complexType>
-    </xs:element>
-    <xs:element name="EntityDisplayName" type="xs:string"/>
-    <xs:element name="EntityInstanceReference" type="xs:string"/>
-    <xs:element name="EntityId1" type="xs:string"/>
-    <xs:element name="EntityId2" type="xs:string"/>
-    <xs:element name="EntityId3" type="xs:string"/>
-    <xs:element name="EntityId4" type="xs:string"/>
-    <xs:element name="EntityId5" type="xs:string"/>
-    <xs:element name="Terms">
-      <xs:complexType>
-        <xs:sequence>
-          <xs:element ref="pc:TermInfo" minOccurs="0" maxOccurs="unbounded"/>
-        </xs:sequence>
-      </xs:complexType>
-    </xs:element>
-    <xs:element name="TermInfo">
-      <xs:complexType>
-        <xs:sequence>
-          <xs:element ref="pc:TermName" minOccurs="0"/>
-          <xs:element ref="pc:TermId" minOccurs="0"/>
-        </xs:sequence>
-      </xs:complexType>
-    </xs:element>
-    <xs:element name="TermName" type="xs:string"/>
-    <xs:element name="TermId" type="xs:string"/>
-  </xs:schema>
-</ct:contentTypeSchema>
-</file>
-
-<file path=customXml/item22.xml><?xml version="1.0" encoding="utf-8"?>
-<?mso-contentType ?>
-<FormTemplates xmlns="http://schemas.microsoft.com/sharepoint/v3/contenttype/forms">
-  <Display>DocumentLibraryForm</Display>
-  <Edit>DocumentLibraryForm</Edit>
-  <New>DocumentLibraryForm</New>
-</FormTemplates>
-</file>
-
-<file path=customXml/item3.xml><?xml version="1.0" encoding="utf-8"?>
-<p:properties xmlns:p="http://schemas.microsoft.com/office/2006/metadata/properties" xmlns:xsi="http://www.w3.org/2001/XMLSchema-instance" xmlns:pc="http://schemas.microsoft.com/office/infopath/2007/PartnerControls">
-  <documentManagement>
-    <_ip_UnifiedCompliancePolicyUIAction xmlns="http://schemas.microsoft.com/sharepoint/v3" xsi:nil="true"/>
-    <Image xmlns="71af3243-3dd4-4a8d-8c0d-dd76da1f02a5">
-      <Url xsi:nil="true"/>
-      <Description xsi:nil="true"/>
-    </Image>
-    <Status xmlns="71af3243-3dd4-4a8d-8c0d-dd76da1f02a5">Not started</Status>
-    <Background xmlns="71af3243-3dd4-4a8d-8c0d-dd76da1f02a5">false</Background>
-    <_ip_UnifiedCompliancePolicyProperties xmlns="http://schemas.microsoft.com/sharepoint/v3" xsi:nil="true"/>
-    <ImageTagsTaxHTField xmlns="71af3243-3dd4-4a8d-8c0d-dd76da1f02a5">
-      <Terms xmlns="http://schemas.microsoft.com/office/infopath/2007/PartnerControls"/>
-    </ImageTagsTaxHTField>
-    <TaxCatchAll xmlns="230e9df3-be65-4c73-a93b-d1236ebd677e" xsi:nil="true"/>
-    <MediaServiceKeyPoints xmlns="71af3243-3dd4-4a8d-8c0d-dd76da1f02a5" xsi:nil="true"/>
-  </documentManagement>
-</p:properties>
-</file>
-
-<file path=customXml/itemProps13.xml><?xml version="1.0" encoding="utf-8"?>
-<ds:datastoreItem xmlns:ds="http://schemas.openxmlformats.org/officeDocument/2006/customXml" ds:itemID="{E4C3B997-1358-41DF-8F7F-2A9BF09F97AD}"/>
-</file>
-
-<file path=customXml/itemProps22.xml><?xml version="1.0" encoding="utf-8"?>
-<ds:datastoreItem xmlns:ds="http://schemas.openxmlformats.org/officeDocument/2006/customXml" ds:itemID="{20EA668E-51D8-4EE6-BC9B-DBC1F54A6D6E}"/>
-</file>
-
-<file path=customXml/itemProps31.xml><?xml version="1.0" encoding="utf-8"?>
-<ds:datastoreItem xmlns:ds="http://schemas.openxmlformats.org/officeDocument/2006/customXml" ds:itemID="{C5A797D4-2F7F-42BA-9ED7-D8AB34D1D15B}"/>
 </file>